--- a/8.资源管理/2.运行记录类文件/080203-备品备件应用提升情况说明(截止2025年12月).docx
+++ b/8.资源管理/2.运行记录类文件/080203-备品备件应用提升情况说明(截止2025年12月).docx
@@ -1,10 +1,10 @@
 
 <file path=word/document.xml><?xml version="1.0" encoding="utf-8"?>
-<w:document xmlns:ve="http://schemas.openxmlformats.org/markup-compatibility/2006" xmlns:o="urn:schemas-microsoft-com:office:office" xmlns:r="http://schemas.openxmlformats.org/officeDocument/2006/relationships" xmlns:m="http://schemas.openxmlformats.org/officeDocument/2006/math" xmlns:v="urn:schemas-microsoft-com:vml" xmlns:wp="http://schemas.openxmlformats.org/drawingml/2006/wordprocessingDrawing" xmlns:w10="urn:schemas-microsoft-com:office:word" xmlns:w="http://schemas.openxmlformats.org/wordprocessingml/2006/main" xmlns:wne="http://schemas.microsoft.com/office/word/2006/wordml">
+<w:document xmlns:wpc="http://schemas.microsoft.com/office/word/2010/wordprocessingCanvas" xmlns:mc="http://schemas.openxmlformats.org/markup-compatibility/2006" xmlns:o="urn:schemas-microsoft-com:office:office" xmlns:r="http://schemas.openxmlformats.org/officeDocument/2006/relationships" xmlns:m="http://schemas.openxmlformats.org/officeDocument/2006/math" xmlns:v="urn:schemas-microsoft-com:vml" xmlns:wp14="http://schemas.microsoft.com/office/word/2010/wordprocessingDrawing" xmlns:wp="http://schemas.openxmlformats.org/drawingml/2006/wordprocessingDrawing" xmlns:w="http://schemas.openxmlformats.org/wordprocessingml/2006/main" xmlns:w14="http://schemas.microsoft.com/office/word/2010/wordml" xmlns:w10="urn:schemas-microsoft-com:office:word" xmlns:w15="http://schemas.microsoft.com/office/word/2012/wordml" xmlns:wpg="http://schemas.microsoft.com/office/word/2010/wordprocessingGroup" xmlns:wpi="http://schemas.microsoft.com/office/word/2010/wordprocessingInk" xmlns:wne="http://schemas.microsoft.com/office/word/2006/wordml" xmlns:wps="http://schemas.microsoft.com/office/word/2010/wordprocessingShape" xmlns:wpsCustomData="http://www.wps.cn/officeDocument/2013/wpsCustomData" mc:Ignorable="w14 w15 wp14">
   <w:body>
     <w:p>
       <w:pPr>
-        <w:pStyle w:val="ad"/>
+        <w:pStyle w:val="32"/>
         <w:spacing w:after="1440"/>
         <w:rPr>
           <w:rFonts w:hint="default"/>
@@ -14,37 +14,33 @@
     </w:p>
     <w:p>
       <w:pPr>
-        <w:pStyle w:val="ad"/>
+        <w:pStyle w:val="32"/>
         <w:spacing w:after="1440"/>
         <w:rPr>
           <w:rFonts w:hint="default"/>
         </w:rPr>
       </w:pPr>
-      <w:proofErr w:type="spellStart"/>
       <w:r>
         <w:t>备品备件应用提升情况总结说明</w:t>
       </w:r>
       <w:bookmarkEnd w:id="0"/>
-      <w:proofErr w:type="spellEnd"/>
-    </w:p>
-    <w:p>
-      <w:pPr>
-        <w:pStyle w:val="a4"/>
+    </w:p>
+    <w:p>
+      <w:pPr>
+        <w:pStyle w:val="12"/>
         <w:spacing w:line="247" w:lineRule="auto"/>
       </w:pPr>
     </w:p>
     <w:p>
       <w:pPr>
-        <w:pStyle w:val="ae"/>
+        <w:pStyle w:val="33"/>
         <w:spacing w:after="2160"/>
       </w:pPr>
       <w:bookmarkStart w:id="1" w:name="_Toc16084"/>
-      <w:proofErr w:type="spellStart"/>
       <w:r>
         <w:t>江苏云储智能科技有限公司</w:t>
       </w:r>
       <w:bookmarkEnd w:id="1"/>
-      <w:proofErr w:type="spellEnd"/>
     </w:p>
     <w:p>
       <w:pPr>
@@ -67,7 +63,7 @@
       </w:r>
       <w:r>
         <w:rPr>
-          <w:rFonts w:ascii="宋体" w:hAnsi="宋体" w:cs="宋体" w:hint="eastAsia"/>
+          <w:rFonts w:hint="eastAsia" w:ascii="宋体" w:hAnsi="宋体" w:cs="宋体"/>
           <w:spacing w:val="-10"/>
           <w:sz w:val="36"/>
           <w:szCs w:val="36"/>
@@ -96,7 +92,7 @@
         <w:sectPr>
           <w:pgSz w:w="11906" w:h="16839"/>
           <w:pgMar w:top="1431" w:right="1785" w:bottom="0" w:left="1785" w:header="0" w:footer="0" w:gutter="0"/>
-          <w:cols w:space="720"/>
+          <w:cols w:space="720" w:num="1"/>
         </w:sectPr>
       </w:pPr>
     </w:p>
@@ -112,7 +108,6 @@
         </w:rPr>
       </w:pPr>
       <w:bookmarkStart w:id="2" w:name="_Toc30135"/>
-      <w:proofErr w:type="spellStart"/>
       <w:r>
         <w:rPr>
           <w:rFonts w:ascii="宋体" w:hAnsi="宋体" w:cs="宋体"/>
@@ -120,11 +115,9 @@
           <w:sz w:val="28"/>
           <w:szCs w:val="28"/>
         </w:rPr>
-        <w:lastRenderedPageBreak/>
         <w:t>文档信息</w:t>
       </w:r>
       <w:bookmarkEnd w:id="2"/>
-      <w:proofErr w:type="spellEnd"/>
     </w:p>
     <w:p>
       <w:pPr>
@@ -133,19 +126,24 @@
     </w:p>
     <w:tbl>
       <w:tblPr>
-        <w:tblStyle w:val="TableNormal0"/>
+        <w:tblStyle w:val="25"/>
         <w:tblW w:w="8646" w:type="dxa"/>
         <w:tblInd w:w="578" w:type="dxa"/>
         <w:tblBorders>
-          <w:top w:val="single" w:sz="4" w:space="0" w:color="000000"/>
-          <w:left w:val="single" w:sz="4" w:space="0" w:color="000000"/>
-          <w:bottom w:val="single" w:sz="4" w:space="0" w:color="000000"/>
-          <w:right w:val="single" w:sz="4" w:space="0" w:color="000000"/>
-          <w:insideH w:val="single" w:sz="4" w:space="0" w:color="000000"/>
-          <w:insideV w:val="single" w:sz="4" w:space="0" w:color="000000"/>
+          <w:top w:val="single" w:color="000000" w:sz="4" w:space="0"/>
+          <w:left w:val="single" w:color="000000" w:sz="4" w:space="0"/>
+          <w:bottom w:val="single" w:color="000000" w:sz="4" w:space="0"/>
+          <w:right w:val="single" w:color="000000" w:sz="4" w:space="0"/>
+          <w:insideH w:val="single" w:color="000000" w:sz="4" w:space="0"/>
+          <w:insideV w:val="single" w:color="000000" w:sz="4" w:space="0"/>
         </w:tblBorders>
         <w:tblLayout w:type="fixed"/>
-        <w:tblLook w:val="04A0"/>
+        <w:tblCellMar>
+          <w:top w:w="0" w:type="dxa"/>
+          <w:left w:w="0" w:type="dxa"/>
+          <w:bottom w:w="0" w:type="dxa"/>
+          <w:right w:w="0" w:type="dxa"/>
+        </w:tblCellMar>
       </w:tblPr>
       <w:tblGrid>
         <w:gridCol w:w="1704"/>
@@ -155,8 +153,24 @@
         <w:gridCol w:w="1562"/>
       </w:tblGrid>
       <w:tr>
+        <w:tblPrEx>
+          <w:tblBorders>
+            <w:top w:val="single" w:color="000000" w:sz="4" w:space="0"/>
+            <w:left w:val="single" w:color="000000" w:sz="4" w:space="0"/>
+            <w:bottom w:val="single" w:color="000000" w:sz="4" w:space="0"/>
+            <w:right w:val="single" w:color="000000" w:sz="4" w:space="0"/>
+            <w:insideH w:val="single" w:color="000000" w:sz="4" w:space="0"/>
+            <w:insideV w:val="single" w:color="000000" w:sz="4" w:space="0"/>
+          </w:tblBorders>
+          <w:tblCellMar>
+            <w:top w:w="0" w:type="dxa"/>
+            <w:left w:w="0" w:type="dxa"/>
+            <w:bottom w:w="0" w:type="dxa"/>
+            <w:right w:w="0" w:type="dxa"/>
+          </w:tblCellMar>
+        </w:tblPrEx>
         <w:trPr>
-          <w:trHeight w:val="611"/>
+          <w:trHeight w:val="611" w:hRule="atLeast"/>
         </w:trPr>
         <w:tc>
           <w:tcPr>
@@ -164,18 +178,16 @@
           </w:tcPr>
           <w:p>
             <w:pPr>
-              <w:pStyle w:val="TableText"/>
+              <w:pStyle w:val="26"/>
               <w:spacing w:before="139" w:line="220" w:lineRule="auto"/>
               <w:ind w:left="225"/>
             </w:pPr>
-            <w:proofErr w:type="spellStart"/>
             <w:r>
               <w:rPr>
                 <w:spacing w:val="-2"/>
               </w:rPr>
               <w:t>文档名称编号</w:t>
             </w:r>
-            <w:proofErr w:type="spellEnd"/>
           </w:p>
         </w:tc>
         <w:tc>
@@ -185,24 +197,38 @@
           </w:tcPr>
           <w:p>
             <w:pPr>
-              <w:pStyle w:val="TableText"/>
+              <w:pStyle w:val="26"/>
               <w:spacing w:before="139" w:line="220" w:lineRule="auto"/>
               <w:ind w:left="110"/>
             </w:pPr>
-            <w:proofErr w:type="spellStart"/>
             <w:r>
               <w:rPr>
                 <w:spacing w:val="-1"/>
               </w:rPr>
               <w:t>备品备件应用提升情况总结说明</w:t>
             </w:r>
-            <w:proofErr w:type="spellEnd"/>
           </w:p>
         </w:tc>
       </w:tr>
       <w:tr>
+        <w:tblPrEx>
+          <w:tblBorders>
+            <w:top w:val="single" w:color="000000" w:sz="4" w:space="0"/>
+            <w:left w:val="single" w:color="000000" w:sz="4" w:space="0"/>
+            <w:bottom w:val="single" w:color="000000" w:sz="4" w:space="0"/>
+            <w:right w:val="single" w:color="000000" w:sz="4" w:space="0"/>
+            <w:insideH w:val="single" w:color="000000" w:sz="4" w:space="0"/>
+            <w:insideV w:val="single" w:color="000000" w:sz="4" w:space="0"/>
+          </w:tblBorders>
+          <w:tblCellMar>
+            <w:top w:w="0" w:type="dxa"/>
+            <w:left w:w="0" w:type="dxa"/>
+            <w:bottom w:w="0" w:type="dxa"/>
+            <w:right w:w="0" w:type="dxa"/>
+          </w:tblCellMar>
+        </w:tblPrEx>
         <w:trPr>
-          <w:trHeight w:val="606"/>
+          <w:trHeight w:val="606" w:hRule="atLeast"/>
         </w:trPr>
         <w:tc>
           <w:tcPr>
@@ -210,18 +236,16 @@
           </w:tcPr>
           <w:p>
             <w:pPr>
-              <w:pStyle w:val="TableText"/>
+              <w:pStyle w:val="26"/>
               <w:spacing w:before="136" w:line="220" w:lineRule="auto"/>
               <w:ind w:left="435"/>
             </w:pPr>
-            <w:proofErr w:type="spellStart"/>
             <w:r>
               <w:rPr>
                 <w:spacing w:val="-2"/>
               </w:rPr>
               <w:t>编制单位</w:t>
             </w:r>
-            <w:proofErr w:type="spellEnd"/>
           </w:p>
         </w:tc>
         <w:tc>
@@ -231,24 +255,38 @@
           </w:tcPr>
           <w:p>
             <w:pPr>
-              <w:pStyle w:val="TableText"/>
+              <w:pStyle w:val="26"/>
               <w:spacing w:before="137" w:line="219" w:lineRule="auto"/>
               <w:ind w:left="108"/>
             </w:pPr>
-            <w:proofErr w:type="spellStart"/>
             <w:r>
               <w:rPr>
                 <w:spacing w:val="-1"/>
               </w:rPr>
               <w:t>江苏云储智能科技有限公司</w:t>
             </w:r>
-            <w:proofErr w:type="spellEnd"/>
           </w:p>
         </w:tc>
       </w:tr>
       <w:tr>
+        <w:tblPrEx>
+          <w:tblBorders>
+            <w:top w:val="single" w:color="000000" w:sz="4" w:space="0"/>
+            <w:left w:val="single" w:color="000000" w:sz="4" w:space="0"/>
+            <w:bottom w:val="single" w:color="000000" w:sz="4" w:space="0"/>
+            <w:right w:val="single" w:color="000000" w:sz="4" w:space="0"/>
+            <w:insideH w:val="single" w:color="000000" w:sz="4" w:space="0"/>
+            <w:insideV w:val="single" w:color="000000" w:sz="4" w:space="0"/>
+          </w:tblBorders>
+          <w:tblCellMar>
+            <w:top w:w="0" w:type="dxa"/>
+            <w:left w:w="0" w:type="dxa"/>
+            <w:bottom w:w="0" w:type="dxa"/>
+            <w:right w:w="0" w:type="dxa"/>
+          </w:tblCellMar>
+        </w:tblPrEx>
         <w:trPr>
-          <w:trHeight w:val="606"/>
+          <w:trHeight w:val="606" w:hRule="atLeast"/>
         </w:trPr>
         <w:tc>
           <w:tcPr>
@@ -256,18 +294,16 @@
           </w:tcPr>
           <w:p>
             <w:pPr>
-              <w:pStyle w:val="TableText"/>
+              <w:pStyle w:val="26"/>
               <w:spacing w:before="139" w:line="219" w:lineRule="auto"/>
               <w:ind w:left="435"/>
             </w:pPr>
-            <w:proofErr w:type="spellStart"/>
             <w:r>
               <w:rPr>
                 <w:spacing w:val="-2"/>
               </w:rPr>
               <w:t>文档版本</w:t>
             </w:r>
-            <w:proofErr w:type="spellEnd"/>
           </w:p>
         </w:tc>
         <w:tc>
@@ -276,18 +312,16 @@
           </w:tcPr>
           <w:p>
             <w:pPr>
-              <w:pStyle w:val="TableText"/>
+              <w:pStyle w:val="26"/>
               <w:spacing w:before="139" w:line="219" w:lineRule="auto"/>
               <w:ind w:left="361"/>
             </w:pPr>
-            <w:proofErr w:type="spellStart"/>
             <w:r>
               <w:rPr>
                 <w:spacing w:val="-2"/>
               </w:rPr>
               <w:t>版本日期</w:t>
             </w:r>
-            <w:proofErr w:type="spellEnd"/>
           </w:p>
         </w:tc>
         <w:tc>
@@ -296,18 +330,16 @@
           </w:tcPr>
           <w:p>
             <w:pPr>
-              <w:pStyle w:val="TableText"/>
+              <w:pStyle w:val="26"/>
               <w:spacing w:before="139" w:line="219" w:lineRule="auto"/>
               <w:ind w:left="646"/>
             </w:pPr>
-            <w:proofErr w:type="spellStart"/>
             <w:r>
               <w:rPr>
                 <w:spacing w:val="-2"/>
               </w:rPr>
               <w:t>版本说明</w:t>
             </w:r>
-            <w:proofErr w:type="spellEnd"/>
           </w:p>
         </w:tc>
         <w:tc>
@@ -316,7 +348,7 @@
           </w:tcPr>
           <w:p>
             <w:pPr>
-              <w:pStyle w:val="TableText"/>
+              <w:pStyle w:val="26"/>
               <w:spacing w:before="139" w:line="220" w:lineRule="auto"/>
               <w:ind w:left="594"/>
             </w:pPr>
@@ -346,24 +378,38 @@
           </w:tcPr>
           <w:p>
             <w:pPr>
-              <w:pStyle w:val="TableText"/>
+              <w:pStyle w:val="26"/>
               <w:spacing w:before="139" w:line="220" w:lineRule="auto"/>
               <w:ind w:left="587"/>
             </w:pPr>
-            <w:proofErr w:type="spellStart"/>
             <w:r>
               <w:rPr>
                 <w:spacing w:val="-5"/>
               </w:rPr>
               <w:t>审核</w:t>
             </w:r>
-            <w:proofErr w:type="spellEnd"/>
           </w:p>
         </w:tc>
       </w:tr>
       <w:tr>
+        <w:tblPrEx>
+          <w:tblBorders>
+            <w:top w:val="single" w:color="000000" w:sz="4" w:space="0"/>
+            <w:left w:val="single" w:color="000000" w:sz="4" w:space="0"/>
+            <w:bottom w:val="single" w:color="000000" w:sz="4" w:space="0"/>
+            <w:right w:val="single" w:color="000000" w:sz="4" w:space="0"/>
+            <w:insideH w:val="single" w:color="000000" w:sz="4" w:space="0"/>
+            <w:insideV w:val="single" w:color="000000" w:sz="4" w:space="0"/>
+          </w:tblBorders>
+          <w:tblCellMar>
+            <w:top w:w="0" w:type="dxa"/>
+            <w:left w:w="0" w:type="dxa"/>
+            <w:bottom w:w="0" w:type="dxa"/>
+            <w:right w:w="0" w:type="dxa"/>
+          </w:tblCellMar>
+        </w:tblPrEx>
         <w:trPr>
-          <w:trHeight w:val="474"/>
+          <w:trHeight w:val="474" w:hRule="atLeast"/>
         </w:trPr>
         <w:tc>
           <w:tcPr>
@@ -371,7 +417,7 @@
           </w:tcPr>
           <w:p>
             <w:pPr>
-              <w:pStyle w:val="TableText"/>
+              <w:pStyle w:val="26"/>
               <w:spacing w:before="104" w:line="239" w:lineRule="auto"/>
               <w:ind w:left="638"/>
             </w:pPr>
@@ -389,7 +435,7 @@
           </w:tcPr>
           <w:p>
             <w:pPr>
-              <w:pStyle w:val="TableText"/>
+              <w:pStyle w:val="26"/>
               <w:spacing w:before="104"/>
               <w:ind w:left="362"/>
             </w:pPr>
@@ -421,18 +467,16 @@
           </w:tcPr>
           <w:p>
             <w:pPr>
-              <w:pStyle w:val="TableText"/>
+              <w:pStyle w:val="26"/>
               <w:spacing w:before="74" w:line="219" w:lineRule="auto"/>
               <w:ind w:left="648"/>
             </w:pPr>
-            <w:proofErr w:type="spellStart"/>
             <w:r>
               <w:rPr>
                 <w:spacing w:val="-3"/>
               </w:rPr>
               <w:t>发布版本</w:t>
             </w:r>
-            <w:proofErr w:type="spellEnd"/>
           </w:p>
         </w:tc>
         <w:tc>
@@ -441,7 +485,7 @@
           </w:tcPr>
           <w:p>
             <w:pPr>
-              <w:pStyle w:val="TableText"/>
+              <w:pStyle w:val="26"/>
               <w:spacing w:before="75" w:line="220" w:lineRule="auto"/>
               <w:ind w:left="551"/>
               <w:rPr>
@@ -463,24 +507,38 @@
           </w:tcPr>
           <w:p>
             <w:pPr>
-              <w:pStyle w:val="TableText"/>
+              <w:pStyle w:val="26"/>
               <w:spacing w:before="74" w:line="220" w:lineRule="auto"/>
               <w:ind w:left="476"/>
             </w:pPr>
-            <w:proofErr w:type="spellStart"/>
             <w:r>
               <w:rPr>
                 <w:spacing w:val="-3"/>
               </w:rPr>
               <w:t>史晓玲</w:t>
             </w:r>
-            <w:proofErr w:type="spellEnd"/>
           </w:p>
         </w:tc>
       </w:tr>
       <w:tr>
+        <w:tblPrEx>
+          <w:tblBorders>
+            <w:top w:val="single" w:color="000000" w:sz="4" w:space="0"/>
+            <w:left w:val="single" w:color="000000" w:sz="4" w:space="0"/>
+            <w:bottom w:val="single" w:color="000000" w:sz="4" w:space="0"/>
+            <w:right w:val="single" w:color="000000" w:sz="4" w:space="0"/>
+            <w:insideH w:val="single" w:color="000000" w:sz="4" w:space="0"/>
+            <w:insideV w:val="single" w:color="000000" w:sz="4" w:space="0"/>
+          </w:tblBorders>
+          <w:tblCellMar>
+            <w:top w:w="0" w:type="dxa"/>
+            <w:left w:w="0" w:type="dxa"/>
+            <w:bottom w:w="0" w:type="dxa"/>
+            <w:right w:w="0" w:type="dxa"/>
+          </w:tblCellMar>
+        </w:tblPrEx>
         <w:trPr>
-          <w:trHeight w:val="474"/>
+          <w:trHeight w:val="474" w:hRule="atLeast"/>
         </w:trPr>
         <w:tc>
           <w:tcPr>
@@ -514,8 +572,24 @@
         </w:tc>
       </w:tr>
       <w:tr>
+        <w:tblPrEx>
+          <w:tblBorders>
+            <w:top w:val="single" w:color="000000" w:sz="4" w:space="0"/>
+            <w:left w:val="single" w:color="000000" w:sz="4" w:space="0"/>
+            <w:bottom w:val="single" w:color="000000" w:sz="4" w:space="0"/>
+            <w:right w:val="single" w:color="000000" w:sz="4" w:space="0"/>
+            <w:insideH w:val="single" w:color="000000" w:sz="4" w:space="0"/>
+            <w:insideV w:val="single" w:color="000000" w:sz="4" w:space="0"/>
+          </w:tblBorders>
+          <w:tblCellMar>
+            <w:top w:w="0" w:type="dxa"/>
+            <w:left w:w="0" w:type="dxa"/>
+            <w:bottom w:w="0" w:type="dxa"/>
+            <w:right w:w="0" w:type="dxa"/>
+          </w:tblCellMar>
+        </w:tblPrEx>
         <w:trPr>
-          <w:trHeight w:val="528"/>
+          <w:trHeight w:val="528" w:hRule="atLeast"/>
         </w:trPr>
         <w:tc>
           <w:tcPr>
@@ -549,8 +623,24 @@
         </w:tc>
       </w:tr>
       <w:tr>
+        <w:tblPrEx>
+          <w:tblBorders>
+            <w:top w:val="single" w:color="000000" w:sz="4" w:space="0"/>
+            <w:left w:val="single" w:color="000000" w:sz="4" w:space="0"/>
+            <w:bottom w:val="single" w:color="000000" w:sz="4" w:space="0"/>
+            <w:right w:val="single" w:color="000000" w:sz="4" w:space="0"/>
+            <w:insideH w:val="single" w:color="000000" w:sz="4" w:space="0"/>
+            <w:insideV w:val="single" w:color="000000" w:sz="4" w:space="0"/>
+          </w:tblBorders>
+          <w:tblCellMar>
+            <w:top w:w="0" w:type="dxa"/>
+            <w:left w:w="0" w:type="dxa"/>
+            <w:bottom w:w="0" w:type="dxa"/>
+            <w:right w:w="0" w:type="dxa"/>
+          </w:tblCellMar>
+        </w:tblPrEx>
         <w:trPr>
-          <w:trHeight w:val="589"/>
+          <w:trHeight w:val="589" w:hRule="atLeast"/>
         </w:trPr>
         <w:tc>
           <w:tcPr>
@@ -586,17 +676,17 @@
     </w:tbl>
     <w:p>
       <w:pPr>
-        <w:pStyle w:val="a4"/>
+        <w:pStyle w:val="12"/>
       </w:pPr>
     </w:p>
     <w:p>
       <w:pPr>
         <w:sectPr>
-          <w:headerReference w:type="default" r:id="rId8"/>
-          <w:footerReference w:type="default" r:id="rId9"/>
+          <w:headerReference r:id="rId5" w:type="default"/>
+          <w:footerReference r:id="rId6" w:type="default"/>
           <w:pgSz w:w="11906" w:h="16839"/>
           <w:pgMar w:top="1246" w:right="1050" w:bottom="1375" w:left="1050" w:header="1231" w:footer="983" w:gutter="0"/>
-          <w:cols w:space="720"/>
+          <w:cols w:space="720" w:num="1"/>
         </w:sectPr>
       </w:pPr>
     </w:p>
@@ -616,6 +706,8 @@
       <w:sdtEndPr>
         <w:rPr>
           <w:rFonts w:ascii="Arial" w:hAnsi="Arial"/>
+          <w:sz w:val="24"/>
+          <w:lang w:eastAsia="zh-CN"/>
         </w:rPr>
       </w:sdtEndPr>
       <w:sdtContent>
@@ -624,18 +716,16 @@
             <w:spacing w:line="240" w:lineRule="auto"/>
             <w:jc w:val="center"/>
           </w:pPr>
-          <w:proofErr w:type="spellStart"/>
           <w:r>
             <w:rPr>
               <w:rFonts w:ascii="宋体" w:hAnsi="宋体"/>
             </w:rPr>
             <w:t>目录</w:t>
           </w:r>
-          <w:proofErr w:type="spellEnd"/>
         </w:p>
         <w:p>
           <w:pPr>
-            <w:pStyle w:val="10"/>
+            <w:pStyle w:val="17"/>
             <w:tabs>
               <w:tab w:val="right" w:leader="dot" w:pos="9806"/>
             </w:tabs>
@@ -649,202 +739,253 @@
           <w:r>
             <w:fldChar w:fldCharType="separate"/>
           </w:r>
-          <w:hyperlink w:anchor="_Toc14086" w:history="1">
-            <w:r>
-              <w:t>备品备件应用提升情况总结说明</w:t>
-            </w:r>
-            <w:r>
-              <w:tab/>
-            </w:r>
-            <w:r>
-              <w:fldChar w:fldCharType="begin"/>
-            </w:r>
-            <w:r>
-              <w:instrText xml:space="preserve"> PAGEREF _Toc14086 \h </w:instrText>
-            </w:r>
-            <w:r>
-              <w:fldChar w:fldCharType="separate"/>
-            </w:r>
-            <w:r>
-              <w:t>1</w:t>
-            </w:r>
-            <w:r>
-              <w:fldChar w:fldCharType="end"/>
-            </w:r>
-          </w:hyperlink>
+          <w:r>
+            <w:fldChar w:fldCharType="begin"/>
+          </w:r>
+          <w:r>
+            <w:instrText xml:space="preserve"> HYPERLINK \l "_Toc14086" </w:instrText>
+          </w:r>
+          <w:r>
+            <w:fldChar w:fldCharType="separate"/>
+          </w:r>
+          <w:r>
+            <w:t>备品备件应用提升情况总结说明</w:t>
+          </w:r>
+          <w:r>
+            <w:tab/>
+          </w:r>
+          <w:r>
+            <w:fldChar w:fldCharType="begin"/>
+          </w:r>
+          <w:r>
+            <w:instrText xml:space="preserve"> PAGEREF _Toc14086 \h </w:instrText>
+          </w:r>
+          <w:r>
+            <w:fldChar w:fldCharType="separate"/>
+          </w:r>
+          <w:r>
+            <w:t>1</w:t>
+          </w:r>
+          <w:r>
+            <w:fldChar w:fldCharType="end"/>
+          </w:r>
+          <w:r>
+            <w:fldChar w:fldCharType="end"/>
+          </w:r>
         </w:p>
         <w:p>
           <w:pPr>
-            <w:pStyle w:val="10"/>
+            <w:pStyle w:val="17"/>
             <w:tabs>
               <w:tab w:val="right" w:leader="dot" w:pos="9806"/>
             </w:tabs>
           </w:pPr>
-          <w:hyperlink w:anchor="_Toc16084" w:history="1">
-            <w:r>
-              <w:t>江苏云储智能科技有限公司</w:t>
-            </w:r>
-            <w:r>
-              <w:tab/>
-            </w:r>
-            <w:r>
-              <w:fldChar w:fldCharType="begin"/>
-            </w:r>
-            <w:r>
-              <w:instrText xml:space="preserve"> PAGEREF _Toc16084 \h </w:instrText>
-            </w:r>
-            <w:r>
-              <w:fldChar w:fldCharType="separate"/>
-            </w:r>
-            <w:r>
-              <w:t>1</w:t>
-            </w:r>
-            <w:r>
-              <w:fldChar w:fldCharType="end"/>
-            </w:r>
-          </w:hyperlink>
+          <w:r>
+            <w:fldChar w:fldCharType="begin"/>
+          </w:r>
+          <w:r>
+            <w:instrText xml:space="preserve"> HYPERLINK \l "_Toc16084" </w:instrText>
+          </w:r>
+          <w:r>
+            <w:fldChar w:fldCharType="separate"/>
+          </w:r>
+          <w:r>
+            <w:t>江苏云储智能科技有限公司</w:t>
+          </w:r>
+          <w:r>
+            <w:tab/>
+          </w:r>
+          <w:r>
+            <w:fldChar w:fldCharType="begin"/>
+          </w:r>
+          <w:r>
+            <w:instrText xml:space="preserve"> PAGEREF _Toc16084 \h </w:instrText>
+          </w:r>
+          <w:r>
+            <w:fldChar w:fldCharType="separate"/>
+          </w:r>
+          <w:r>
+            <w:t>1</w:t>
+          </w:r>
+          <w:r>
+            <w:fldChar w:fldCharType="end"/>
+          </w:r>
+          <w:r>
+            <w:fldChar w:fldCharType="end"/>
+          </w:r>
         </w:p>
         <w:p>
           <w:pPr>
-            <w:pStyle w:val="10"/>
+            <w:pStyle w:val="17"/>
             <w:tabs>
               <w:tab w:val="right" w:leader="dot" w:pos="9806"/>
             </w:tabs>
           </w:pPr>
-          <w:hyperlink w:anchor="_Toc30135" w:history="1">
-            <w:r>
-              <w:rPr>
-                <w:rFonts w:ascii="宋体" w:eastAsia="宋体" w:hAnsi="宋体" w:cs="宋体"/>
-                <w:spacing w:val="-3"/>
-                <w:szCs w:val="28"/>
-              </w:rPr>
-              <w:t>文档信息</w:t>
-            </w:r>
-            <w:r>
-              <w:tab/>
-            </w:r>
-            <w:r>
-              <w:fldChar w:fldCharType="begin"/>
-            </w:r>
-            <w:r>
-              <w:instrText xml:space="preserve"> PAGEREF _Toc30135 \h </w:instrText>
-            </w:r>
-            <w:r>
-              <w:fldChar w:fldCharType="separate"/>
-            </w:r>
-            <w:r>
-              <w:t>2</w:t>
-            </w:r>
-            <w:r>
-              <w:fldChar w:fldCharType="end"/>
-            </w:r>
-          </w:hyperlink>
+          <w:r>
+            <w:fldChar w:fldCharType="begin"/>
+          </w:r>
+          <w:r>
+            <w:instrText xml:space="preserve"> HYPERLINK \l "_Toc30135" </w:instrText>
+          </w:r>
+          <w:r>
+            <w:fldChar w:fldCharType="separate"/>
+          </w:r>
+          <w:r>
+            <w:rPr>
+              <w:rFonts w:ascii="宋体" w:hAnsi="宋体" w:eastAsia="宋体" w:cs="宋体"/>
+              <w:spacing w:val="-3"/>
+              <w:szCs w:val="28"/>
+            </w:rPr>
+            <w:t>文档信息</w:t>
+          </w:r>
+          <w:r>
+            <w:tab/>
+          </w:r>
+          <w:r>
+            <w:fldChar w:fldCharType="begin"/>
+          </w:r>
+          <w:r>
+            <w:instrText xml:space="preserve"> PAGEREF _Toc30135 \h </w:instrText>
+          </w:r>
+          <w:r>
+            <w:fldChar w:fldCharType="separate"/>
+          </w:r>
+          <w:r>
+            <w:t>2</w:t>
+          </w:r>
+          <w:r>
+            <w:fldChar w:fldCharType="end"/>
+          </w:r>
+          <w:r>
+            <w:fldChar w:fldCharType="end"/>
+          </w:r>
         </w:p>
         <w:p>
           <w:pPr>
-            <w:pStyle w:val="10"/>
+            <w:pStyle w:val="17"/>
             <w:tabs>
               <w:tab w:val="right" w:leader="dot" w:pos="9806"/>
             </w:tabs>
           </w:pPr>
-          <w:hyperlink w:anchor="_Toc21721" w:history="1">
-            <w:r>
-              <w:t xml:space="preserve">1. </w:t>
-            </w:r>
-            <w:r>
-              <w:t>备品备件应用不断提升</w:t>
-            </w:r>
-            <w:r>
-              <w:tab/>
-            </w:r>
-            <w:r>
-              <w:fldChar w:fldCharType="begin"/>
-            </w:r>
-            <w:r>
-              <w:instrText xml:space="preserve"> PAGEREF _Toc21721 \h </w:instrText>
-            </w:r>
-            <w:r>
-              <w:fldChar w:fldCharType="separate"/>
-            </w:r>
-            <w:r>
-              <w:t>4</w:t>
-            </w:r>
-            <w:r>
-              <w:fldChar w:fldCharType="end"/>
-            </w:r>
-          </w:hyperlink>
+          <w:r>
+            <w:fldChar w:fldCharType="begin"/>
+          </w:r>
+          <w:r>
+            <w:instrText xml:space="preserve"> HYPERLINK \l "_Toc21721" </w:instrText>
+          </w:r>
+          <w:r>
+            <w:fldChar w:fldCharType="separate"/>
+          </w:r>
+          <w:r>
+            <w:t>1. 备品备件应用不断提升</w:t>
+          </w:r>
+          <w:r>
+            <w:tab/>
+          </w:r>
+          <w:r>
+            <w:fldChar w:fldCharType="begin"/>
+          </w:r>
+          <w:r>
+            <w:instrText xml:space="preserve"> PAGEREF _Toc21721 \h </w:instrText>
+          </w:r>
+          <w:r>
+            <w:fldChar w:fldCharType="separate"/>
+          </w:r>
+          <w:r>
+            <w:t>4</w:t>
+          </w:r>
+          <w:r>
+            <w:fldChar w:fldCharType="end"/>
+          </w:r>
+          <w:r>
+            <w:fldChar w:fldCharType="end"/>
+          </w:r>
         </w:p>
         <w:p>
           <w:pPr>
-            <w:pStyle w:val="10"/>
+            <w:pStyle w:val="17"/>
             <w:tabs>
               <w:tab w:val="right" w:leader="dot" w:pos="9806"/>
             </w:tabs>
           </w:pPr>
-          <w:hyperlink w:anchor="_Toc8192" w:history="1">
-            <w:r>
-              <w:t xml:space="preserve">2. </w:t>
-            </w:r>
-            <w:r>
-              <w:t>库存备件数据准确率不断提升</w:t>
-            </w:r>
-            <w:r>
-              <w:tab/>
-            </w:r>
-            <w:r>
-              <w:fldChar w:fldCharType="begin"/>
-            </w:r>
-            <w:r>
-              <w:instrText xml:space="preserve"> PAGEREF _Toc8192 \h </w:instrText>
-            </w:r>
-            <w:r>
-              <w:fldChar w:fldCharType="separate"/>
-            </w:r>
-            <w:r>
-              <w:t>4</w:t>
-            </w:r>
-            <w:r>
-              <w:fldChar w:fldCharType="end"/>
-            </w:r>
-          </w:hyperlink>
+          <w:r>
+            <w:fldChar w:fldCharType="begin"/>
+          </w:r>
+          <w:r>
+            <w:instrText xml:space="preserve"> HYPERLINK \l "_Toc8192" </w:instrText>
+          </w:r>
+          <w:r>
+            <w:fldChar w:fldCharType="separate"/>
+          </w:r>
+          <w:r>
+            <w:t>2. 库存备件数据准确率不断提升</w:t>
+          </w:r>
+          <w:r>
+            <w:tab/>
+          </w:r>
+          <w:r>
+            <w:fldChar w:fldCharType="begin"/>
+          </w:r>
+          <w:r>
+            <w:instrText xml:space="preserve"> PAGEREF _Toc8192 \h </w:instrText>
+          </w:r>
+          <w:r>
+            <w:fldChar w:fldCharType="separate"/>
+          </w:r>
+          <w:r>
+            <w:t>4</w:t>
+          </w:r>
+          <w:r>
+            <w:fldChar w:fldCharType="end"/>
+          </w:r>
+          <w:r>
+            <w:fldChar w:fldCharType="end"/>
+          </w:r>
         </w:p>
         <w:p>
           <w:pPr>
-            <w:pStyle w:val="10"/>
+            <w:pStyle w:val="17"/>
             <w:tabs>
               <w:tab w:val="right" w:leader="dot" w:pos="9806"/>
             </w:tabs>
           </w:pPr>
-          <w:hyperlink w:anchor="_Toc26903" w:history="1">
-            <w:r>
-              <w:t xml:space="preserve">3. </w:t>
-            </w:r>
-            <w:r>
-              <w:t>备件可用率不断提升</w:t>
-            </w:r>
-            <w:r>
-              <w:tab/>
-            </w:r>
-            <w:r>
-              <w:fldChar w:fldCharType="begin"/>
-            </w:r>
-            <w:r>
-              <w:instrText xml:space="preserve"> PAGEREF _Toc26903 \h </w:instrText>
-            </w:r>
-            <w:r>
-              <w:fldChar w:fldCharType="separate"/>
-            </w:r>
-            <w:r>
-              <w:t>4</w:t>
-            </w:r>
-            <w:r>
-              <w:fldChar w:fldCharType="end"/>
-            </w:r>
-          </w:hyperlink>
+          <w:r>
+            <w:fldChar w:fldCharType="begin"/>
+          </w:r>
+          <w:r>
+            <w:instrText xml:space="preserve"> HYPERLINK \l "_Toc26903" </w:instrText>
+          </w:r>
+          <w:r>
+            <w:fldChar w:fldCharType="separate"/>
+          </w:r>
+          <w:r>
+            <w:t>3. 备件可用率不断提升</w:t>
+          </w:r>
+          <w:r>
+            <w:tab/>
+          </w:r>
+          <w:r>
+            <w:fldChar w:fldCharType="begin"/>
+          </w:r>
+          <w:r>
+            <w:instrText xml:space="preserve"> PAGEREF _Toc26903 \h </w:instrText>
+          </w:r>
+          <w:r>
+            <w:fldChar w:fldCharType="separate"/>
+          </w:r>
+          <w:r>
+            <w:t>4</w:t>
+          </w:r>
+          <w:r>
+            <w:fldChar w:fldCharType="end"/>
+          </w:r>
+          <w:r>
+            <w:fldChar w:fldCharType="end"/>
+          </w:r>
         </w:p>
         <w:p>
           <w:pPr>
-            <w:pStyle w:val="ab"/>
+            <w:pStyle w:val="28"/>
             <w:ind w:firstLine="480"/>
           </w:pPr>
           <w:r>
@@ -870,146 +1011,81 @@
     </w:p>
     <w:p>
       <w:pPr>
-        <w:pStyle w:val="11"/>
-      </w:pPr>
-      <w:proofErr w:type="spellStart"/>
-      <w:r>
-        <w:lastRenderedPageBreak/>
+        <w:pStyle w:val="27"/>
+      </w:pPr>
+      <w:r>
         <w:t>管理体系建设与优化历程</w:t>
       </w:r>
-      <w:proofErr w:type="spellEnd"/>
-    </w:p>
-    <w:p>
-      <w:pPr>
-        <w:pStyle w:val="ab"/>
+    </w:p>
+    <w:p>
+      <w:pPr>
+        <w:pStyle w:val="28"/>
         <w:ind w:firstLine="480"/>
-      </w:pPr>
-      <w:r>
-        <w:t>公司积极引入并践行</w:t>
-      </w:r>
-      <w:r>
-        <w:t>ITSS</w:t>
-      </w:r>
-      <w:r>
-        <w:t>（信息技术服务标准）三级成熟度模型，系统性构建并持续完善备品备件管理体系。针对早期备件管理分散、制度缺失、响应滞后的情况，公司通过借鉴行业先进经验，逐步建立了以《备品备件管理制度》与《供应商管理制度》为核心的一整套规范化管理机制。</w:t>
-      </w:r>
-    </w:p>
-    <w:p>
-      <w:pPr>
-        <w:pStyle w:val="ab"/>
+        <w:rPr>
+          <w:rFonts w:ascii="Arial" w:hAnsi="Arial" w:eastAsia="宋体" w:cs="Arial"/>
+        </w:rPr>
+      </w:pPr>
+      <w:r>
+        <w:t>公司积极引入并践行ITSS（信息技术服务标准）三级成熟度模型，系统性构建并持续完善备品备件管理体系。针对早期备件管理分散、制度缺失、响应滞后的情况，公司通过借鉴行业先进经验，逐步建立了以《备品备件管理制度》与《供应商管理制度》为核心的一整套规范化</w:t>
+      </w:r>
+      <w:r>
+        <w:rPr>
+          <w:rFonts w:ascii="Arial" w:hAnsi="Arial" w:eastAsia="宋体" w:cs="Arial"/>
+        </w:rPr>
+        <w:t>管理机制。</w:t>
+      </w:r>
+    </w:p>
+    <w:p>
+      <w:pPr>
+        <w:pStyle w:val="28"/>
         <w:ind w:firstLine="480"/>
       </w:pPr>
       <w:r>
-        <w:t>本年度，管理体系的优化重点聚焦于流程精细化、数据可视化、响应敏捷化三个维度，旨在实现从</w:t>
-      </w:r>
-      <w:r>
-        <w:t>“</w:t>
-      </w:r>
-      <w:r>
-        <w:t>被动应对</w:t>
-      </w:r>
-      <w:r>
-        <w:t>”</w:t>
-      </w:r>
-      <w:r>
-        <w:t>到</w:t>
-      </w:r>
-      <w:r>
-        <w:t>“</w:t>
-      </w:r>
-      <w:r>
-        <w:t>主动预防</w:t>
-      </w:r>
-      <w:r>
-        <w:t>”</w:t>
-      </w:r>
-      <w:r>
-        <w:t>、从</w:t>
-      </w:r>
-      <w:r>
-        <w:t>“</w:t>
-      </w:r>
-      <w:r>
-        <w:t>经验驱动</w:t>
-      </w:r>
-      <w:r>
-        <w:t>”</w:t>
-      </w:r>
-      <w:r>
-        <w:t>到</w:t>
-      </w:r>
-      <w:r>
-        <w:t>“</w:t>
-      </w:r>
-      <w:r>
-        <w:t>数据驱动</w:t>
-      </w:r>
-      <w:r>
-        <w:t>”</w:t>
-      </w:r>
-      <w:r>
-        <w:t>的根本性转变，为各类运维项目，特别是如</w:t>
-      </w:r>
-      <w:r>
-        <w:t>“</w:t>
-      </w:r>
-      <w:r>
-        <w:t>临夏回族自治州中医医院智慧银医项目</w:t>
-      </w:r>
-      <w:r>
-        <w:t>”</w:t>
-      </w:r>
-      <w:r>
-        <w:t>这类对服务连续性要求极高的关键项目，提供坚实的物资保障。</w:t>
-      </w:r>
-    </w:p>
-    <w:p>
-      <w:pPr>
-        <w:pStyle w:val="11"/>
-      </w:pPr>
-      <w:proofErr w:type="spellStart"/>
+        <w:rPr>
+          <w:rFonts w:ascii="Arial" w:hAnsi="Arial" w:eastAsia="宋体" w:cs="Arial"/>
+        </w:rPr>
+        <w:t>本年度，管理体系的优化重点聚焦于流程精细化、数据可视化、响应敏捷化三个维度，旨在实现从“被动应对”到“主动预防”、从“经验驱动”到“数据驱动”的根本性转变，为各类运维项目，特别是如“淮安生态新城信息系统运维服务项目</w:t>
+      </w:r>
+      <w:bookmarkStart w:id="3" w:name="_GoBack"/>
+      <w:bookmarkEnd w:id="3"/>
+      <w:r>
+        <w:rPr>
+          <w:rFonts w:ascii="Arial" w:hAnsi="Arial" w:eastAsia="宋体" w:cs="Arial"/>
+        </w:rPr>
+        <w:t>”这类对服务连</w:t>
+      </w:r>
+      <w:r>
+        <w:t>续性要求极高的关键项目，提供坚实的物资保障。</w:t>
+      </w:r>
+    </w:p>
+    <w:p>
+      <w:pPr>
+        <w:pStyle w:val="27"/>
+      </w:pPr>
       <w:r>
         <w:t>关键管理措施与实施成效</w:t>
       </w:r>
-      <w:proofErr w:type="spellEnd"/>
-    </w:p>
-    <w:p>
-      <w:pPr>
-        <w:pStyle w:val="21"/>
-      </w:pPr>
-      <w:r>
-        <w:t xml:space="preserve">2.1 </w:t>
-      </w:r>
-      <w:proofErr w:type="spellStart"/>
+    </w:p>
+    <w:p>
+      <w:pPr>
+        <w:pStyle w:val="29"/>
+      </w:pPr>
       <w:r>
         <w:t>库存管理的规范化与可视化</w:t>
       </w:r>
-      <w:proofErr w:type="spellEnd"/>
-    </w:p>
-    <w:p>
-      <w:pPr>
-        <w:pStyle w:val="ab"/>
+    </w:p>
+    <w:p>
+      <w:pPr>
+        <w:pStyle w:val="28"/>
         <w:ind w:firstLine="480"/>
       </w:pPr>
       <w:r>
-        <w:t>库房物理改造：对仓储空间进行了科学重新规划，定制化安装新货架系统，并严格按设备类型、用途及故障频率对备件进行分区、分类、标识存放，实现了备件的</w:t>
-      </w:r>
-      <w:r>
-        <w:t>“</w:t>
-      </w:r>
-      <w:r>
-        <w:t>定位清晰、取用快捷</w:t>
-      </w:r>
-      <w:r>
-        <w:t>”</w:t>
-      </w:r>
-      <w:r>
-        <w:t>。</w:t>
-      </w:r>
-    </w:p>
-    <w:p>
-      <w:pPr>
-        <w:pStyle w:val="ab"/>
+        <w:t>库房物理改造：对仓储空间进行了科学重新规划，定制化安装新货架系统，并严格按设备类型、用途及故障频率对备件进行分区、分类、标识存放，实现了备件的“定位清晰、取用快捷”。</w:t>
+      </w:r>
+    </w:p>
+    <w:p>
+      <w:pPr>
+        <w:pStyle w:val="28"/>
         <w:ind w:firstLine="480"/>
       </w:pPr>
       <w:r>
@@ -1018,7 +1094,7 @@
     </w:p>
     <w:p>
       <w:pPr>
-        <w:pStyle w:val="ab"/>
+        <w:pStyle w:val="28"/>
         <w:ind w:firstLine="480"/>
       </w:pPr>
       <w:r>
@@ -1027,196 +1103,129 @@
     </w:p>
     <w:p>
       <w:pPr>
-        <w:pStyle w:val="21"/>
-      </w:pPr>
-      <w:proofErr w:type="spellStart"/>
+        <w:pStyle w:val="29"/>
+      </w:pPr>
       <w:r>
         <w:t>供应商管理的战略化与协同化</w:t>
       </w:r>
-      <w:proofErr w:type="spellEnd"/>
-    </w:p>
-    <w:p>
-      <w:pPr>
-        <w:pStyle w:val="ab"/>
+    </w:p>
+    <w:p>
+      <w:pPr>
+        <w:pStyle w:val="28"/>
         <w:ind w:firstLine="480"/>
       </w:pPr>
       <w:r>
-        <w:t>动态供应商评价体系：</w:t>
-      </w:r>
-      <w:r>
-        <w:t xml:space="preserve"> </w:t>
-      </w:r>
-      <w:r>
-        <w:t>建立了涵盖供货及时率、产品质量合格率、售后服务响应速度、价格水平等多维度的供应商季度考核评分卡。通过优胜劣汰，优化了核心供应商名录，激发了供应链端的服务竞争意识。</w:t>
-      </w:r>
-    </w:p>
-    <w:p>
-      <w:pPr>
-        <w:pStyle w:val="ab"/>
+        <w:t>动态供应商评价体系： 建立了涵盖供货及时率、产品质量合格率、售后服务响应速度、价格水平等多维度的供应商季度考核评分卡。通过优胜劣汰，优化了核心供应商名录，激发了供应链端的服务竞争意识。</w:t>
+      </w:r>
+    </w:p>
+    <w:p>
+      <w:pPr>
+        <w:pStyle w:val="28"/>
         <w:ind w:firstLine="480"/>
       </w:pPr>
       <w:r>
-        <w:t>战略协同与信息共享：与关键供应商建立了库存信息共享机制，对常用耗材及核心板件推行</w:t>
-      </w:r>
-      <w:r>
-        <w:t>“</w:t>
-      </w:r>
-      <w:r>
-        <w:t>供应商代管库存</w:t>
-      </w:r>
-      <w:r>
-        <w:t>”</w:t>
-      </w:r>
-      <w:r>
-        <w:t>（</w:t>
-      </w:r>
-      <w:r>
-        <w:t>VMI</w:t>
-      </w:r>
-      <w:r>
-        <w:t>）模式，部分实现了备件</w:t>
-      </w:r>
-      <w:r>
-        <w:t>“</w:t>
-      </w:r>
-      <w:r>
-        <w:t>零库存</w:t>
-      </w:r>
-      <w:r>
-        <w:t>”</w:t>
-      </w:r>
-      <w:r>
-        <w:t>管理，降低了资金占用。</w:t>
-      </w:r>
-    </w:p>
-    <w:p>
-      <w:pPr>
-        <w:pStyle w:val="ab"/>
+        <w:t>战略协同与信息共享：与关键供应商建立了库存信息共享机制，对常用耗材及核心板件推行“供应商代管库存”（VMI）模式，部分实现了备件“零库存”管理，降低了资金占用。</w:t>
+      </w:r>
+    </w:p>
+    <w:p>
+      <w:pPr>
+        <w:pStyle w:val="28"/>
         <w:ind w:firstLine="480"/>
       </w:pPr>
       <w:r>
-        <w:t>采购计划的科学性：</w:t>
-      </w:r>
-      <w:r>
-        <w:t xml:space="preserve"> </w:t>
-      </w:r>
-      <w:r>
-        <w:t>依据历史故障数据、设备生命周期及项目</w:t>
-      </w:r>
-      <w:r>
-        <w:t>SLA</w:t>
-      </w:r>
-      <w:r>
-        <w:t>要求，编制了主要设备的战略性备件储备计划，避免了采购的盲目性与重复性，使采购资金效益最大化。</w:t>
-      </w:r>
-    </w:p>
-    <w:p>
-      <w:pPr>
-        <w:pStyle w:val="21"/>
-      </w:pPr>
-      <w:proofErr w:type="spellStart"/>
+        <w:t>采购计划的科学性： 依据历史故障数据、设备生命周期及项目SLA要求，编制了主要设备的战略性备件储备计划，避免了采购的盲目性与重复性，使采购资金效益最大化。</w:t>
+      </w:r>
+    </w:p>
+    <w:p>
+      <w:pPr>
+        <w:pStyle w:val="29"/>
+      </w:pPr>
       <w:r>
         <w:t>备件可用性保障的全流程控制</w:t>
       </w:r>
-      <w:proofErr w:type="spellEnd"/>
-    </w:p>
-    <w:p>
-      <w:pPr>
-        <w:pStyle w:val="ab"/>
+    </w:p>
+    <w:p>
+      <w:pPr>
+        <w:pStyle w:val="28"/>
         <w:ind w:firstLine="480"/>
       </w:pPr>
       <w:r>
-        <w:t>入库检测制度化：所有备件入库前均需进行严格的功能与性能测试，杜绝</w:t>
-      </w:r>
-      <w:r>
-        <w:t>“</w:t>
-      </w:r>
-      <w:r>
-        <w:t>问题备件</w:t>
-      </w:r>
-      <w:r>
-        <w:t>”</w:t>
-      </w:r>
-      <w:r>
-        <w:t>进入库存，从源头保障可用性。</w:t>
-      </w:r>
-    </w:p>
-    <w:p>
-      <w:pPr>
-        <w:pStyle w:val="ab"/>
+        <w:t>入库检测制度化：所有备件入库前均需进行严格的功能与性能测试，杜绝“问题备件”进入库存，从源头保障可用性。</w:t>
+      </w:r>
+    </w:p>
+    <w:p>
+      <w:pPr>
+        <w:pStyle w:val="28"/>
         <w:ind w:firstLine="480"/>
       </w:pPr>
       <w:r>
-        <w:lastRenderedPageBreak/>
         <w:t>在库保养常态化：对精密电子部件等有特殊存储要求的备件，定期进行通电检测、防潮防尘处理，确保备件在库期间性能不衰减。</w:t>
       </w:r>
     </w:p>
     <w:p>
       <w:pPr>
-        <w:pStyle w:val="ab"/>
+        <w:pStyle w:val="28"/>
         <w:ind w:firstLine="480"/>
       </w:pPr>
       <w:r>
-        <w:t>应急演练集成化：</w:t>
-      </w:r>
-      <w:r>
-        <w:t xml:space="preserve"> </w:t>
-      </w:r>
-      <w:r>
-        <w:t>在业务连续性演练中，同步测试备件紧急领用、更换流程的有效性，确保应急状态下</w:t>
-      </w:r>
-      <w:r>
-        <w:t>“</w:t>
-      </w:r>
-      <w:r>
-        <w:t>拿得出、用得上</w:t>
-      </w:r>
-      <w:r>
-        <w:t>”</w:t>
-      </w:r>
-      <w:r>
-        <w:t>。</w:t>
-      </w:r>
-    </w:p>
-    <w:p>
-      <w:pPr>
-        <w:pStyle w:val="11"/>
-      </w:pPr>
-      <w:proofErr w:type="spellStart"/>
+        <w:t>应急演练集成化： 在业务连续性演练中，同步测试备件紧急领用、更换流程的有效性，确保应急状态下“拿得出、用得上”。</w:t>
+      </w:r>
+    </w:p>
+    <w:p>
+      <w:pPr>
+        <w:pStyle w:val="27"/>
+      </w:pPr>
       <w:r>
         <w:t>核心绩效指标达成情况深度分析</w:t>
       </w:r>
-      <w:proofErr w:type="spellEnd"/>
     </w:p>
     <w:tbl>
       <w:tblPr>
+        <w:tblStyle w:val="21"/>
         <w:tblW w:w="0" w:type="auto"/>
+        <w:tblInd w:w="0" w:type="dxa"/>
         <w:tblBorders>
-          <w:top w:val="single" w:sz="4" w:space="0" w:color="auto"/>
-          <w:left w:val="single" w:sz="4" w:space="0" w:color="auto"/>
-          <w:bottom w:val="single" w:sz="4" w:space="0" w:color="auto"/>
-          <w:right w:val="single" w:sz="4" w:space="0" w:color="auto"/>
-          <w:insideH w:val="single" w:sz="4" w:space="0" w:color="auto"/>
-          <w:insideV w:val="single" w:sz="4" w:space="0" w:color="auto"/>
+          <w:top w:val="single" w:color="auto" w:sz="4" w:space="0"/>
+          <w:left w:val="single" w:color="auto" w:sz="4" w:space="0"/>
+          <w:bottom w:val="single" w:color="auto" w:sz="4" w:space="0"/>
+          <w:right w:val="single" w:color="auto" w:sz="4" w:space="0"/>
+          <w:insideH w:val="single" w:color="auto" w:sz="4" w:space="0"/>
+          <w:insideV w:val="single" w:color="auto" w:sz="4" w:space="0"/>
         </w:tblBorders>
+        <w:tblLayout w:type="autofit"/>
         <w:tblCellMar>
           <w:top w:w="15" w:type="dxa"/>
           <w:left w:w="15" w:type="dxa"/>
           <w:bottom w:w="15" w:type="dxa"/>
           <w:right w:w="15" w:type="dxa"/>
         </w:tblCellMar>
-        <w:tblLook w:val="04A0"/>
       </w:tblPr>
       <w:tblGrid>
         <w:gridCol w:w="563"/>
-        <w:gridCol w:w="946"/>
-        <w:gridCol w:w="916"/>
-        <w:gridCol w:w="806"/>
-        <w:gridCol w:w="806"/>
-        <w:gridCol w:w="877"/>
-        <w:gridCol w:w="5089"/>
+        <w:gridCol w:w="937"/>
+        <w:gridCol w:w="913"/>
+        <w:gridCol w:w="804"/>
+        <w:gridCol w:w="804"/>
+        <w:gridCol w:w="876"/>
+        <w:gridCol w:w="5101"/>
       </w:tblGrid>
       <w:tr>
+        <w:tblPrEx>
+          <w:tblBorders>
+            <w:top w:val="single" w:color="auto" w:sz="4" w:space="0"/>
+            <w:left w:val="single" w:color="auto" w:sz="4" w:space="0"/>
+            <w:bottom w:val="single" w:color="auto" w:sz="4" w:space="0"/>
+            <w:right w:val="single" w:color="auto" w:sz="4" w:space="0"/>
+            <w:insideH w:val="single" w:color="auto" w:sz="4" w:space="0"/>
+            <w:insideV w:val="single" w:color="auto" w:sz="4" w:space="0"/>
+          </w:tblBorders>
+          <w:tblCellMar>
+            <w:top w:w="15" w:type="dxa"/>
+            <w:left w:w="15" w:type="dxa"/>
+            <w:bottom w:w="15" w:type="dxa"/>
+            <w:right w:w="15" w:type="dxa"/>
+          </w:tblCellMar>
+        </w:tblPrEx>
         <w:trPr>
           <w:tblHeader/>
         </w:trPr>
@@ -1237,7 +1246,7 @@
               <w:spacing w:line="300" w:lineRule="atLeast"/>
               <w:jc w:val="both"/>
               <w:rPr>
-                <w:rFonts w:ascii="Segoe UI" w:eastAsia="Segoe UI" w:hAnsi="Segoe UI" w:cs="Segoe UI"/>
+                <w:rFonts w:ascii="Segoe UI" w:hAnsi="Segoe UI" w:eastAsia="Segoe UI" w:cs="Segoe UI"/>
                 <w:color w:val="0F1115"/>
                 <w:sz w:val="18"/>
                 <w:szCs w:val="18"/>
@@ -1245,7 +1254,7 @@
             </w:pPr>
             <w:r>
               <w:rPr>
-                <w:rFonts w:ascii="Segoe UI" w:eastAsia="Segoe UI" w:hAnsi="Segoe UI" w:cs="Segoe UI"/>
+                <w:rFonts w:ascii="Segoe UI" w:hAnsi="Segoe UI" w:eastAsia="Segoe UI" w:cs="Segoe UI"/>
                 <w:sz w:val="18"/>
                 <w:szCs w:val="18"/>
                 <w:lang w:eastAsia="zh-CN"/>
@@ -1271,7 +1280,7 @@
               <w:spacing w:line="300" w:lineRule="atLeast"/>
               <w:jc w:val="both"/>
               <w:rPr>
-                <w:rFonts w:ascii="Segoe UI" w:eastAsia="Segoe UI" w:hAnsi="Segoe UI" w:cs="Segoe UI"/>
+                <w:rFonts w:ascii="Segoe UI" w:hAnsi="Segoe UI" w:eastAsia="Segoe UI" w:cs="Segoe UI"/>
                 <w:color w:val="0F1115"/>
                 <w:sz w:val="18"/>
                 <w:szCs w:val="18"/>
@@ -1279,7 +1288,7 @@
             </w:pPr>
             <w:r>
               <w:rPr>
-                <w:rFonts w:ascii="Segoe UI" w:eastAsia="Segoe UI" w:hAnsi="Segoe UI" w:cs="Segoe UI"/>
+                <w:rFonts w:ascii="Segoe UI" w:hAnsi="Segoe UI" w:eastAsia="Segoe UI" w:cs="Segoe UI"/>
                 <w:sz w:val="18"/>
                 <w:szCs w:val="18"/>
                 <w:lang w:eastAsia="zh-CN"/>
@@ -1305,7 +1314,7 @@
               <w:spacing w:line="300" w:lineRule="atLeast"/>
               <w:jc w:val="both"/>
               <w:rPr>
-                <w:rFonts w:ascii="Segoe UI" w:eastAsia="Segoe UI" w:hAnsi="Segoe UI" w:cs="Segoe UI"/>
+                <w:rFonts w:ascii="Segoe UI" w:hAnsi="Segoe UI" w:eastAsia="Segoe UI" w:cs="Segoe UI"/>
                 <w:color w:val="0F1115"/>
                 <w:sz w:val="18"/>
                 <w:szCs w:val="18"/>
@@ -1313,7 +1322,7 @@
             </w:pPr>
             <w:r>
               <w:rPr>
-                <w:rFonts w:ascii="Segoe UI" w:eastAsia="Segoe UI" w:hAnsi="Segoe UI" w:cs="Segoe UI"/>
+                <w:rFonts w:ascii="Segoe UI" w:hAnsi="Segoe UI" w:eastAsia="Segoe UI" w:cs="Segoe UI"/>
                 <w:sz w:val="18"/>
                 <w:szCs w:val="18"/>
                 <w:lang w:eastAsia="zh-CN"/>
@@ -1339,7 +1348,7 @@
               <w:spacing w:line="300" w:lineRule="atLeast"/>
               <w:jc w:val="both"/>
               <w:rPr>
-                <w:rFonts w:ascii="Segoe UI" w:eastAsia="Segoe UI" w:hAnsi="Segoe UI" w:cs="Segoe UI"/>
+                <w:rFonts w:ascii="Segoe UI" w:hAnsi="Segoe UI" w:eastAsia="Segoe UI" w:cs="Segoe UI"/>
                 <w:color w:val="0F1115"/>
                 <w:sz w:val="18"/>
                 <w:szCs w:val="18"/>
@@ -1347,7 +1356,7 @@
             </w:pPr>
             <w:r>
               <w:rPr>
-                <w:rFonts w:ascii="Segoe UI" w:eastAsia="Segoe UI" w:hAnsi="Segoe UI" w:cs="Segoe UI"/>
+                <w:rFonts w:ascii="Segoe UI" w:hAnsi="Segoe UI" w:eastAsia="Segoe UI" w:cs="Segoe UI"/>
                 <w:sz w:val="18"/>
                 <w:szCs w:val="18"/>
                 <w:lang w:eastAsia="zh-CN"/>
@@ -1373,7 +1382,7 @@
               <w:spacing w:line="300" w:lineRule="atLeast"/>
               <w:jc w:val="both"/>
               <w:rPr>
-                <w:rFonts w:ascii="Segoe UI" w:eastAsia="Segoe UI" w:hAnsi="Segoe UI" w:cs="Segoe UI"/>
+                <w:rFonts w:ascii="Segoe UI" w:hAnsi="Segoe UI" w:eastAsia="Segoe UI" w:cs="Segoe UI"/>
                 <w:color w:val="0F1115"/>
                 <w:sz w:val="18"/>
                 <w:szCs w:val="18"/>
@@ -1381,7 +1390,7 @@
             </w:pPr>
             <w:r>
               <w:rPr>
-                <w:rFonts w:ascii="Segoe UI" w:eastAsia="Segoe UI" w:hAnsi="Segoe UI" w:cs="Segoe UI"/>
+                <w:rFonts w:ascii="Segoe UI" w:hAnsi="Segoe UI" w:eastAsia="Segoe UI" w:cs="Segoe UI"/>
                 <w:sz w:val="18"/>
                 <w:szCs w:val="18"/>
                 <w:lang w:eastAsia="zh-CN"/>
@@ -1407,7 +1416,7 @@
               <w:spacing w:line="300" w:lineRule="atLeast"/>
               <w:jc w:val="both"/>
               <w:rPr>
-                <w:rFonts w:ascii="Segoe UI" w:eastAsia="Segoe UI" w:hAnsi="Segoe UI" w:cs="Segoe UI"/>
+                <w:rFonts w:ascii="Segoe UI" w:hAnsi="Segoe UI" w:eastAsia="Segoe UI" w:cs="Segoe UI"/>
                 <w:color w:val="0F1115"/>
                 <w:sz w:val="18"/>
                 <w:szCs w:val="18"/>
@@ -1415,7 +1424,7 @@
             </w:pPr>
             <w:r>
               <w:rPr>
-                <w:rFonts w:ascii="Segoe UI" w:eastAsia="Segoe UI" w:hAnsi="Segoe UI" w:cs="Segoe UI"/>
+                <w:rFonts w:ascii="Segoe UI" w:hAnsi="Segoe UI" w:eastAsia="Segoe UI" w:cs="Segoe UI"/>
                 <w:sz w:val="18"/>
                 <w:szCs w:val="18"/>
                 <w:lang w:eastAsia="zh-CN"/>
@@ -1441,7 +1450,7 @@
               <w:spacing w:line="300" w:lineRule="atLeast"/>
               <w:jc w:val="both"/>
               <w:rPr>
-                <w:rFonts w:ascii="Segoe UI" w:eastAsia="Segoe UI" w:hAnsi="Segoe UI" w:cs="Segoe UI"/>
+                <w:rFonts w:ascii="Segoe UI" w:hAnsi="Segoe UI" w:eastAsia="Segoe UI" w:cs="Segoe UI"/>
                 <w:color w:val="0F1115"/>
                 <w:sz w:val="18"/>
                 <w:szCs w:val="18"/>
@@ -1449,7 +1458,7 @@
             </w:pPr>
             <w:r>
               <w:rPr>
-                <w:rFonts w:ascii="Segoe UI" w:eastAsia="Segoe UI" w:hAnsi="Segoe UI" w:cs="Segoe UI"/>
+                <w:rFonts w:ascii="Segoe UI" w:hAnsi="Segoe UI" w:eastAsia="Segoe UI" w:cs="Segoe UI"/>
                 <w:sz w:val="18"/>
                 <w:szCs w:val="18"/>
                 <w:lang w:eastAsia="zh-CN"/>
@@ -1460,6 +1469,22 @@
         </w:tc>
       </w:tr>
       <w:tr>
+        <w:tblPrEx>
+          <w:tblBorders>
+            <w:top w:val="single" w:color="auto" w:sz="4" w:space="0"/>
+            <w:left w:val="single" w:color="auto" w:sz="4" w:space="0"/>
+            <w:bottom w:val="single" w:color="auto" w:sz="4" w:space="0"/>
+            <w:right w:val="single" w:color="auto" w:sz="4" w:space="0"/>
+            <w:insideH w:val="single" w:color="auto" w:sz="4" w:space="0"/>
+            <w:insideV w:val="single" w:color="auto" w:sz="4" w:space="0"/>
+          </w:tblBorders>
+          <w:tblCellMar>
+            <w:top w:w="15" w:type="dxa"/>
+            <w:left w:w="15" w:type="dxa"/>
+            <w:bottom w:w="15" w:type="dxa"/>
+            <w:right w:w="15" w:type="dxa"/>
+          </w:tblCellMar>
+        </w:tblPrEx>
         <w:tc>
           <w:tcPr>
             <w:tcW w:w="0" w:type="auto"/>
@@ -1477,7 +1502,7 @@
               <w:spacing w:line="300" w:lineRule="atLeast"/>
               <w:jc w:val="both"/>
               <w:rPr>
-                <w:rFonts w:ascii="Segoe UI" w:eastAsia="Segoe UI" w:hAnsi="Segoe UI" w:cs="Segoe UI"/>
+                <w:rFonts w:ascii="Segoe UI" w:hAnsi="Segoe UI" w:eastAsia="Segoe UI" w:cs="Segoe UI"/>
                 <w:color w:val="0F1115"/>
                 <w:sz w:val="18"/>
                 <w:szCs w:val="18"/>
@@ -1485,7 +1510,7 @@
             </w:pPr>
             <w:r>
               <w:rPr>
-                <w:rFonts w:ascii="Segoe UI" w:eastAsia="Segoe UI" w:hAnsi="Segoe UI" w:cs="Segoe UI"/>
+                <w:rFonts w:ascii="Segoe UI" w:hAnsi="Segoe UI" w:eastAsia="Segoe UI" w:cs="Segoe UI"/>
                 <w:color w:val="0F1115"/>
                 <w:sz w:val="18"/>
                 <w:szCs w:val="18"/>
@@ -1512,7 +1537,7 @@
               <w:spacing w:line="300" w:lineRule="atLeast"/>
               <w:jc w:val="both"/>
               <w:rPr>
-                <w:rFonts w:ascii="Segoe UI" w:eastAsia="Segoe UI" w:hAnsi="Segoe UI" w:cs="Segoe UI"/>
+                <w:rFonts w:ascii="Segoe UI" w:hAnsi="Segoe UI" w:eastAsia="Segoe UI" w:cs="Segoe UI"/>
                 <w:color w:val="0F1115"/>
                 <w:sz w:val="18"/>
                 <w:szCs w:val="18"/>
@@ -1520,7 +1545,7 @@
             </w:pPr>
             <w:r>
               <w:rPr>
-                <w:rFonts w:ascii="Segoe UI" w:eastAsia="Segoe UI" w:hAnsi="Segoe UI" w:cs="Segoe UI"/>
+                <w:rFonts w:ascii="Segoe UI" w:hAnsi="Segoe UI" w:eastAsia="Segoe UI" w:cs="Segoe UI"/>
                 <w:color w:val="0F1115"/>
                 <w:sz w:val="18"/>
                 <w:szCs w:val="18"/>
@@ -1547,7 +1572,7 @@
               <w:spacing w:line="300" w:lineRule="atLeast"/>
               <w:jc w:val="both"/>
               <w:rPr>
-                <w:rFonts w:ascii="Segoe UI" w:eastAsia="Segoe UI" w:hAnsi="Segoe UI" w:cs="Segoe UI"/>
+                <w:rFonts w:ascii="Segoe UI" w:hAnsi="Segoe UI" w:eastAsia="Segoe UI" w:cs="Segoe UI"/>
                 <w:color w:val="0F1115"/>
                 <w:sz w:val="18"/>
                 <w:szCs w:val="18"/>
@@ -1555,7 +1580,7 @@
             </w:pPr>
             <w:r>
               <w:rPr>
-                <w:rFonts w:ascii="Segoe UI" w:eastAsia="Segoe UI" w:hAnsi="Segoe UI" w:cs="Segoe UI"/>
+                <w:rFonts w:ascii="Segoe UI" w:hAnsi="Segoe UI" w:eastAsia="Segoe UI" w:cs="Segoe UI"/>
                 <w:sz w:val="18"/>
                 <w:szCs w:val="18"/>
                 <w:lang w:eastAsia="zh-CN"/>
@@ -1564,7 +1589,7 @@
             </w:r>
             <w:r>
               <w:rPr>
-                <w:rFonts w:ascii="Segoe UI" w:eastAsia="Segoe UI" w:hAnsi="Segoe UI" w:cs="Segoe UI" w:hint="eastAsia"/>
+                <w:rFonts w:hint="eastAsia" w:ascii="Segoe UI" w:hAnsi="Segoe UI" w:eastAsia="Segoe UI" w:cs="Segoe UI"/>
                 <w:sz w:val="18"/>
                 <w:szCs w:val="18"/>
                 <w:lang w:eastAsia="zh-CN"/>
@@ -1573,7 +1598,7 @@
             </w:r>
             <w:r>
               <w:rPr>
-                <w:rFonts w:ascii="Segoe UI" w:eastAsia="Segoe UI" w:hAnsi="Segoe UI" w:cs="Segoe UI"/>
+                <w:rFonts w:ascii="Segoe UI" w:hAnsi="Segoe UI" w:eastAsia="Segoe UI" w:cs="Segoe UI"/>
                 <w:sz w:val="18"/>
                 <w:szCs w:val="18"/>
                 <w:lang w:eastAsia="zh-CN"/>
@@ -1599,7 +1624,7 @@
               <w:spacing w:line="300" w:lineRule="atLeast"/>
               <w:jc w:val="both"/>
               <w:rPr>
-                <w:rFonts w:ascii="Segoe UI" w:eastAsia="Segoe UI" w:hAnsi="Segoe UI" w:cs="Segoe UI"/>
+                <w:rFonts w:ascii="Segoe UI" w:hAnsi="Segoe UI" w:eastAsia="Segoe UI" w:cs="Segoe UI"/>
                 <w:color w:val="0F1115"/>
                 <w:sz w:val="18"/>
                 <w:szCs w:val="18"/>
@@ -1607,7 +1632,7 @@
             </w:pPr>
             <w:r>
               <w:rPr>
-                <w:rFonts w:ascii="Segoe UI" w:eastAsia="Segoe UI" w:hAnsi="Segoe UI" w:cs="Segoe UI"/>
+                <w:rFonts w:ascii="Segoe UI" w:hAnsi="Segoe UI" w:eastAsia="Segoe UI" w:cs="Segoe UI"/>
                 <w:sz w:val="18"/>
                 <w:szCs w:val="18"/>
                 <w:lang w:eastAsia="zh-CN"/>
@@ -1633,7 +1658,7 @@
               <w:spacing w:line="300" w:lineRule="atLeast"/>
               <w:jc w:val="both"/>
               <w:rPr>
-                <w:rFonts w:ascii="Segoe UI" w:eastAsia="Segoe UI" w:hAnsi="Segoe UI" w:cs="Segoe UI"/>
+                <w:rFonts w:ascii="Segoe UI" w:hAnsi="Segoe UI" w:eastAsia="Segoe UI" w:cs="Segoe UI"/>
                 <w:color w:val="0F1115"/>
                 <w:sz w:val="18"/>
                 <w:szCs w:val="18"/>
@@ -1641,7 +1666,7 @@
             </w:pPr>
             <w:r>
               <w:rPr>
-                <w:rFonts w:ascii="Segoe UI" w:eastAsia="Segoe UI" w:hAnsi="Segoe UI" w:cs="Segoe UI"/>
+                <w:rFonts w:ascii="Segoe UI" w:hAnsi="Segoe UI" w:eastAsia="Segoe UI" w:cs="Segoe UI"/>
                 <w:sz w:val="18"/>
                 <w:szCs w:val="18"/>
                 <w:lang w:eastAsia="zh-CN"/>
@@ -1667,7 +1692,7 @@
               <w:spacing w:line="300" w:lineRule="atLeast"/>
               <w:jc w:val="both"/>
               <w:rPr>
-                <w:rFonts w:ascii="Segoe UI" w:eastAsia="Segoe UI" w:hAnsi="Segoe UI" w:cs="Segoe UI"/>
+                <w:rFonts w:ascii="Segoe UI" w:hAnsi="Segoe UI" w:eastAsia="Segoe UI" w:cs="Segoe UI"/>
                 <w:color w:val="0F1115"/>
                 <w:sz w:val="18"/>
                 <w:szCs w:val="18"/>
@@ -1675,7 +1700,7 @@
             </w:pPr>
             <w:r>
               <w:rPr>
-                <w:rFonts w:ascii="Segoe UI" w:eastAsia="Segoe UI" w:hAnsi="Segoe UI" w:cs="Segoe UI"/>
+                <w:rFonts w:ascii="Segoe UI" w:hAnsi="Segoe UI" w:eastAsia="Segoe UI" w:cs="Segoe UI"/>
                 <w:sz w:val="18"/>
                 <w:szCs w:val="18"/>
                 <w:lang w:eastAsia="zh-CN"/>
@@ -1701,7 +1726,7 @@
               <w:spacing w:line="300" w:lineRule="atLeast"/>
               <w:jc w:val="both"/>
               <w:rPr>
-                <w:rFonts w:ascii="Segoe UI" w:eastAsia="Segoe UI" w:hAnsi="Segoe UI" w:cs="Segoe UI"/>
+                <w:rFonts w:ascii="Segoe UI" w:hAnsi="Segoe UI" w:eastAsia="Segoe UI" w:cs="Segoe UI"/>
                 <w:color w:val="0F1115"/>
                 <w:sz w:val="18"/>
                 <w:szCs w:val="18"/>
@@ -1709,8 +1734,8 @@
             </w:pPr>
             <w:r>
               <w:rPr>
-                <w:rStyle w:val="aa"/>
-                <w:rFonts w:ascii="Segoe UI" w:eastAsia="Segoe UI" w:hAnsi="Segoe UI" w:cs="Segoe UI"/>
+                <w:rStyle w:val="24"/>
+                <w:rFonts w:ascii="Segoe UI" w:hAnsi="Segoe UI" w:eastAsia="Segoe UI" w:cs="Segoe UI"/>
                 <w:bCs/>
                 <w:sz w:val="18"/>
                 <w:szCs w:val="18"/>
@@ -1720,46 +1745,51 @@
             </w:r>
             <w:r>
               <w:rPr>
-                <w:rFonts w:ascii="Segoe UI" w:eastAsia="Segoe UI" w:hAnsi="Segoe UI" w:cs="Segoe UI"/>
+                <w:rFonts w:ascii="Segoe UI" w:hAnsi="Segoe UI" w:eastAsia="Segoe UI" w:cs="Segoe UI"/>
                 <w:sz w:val="18"/>
                 <w:szCs w:val="18"/>
                 <w:lang w:eastAsia="zh-CN"/>
               </w:rPr>
-              <w:t> </w:t>
-            </w:r>
-            <w:r>
-              <w:rPr>
-                <w:rFonts w:ascii="Segoe UI" w:eastAsia="Segoe UI" w:hAnsi="Segoe UI" w:cs="Segoe UI"/>
+              <w:t> 连续</w:t>
+            </w:r>
+            <w:r>
+              <w:rPr>
+                <w:rFonts w:hint="eastAsia" w:ascii="Segoe UI" w:hAnsi="Segoe UI" w:cs="Segoe UI" w:eastAsiaTheme="minorEastAsia"/>
                 <w:sz w:val="18"/>
                 <w:szCs w:val="18"/>
                 <w:lang w:eastAsia="zh-CN"/>
               </w:rPr>
-              <w:t>连续</w:t>
-            </w:r>
-            <w:r>
-              <w:rPr>
-                <w:rFonts w:ascii="Segoe UI" w:eastAsiaTheme="minorEastAsia" w:hAnsi="Segoe UI" w:cs="Segoe UI" w:hint="eastAsia"/>
+              <w:t>四</w:t>
+            </w:r>
+            <w:r>
+              <w:rPr>
+                <w:rFonts w:ascii="Segoe UI" w:hAnsi="Segoe UI" w:eastAsia="Segoe UI" w:cs="Segoe UI"/>
                 <w:sz w:val="18"/>
                 <w:szCs w:val="18"/>
                 <w:lang w:eastAsia="zh-CN"/>
               </w:rPr>
-              <w:t>四</w:t>
-            </w:r>
-            <w:r>
-              <w:rPr>
-                <w:rFonts w:ascii="Segoe UI" w:eastAsia="Segoe UI" w:hAnsi="Segoe UI" w:cs="Segoe UI"/>
-                <w:sz w:val="18"/>
-                <w:szCs w:val="18"/>
-                <w:lang w:eastAsia="zh-CN"/>
-              </w:rPr>
               <w:t>个季度维持99%的，表明物理管理与数字记录体系已高度融合，日常管控机制运行有效，为决策提供了极度可靠的数据支撑。</w:t>
             </w:r>
-            <w:bookmarkStart w:id="3" w:name="_GoBack"/>
-            <w:bookmarkEnd w:id="3"/>
           </w:p>
         </w:tc>
       </w:tr>
       <w:tr>
+        <w:tblPrEx>
+          <w:tblBorders>
+            <w:top w:val="single" w:color="auto" w:sz="4" w:space="0"/>
+            <w:left w:val="single" w:color="auto" w:sz="4" w:space="0"/>
+            <w:bottom w:val="single" w:color="auto" w:sz="4" w:space="0"/>
+            <w:right w:val="single" w:color="auto" w:sz="4" w:space="0"/>
+            <w:insideH w:val="single" w:color="auto" w:sz="4" w:space="0"/>
+            <w:insideV w:val="single" w:color="auto" w:sz="4" w:space="0"/>
+          </w:tblBorders>
+          <w:tblCellMar>
+            <w:top w:w="15" w:type="dxa"/>
+            <w:left w:w="15" w:type="dxa"/>
+            <w:bottom w:w="15" w:type="dxa"/>
+            <w:right w:w="15" w:type="dxa"/>
+          </w:tblCellMar>
+        </w:tblPrEx>
         <w:tc>
           <w:tcPr>
             <w:tcW w:w="0" w:type="auto"/>
@@ -1777,7 +1807,7 @@
               <w:spacing w:line="300" w:lineRule="atLeast"/>
               <w:jc w:val="both"/>
               <w:rPr>
-                <w:rFonts w:ascii="Segoe UI" w:eastAsia="Segoe UI" w:hAnsi="Segoe UI" w:cs="Segoe UI"/>
+                <w:rFonts w:ascii="Segoe UI" w:hAnsi="Segoe UI" w:eastAsia="Segoe UI" w:cs="Segoe UI"/>
                 <w:color w:val="0F1115"/>
                 <w:sz w:val="18"/>
                 <w:szCs w:val="18"/>
@@ -1785,7 +1815,7 @@
             </w:pPr>
             <w:r>
               <w:rPr>
-                <w:rFonts w:ascii="Segoe UI" w:eastAsia="Segoe UI" w:hAnsi="Segoe UI" w:cs="Segoe UI"/>
+                <w:rFonts w:ascii="Segoe UI" w:hAnsi="Segoe UI" w:eastAsia="Segoe UI" w:cs="Segoe UI"/>
                 <w:color w:val="0F1115"/>
                 <w:sz w:val="18"/>
                 <w:szCs w:val="18"/>
@@ -1812,7 +1842,7 @@
               <w:spacing w:line="300" w:lineRule="atLeast"/>
               <w:jc w:val="both"/>
               <w:rPr>
-                <w:rFonts w:ascii="Segoe UI" w:eastAsia="Segoe UI" w:hAnsi="Segoe UI" w:cs="Segoe UI"/>
+                <w:rFonts w:ascii="Segoe UI" w:hAnsi="Segoe UI" w:eastAsia="Segoe UI" w:cs="Segoe UI"/>
                 <w:color w:val="0F1115"/>
                 <w:sz w:val="18"/>
                 <w:szCs w:val="18"/>
@@ -1820,7 +1850,7 @@
             </w:pPr>
             <w:r>
               <w:rPr>
-                <w:rFonts w:ascii="Segoe UI" w:eastAsia="Segoe UI" w:hAnsi="Segoe UI" w:cs="Segoe UI"/>
+                <w:rFonts w:ascii="Segoe UI" w:hAnsi="Segoe UI" w:eastAsia="Segoe UI" w:cs="Segoe UI"/>
                 <w:color w:val="0F1115"/>
                 <w:sz w:val="18"/>
                 <w:szCs w:val="18"/>
@@ -1847,7 +1877,7 @@
               <w:spacing w:line="300" w:lineRule="atLeast"/>
               <w:jc w:val="both"/>
               <w:rPr>
-                <w:rFonts w:ascii="Segoe UI" w:eastAsia="Segoe UI" w:hAnsi="Segoe UI" w:cs="Segoe UI"/>
+                <w:rFonts w:ascii="Segoe UI" w:hAnsi="Segoe UI" w:eastAsia="Segoe UI" w:cs="Segoe UI"/>
                 <w:color w:val="0F1115"/>
                 <w:sz w:val="18"/>
                 <w:szCs w:val="18"/>
@@ -1855,7 +1885,7 @@
             </w:pPr>
             <w:r>
               <w:rPr>
-                <w:rFonts w:ascii="Segoe UI" w:eastAsia="Segoe UI" w:hAnsi="Segoe UI" w:cs="Segoe UI"/>
+                <w:rFonts w:ascii="Segoe UI" w:hAnsi="Segoe UI" w:eastAsia="Segoe UI" w:cs="Segoe UI"/>
                 <w:sz w:val="18"/>
                 <w:szCs w:val="18"/>
                 <w:lang w:eastAsia="zh-CN"/>
@@ -1881,7 +1911,7 @@
               <w:spacing w:line="300" w:lineRule="atLeast"/>
               <w:jc w:val="both"/>
               <w:rPr>
-                <w:rFonts w:ascii="Segoe UI" w:eastAsia="Segoe UI" w:hAnsi="Segoe UI" w:cs="Segoe UI"/>
+                <w:rFonts w:ascii="Segoe UI" w:hAnsi="Segoe UI" w:eastAsia="Segoe UI" w:cs="Segoe UI"/>
                 <w:color w:val="0F1115"/>
                 <w:sz w:val="18"/>
                 <w:szCs w:val="18"/>
@@ -1889,7 +1919,7 @@
             </w:pPr>
             <w:r>
               <w:rPr>
-                <w:rFonts w:ascii="Segoe UI" w:eastAsia="Segoe UI" w:hAnsi="Segoe UI" w:cs="Segoe UI"/>
+                <w:rFonts w:ascii="Segoe UI" w:hAnsi="Segoe UI" w:eastAsia="Segoe UI" w:cs="Segoe UI"/>
                 <w:sz w:val="18"/>
                 <w:szCs w:val="18"/>
                 <w:lang w:eastAsia="zh-CN"/>
@@ -1915,7 +1945,7 @@
               <w:spacing w:line="300" w:lineRule="atLeast"/>
               <w:jc w:val="both"/>
               <w:rPr>
-                <w:rFonts w:ascii="Segoe UI" w:eastAsia="Segoe UI" w:hAnsi="Segoe UI" w:cs="Segoe UI"/>
+                <w:rFonts w:ascii="Segoe UI" w:hAnsi="Segoe UI" w:eastAsia="Segoe UI" w:cs="Segoe UI"/>
                 <w:color w:val="0F1115"/>
                 <w:sz w:val="18"/>
                 <w:szCs w:val="18"/>
@@ -1923,7 +1953,7 @@
             </w:pPr>
             <w:r>
               <w:rPr>
-                <w:rFonts w:ascii="Segoe UI" w:eastAsia="Segoe UI" w:hAnsi="Segoe UI" w:cs="Segoe UI"/>
+                <w:rFonts w:ascii="Segoe UI" w:hAnsi="Segoe UI" w:eastAsia="Segoe UI" w:cs="Segoe UI"/>
                 <w:sz w:val="18"/>
                 <w:szCs w:val="18"/>
                 <w:lang w:eastAsia="zh-CN"/>
@@ -1949,7 +1979,7 @@
               <w:spacing w:line="300" w:lineRule="atLeast"/>
               <w:jc w:val="both"/>
               <w:rPr>
-                <w:rFonts w:ascii="Segoe UI" w:eastAsia="Segoe UI" w:hAnsi="Segoe UI" w:cs="Segoe UI"/>
+                <w:rFonts w:ascii="Segoe UI" w:hAnsi="Segoe UI" w:eastAsia="Segoe UI" w:cs="Segoe UI"/>
                 <w:color w:val="0F1115"/>
                 <w:sz w:val="18"/>
                 <w:szCs w:val="18"/>
@@ -1957,7 +1987,7 @@
             </w:pPr>
             <w:r>
               <w:rPr>
-                <w:rFonts w:ascii="Segoe UI" w:eastAsia="Segoe UI" w:hAnsi="Segoe UI" w:cs="Segoe UI"/>
+                <w:rFonts w:ascii="Segoe UI" w:hAnsi="Segoe UI" w:eastAsia="Segoe UI" w:cs="Segoe UI"/>
                 <w:sz w:val="18"/>
                 <w:szCs w:val="18"/>
                 <w:lang w:eastAsia="zh-CN"/>
@@ -1983,7 +2013,7 @@
               <w:spacing w:line="300" w:lineRule="atLeast"/>
               <w:jc w:val="both"/>
               <w:rPr>
-                <w:rFonts w:ascii="Segoe UI" w:eastAsia="Segoe UI" w:hAnsi="Segoe UI" w:cs="Segoe UI"/>
+                <w:rFonts w:ascii="Segoe UI" w:hAnsi="Segoe UI" w:eastAsia="Segoe UI" w:cs="Segoe UI"/>
                 <w:color w:val="0F1115"/>
                 <w:sz w:val="18"/>
                 <w:szCs w:val="18"/>
@@ -1991,8 +2021,8 @@
             </w:pPr>
             <w:r>
               <w:rPr>
-                <w:rStyle w:val="aa"/>
-                <w:rFonts w:ascii="Segoe UI" w:eastAsia="Segoe UI" w:hAnsi="Segoe UI" w:cs="Segoe UI"/>
+                <w:rStyle w:val="24"/>
+                <w:rFonts w:ascii="Segoe UI" w:hAnsi="Segoe UI" w:eastAsia="Segoe UI" w:cs="Segoe UI"/>
                 <w:bCs/>
                 <w:sz w:val="18"/>
                 <w:szCs w:val="18"/>
@@ -2002,7 +2032,7 @@
             </w:r>
             <w:r>
               <w:rPr>
-                <w:rFonts w:ascii="Segoe UI" w:eastAsia="Segoe UI" w:hAnsi="Segoe UI" w:cs="Segoe UI"/>
+                <w:rFonts w:ascii="Segoe UI" w:hAnsi="Segoe UI" w:eastAsia="Segoe UI" w:cs="Segoe UI"/>
                 <w:sz w:val="18"/>
                 <w:szCs w:val="18"/>
                 <w:lang w:eastAsia="zh-CN"/>
@@ -2011,7 +2041,7 @@
             </w:r>
             <w:r>
               <w:rPr>
-                <w:rFonts w:ascii="Segoe UI" w:eastAsiaTheme="minorEastAsia" w:hAnsi="Segoe UI" w:cs="Segoe UI" w:hint="eastAsia"/>
+                <w:rFonts w:hint="eastAsia" w:ascii="Segoe UI" w:hAnsi="Segoe UI" w:cs="Segoe UI" w:eastAsiaTheme="minorEastAsia"/>
                 <w:sz w:val="18"/>
                 <w:szCs w:val="18"/>
                 <w:lang w:eastAsia="zh-CN"/>
@@ -2020,7 +2050,7 @@
             </w:r>
             <w:r>
               <w:rPr>
-                <w:rFonts w:ascii="Segoe UI" w:eastAsia="Segoe UI" w:hAnsi="Segoe UI" w:cs="Segoe UI"/>
+                <w:rFonts w:ascii="Segoe UI" w:hAnsi="Segoe UI" w:eastAsia="Segoe UI" w:cs="Segoe UI"/>
                 <w:sz w:val="18"/>
                 <w:szCs w:val="18"/>
                 <w:lang w:eastAsia="zh-CN"/>
@@ -2033,7 +2063,7 @@
     </w:tbl>
     <w:p>
       <w:pPr>
-        <w:pStyle w:val="ab"/>
+        <w:pStyle w:val="28"/>
         <w:ind w:firstLine="480"/>
       </w:pPr>
       <w:r>
@@ -2042,172 +2072,89 @@
     </w:p>
     <w:p>
       <w:pPr>
-        <w:pStyle w:val="ab"/>
+        <w:pStyle w:val="28"/>
         <w:ind w:firstLine="480"/>
       </w:pPr>
       <w:r>
-        <w:t>高准确率（</w:t>
-      </w:r>
-      <w:r>
-        <w:t>99%</w:t>
-      </w:r>
-      <w:r>
-        <w:t>）</w:t>
-      </w:r>
-      <w:r>
-        <w:t xml:space="preserve"> </w:t>
-      </w:r>
-      <w:r>
-        <w:t>是达成和提升高可用率（</w:t>
-      </w:r>
-      <w:r>
-        <w:t>100%</w:t>
-      </w:r>
-      <w:r>
-        <w:t>）</w:t>
-      </w:r>
-      <w:r>
-        <w:t xml:space="preserve"> </w:t>
-      </w:r>
-      <w:r>
-        <w:t>的前提。精准的库存数据避免了</w:t>
-      </w:r>
-      <w:r>
-        <w:t>“</w:t>
-      </w:r>
-      <w:r>
-        <w:t>有账无物</w:t>
-      </w:r>
-      <w:r>
-        <w:t>”</w:t>
-      </w:r>
-      <w:r>
-        <w:t>的紧急缺料风险，使得备件支持计划得以可靠执行。</w:t>
-      </w:r>
-    </w:p>
-    <w:p>
-      <w:pPr>
-        <w:pStyle w:val="ab"/>
+        <w:t>高准确率（99%） 是达成和提升高可用率（100%） 的前提。精准的库存数据避免了“有账无物”的紧急缺料风险，使得备件支持计划得以可靠执行。</w:t>
+      </w:r>
+    </w:p>
+    <w:p>
+      <w:pPr>
+        <w:pStyle w:val="28"/>
         <w:ind w:firstLine="480"/>
       </w:pPr>
       <w:r>
-        <w:t>可用率的持续提升反向验证了管理措施的有效性，并进一步降低了因等待备件而产生的</w:t>
-      </w:r>
-      <w:r>
-        <w:t>MTTR</w:t>
-      </w:r>
-      <w:r>
-        <w:t>（平均修复时间），有力支撑了项目整体</w:t>
-      </w:r>
-      <w:r>
-        <w:t>SLA</w:t>
-      </w:r>
-      <w:r>
-        <w:t>的达成。</w:t>
-      </w:r>
-    </w:p>
-    <w:p>
-      <w:pPr>
-        <w:pStyle w:val="11"/>
-      </w:pPr>
-      <w:proofErr w:type="spellStart"/>
+        <w:t>可用率的持续提升反向验证了管理措施的有效性，并进一步降低了因等待备件而产生的MTTR（平均修复时间），有力支撑了项目整体SLA的达成。</w:t>
+      </w:r>
+    </w:p>
+    <w:p>
+      <w:pPr>
+        <w:pStyle w:val="27"/>
+      </w:pPr>
       <w:r>
         <w:t>对核心运维项目的支撑成效</w:t>
       </w:r>
-      <w:proofErr w:type="spellEnd"/>
-    </w:p>
-    <w:p>
-      <w:pPr>
-        <w:pStyle w:val="ab"/>
+    </w:p>
+    <w:p>
+      <w:pPr>
+        <w:pStyle w:val="28"/>
         <w:ind w:firstLine="480"/>
-      </w:pPr>
-      <w:r>
-        <w:t>以</w:t>
-      </w:r>
-      <w:r>
-        <w:t>“</w:t>
-      </w:r>
-      <w:r>
-        <w:t>临夏州中医医院智慧银医项目</w:t>
-      </w:r>
-      <w:r>
-        <w:t>”</w:t>
-      </w:r>
-      <w:r>
-        <w:t>为例，本年度优化的备件管理体系发挥了关键支撑作用：</w:t>
-      </w:r>
-    </w:p>
-    <w:p>
-      <w:pPr>
-        <w:pStyle w:val="ab"/>
+        <w:rPr>
+          <w:rFonts w:ascii="Arial" w:hAnsi="Arial" w:eastAsia="宋体" w:cs="Arial"/>
+        </w:rPr>
+      </w:pPr>
+      <w:r>
+        <w:rPr>
+          <w:rFonts w:ascii="Arial" w:hAnsi="Arial" w:eastAsia="宋体" w:cs="Arial"/>
+        </w:rPr>
+        <w:t>以“淮安生态新城信息系统运维服务项目”为例，本年度优化的备件管理体系发挥了关键支撑作用：</w:t>
+      </w:r>
+    </w:p>
+    <w:p>
+      <w:pPr>
+        <w:pStyle w:val="28"/>
         <w:ind w:firstLine="480"/>
       </w:pPr>
       <w:r>
-        <w:t>快速响应保障：</w:t>
-      </w:r>
-      <w:r>
-        <w:t xml:space="preserve"> </w:t>
-      </w:r>
-      <w:r>
-        <w:t>针对医院自助终端、支付网关等关键设备，建立了专属的关键备件储备清单。当发生硬件故障时，能确保在</w:t>
-      </w:r>
-      <w:r>
-        <w:t>SLA</w:t>
-      </w:r>
-      <w:r>
-        <w:t>约定的时间内（通常为</w:t>
-      </w:r>
-      <w:r>
-        <w:t>2-4</w:t>
-      </w:r>
-      <w:r>
-        <w:t>小时）完成备件调配与现场更换，极大缩短了服务中断时长。</w:t>
-      </w:r>
-    </w:p>
-    <w:p>
-      <w:pPr>
-        <w:pStyle w:val="ab"/>
+        <w:rPr>
+          <w:rFonts w:ascii="Arial" w:hAnsi="Arial" w:eastAsia="宋体" w:cs="Arial"/>
+        </w:rPr>
+        <w:t>快速响应保障： 针对医院自助终端、支付网关等关键设备，建立了专属的关键备件储备清单。当发生硬件故障时，能确保在S</w:t>
+      </w:r>
+      <w:r>
+        <w:t>LA约定的时间内（通常为2-4小时）完成备件调配与现场更换，极大缩短了服务中断时长。</w:t>
+      </w:r>
+    </w:p>
+    <w:p>
+      <w:pPr>
+        <w:pStyle w:val="28"/>
         <w:ind w:firstLine="480"/>
       </w:pPr>
       <w:r>
-        <w:t>成本有效控制：</w:t>
-      </w:r>
-      <w:r>
-        <w:t xml:space="preserve"> </w:t>
-      </w:r>
-      <w:r>
-        <w:t>通过科学的采购计划和供应商协同，在保障可用性的同时，避免了该项目上不必要的备件冗余积压，实现了服务保障与成本控制的平衡。</w:t>
-      </w:r>
-    </w:p>
-    <w:p>
-      <w:pPr>
-        <w:pStyle w:val="ab"/>
+        <w:t>成本有效控制： 通过科学的采购计划和供应商协同，在保障可用性的同时，避免了该项目上不必要的备件冗余积压，实现了服务保障与成本控制的平衡。</w:t>
+      </w:r>
+    </w:p>
+    <w:p>
+      <w:pPr>
+        <w:pStyle w:val="28"/>
         <w:ind w:firstLine="480"/>
       </w:pPr>
       <w:r>
-        <w:t>风险主动预防：</w:t>
-      </w:r>
-      <w:r>
-        <w:t xml:space="preserve"> </w:t>
-      </w:r>
-      <w:r>
-        <w:t>基于备件消耗数据的分析，能够预测某些易损部件的故障周期，从而在故障高发期前提前补充库存，变被动维修为主动预防。</w:t>
-      </w:r>
-    </w:p>
-    <w:p>
-      <w:pPr>
-        <w:pStyle w:val="11"/>
-      </w:pPr>
-      <w:proofErr w:type="spellStart"/>
-      <w:r>
-        <w:lastRenderedPageBreak/>
+        <w:t>风险主动预防： 基于备件消耗数据的分析，能够预测某些易损部件的故障周期，从而在故障高发期前提前补充库存，变被动维修为主动预防。</w:t>
+      </w:r>
+    </w:p>
+    <w:p>
+      <w:pPr>
+        <w:pStyle w:val="27"/>
+      </w:pPr>
+      <w:r>
         <w:t>持续改进与未来规划</w:t>
       </w:r>
-      <w:proofErr w:type="spellEnd"/>
-    </w:p>
-    <w:p>
-      <w:pPr>
-        <w:pStyle w:val="ab"/>
+    </w:p>
+    <w:p>
+      <w:pPr>
+        <w:pStyle w:val="28"/>
         <w:ind w:firstLine="480"/>
       </w:pPr>
       <w:r>
@@ -2216,71 +2163,42 @@
     </w:p>
     <w:p>
       <w:pPr>
-        <w:pStyle w:val="ab"/>
+        <w:pStyle w:val="28"/>
         <w:ind w:firstLine="480"/>
       </w:pPr>
       <w:r>
-        <w:t>智能化升级探索：计划在</w:t>
-      </w:r>
-      <w:r>
-        <w:t>2026</w:t>
-      </w:r>
-      <w:r>
-        <w:t>年试点引入</w:t>
-      </w:r>
-      <w:r>
-        <w:t>RFID</w:t>
-      </w:r>
-      <w:r>
-        <w:t>或二维码技术，实现备件出入库的自动感知与数据采集，进一步提升盘点效率和准确性。</w:t>
-      </w:r>
-    </w:p>
-    <w:p>
-      <w:pPr>
-        <w:pStyle w:val="ab"/>
+        <w:t>智能化升级探索：计划在2026年试点引入RFID或二维码技术，实现备件出入库的自动感知与数据采集，进一步提升盘点效率和准确性。</w:t>
+      </w:r>
+    </w:p>
+    <w:p>
+      <w:pPr>
+        <w:pStyle w:val="28"/>
         <w:ind w:firstLine="480"/>
       </w:pPr>
       <w:r>
-        <w:t>** predictive Maintenance</w:t>
-      </w:r>
-      <w:r>
-        <w:t>（预测性维护）集成：</w:t>
-      </w:r>
-      <w:r>
-        <w:t xml:space="preserve">** </w:t>
-      </w:r>
-      <w:r>
-        <w:t>探索将设备监控数据与备件库存系统联动，基于设备健康状态预测备件需求，实现更精准的备件预测性采购。</w:t>
-      </w:r>
-    </w:p>
-    <w:p>
-      <w:pPr>
-        <w:pStyle w:val="ab"/>
+        <w:t>** predictive Maintenance（预测性维护）集成：** 探索将设备监控数据与备件库存系统联动，基于设备健康状态预测备件需求，实现更精准的备件预测性采购。</w:t>
+      </w:r>
+    </w:p>
+    <w:p>
+      <w:pPr>
+        <w:pStyle w:val="28"/>
         <w:ind w:firstLine="480"/>
       </w:pPr>
       <w:r>
-        <w:t>跨项目资源调剂平台建设：</w:t>
-      </w:r>
-      <w:r>
-        <w:t xml:space="preserve"> </w:t>
-      </w:r>
-      <w:r>
-        <w:t>研究建立公司级备件资源虚拟池，在合规前提下实现不同运维项目间备件的快速调剂与共享，提升整体资源利用效率。</w:t>
-      </w:r>
-    </w:p>
-    <w:p>
-      <w:pPr>
-        <w:pStyle w:val="11"/>
-      </w:pPr>
-      <w:proofErr w:type="spellStart"/>
+        <w:t>跨项目资源调剂平台建设： 研究建立公司级备件资源虚拟池，在合规前提下实现不同运维项目间备件的快速调剂与共享，提升整体资源利用效率。</w:t>
+      </w:r>
+    </w:p>
+    <w:p>
+      <w:pPr>
+        <w:pStyle w:val="27"/>
+      </w:pPr>
       <w:r>
         <w:t>结论</w:t>
       </w:r>
-      <w:proofErr w:type="spellEnd"/>
-    </w:p>
-    <w:p>
-      <w:pPr>
-        <w:pStyle w:val="ab"/>
+    </w:p>
+    <w:p>
+      <w:pPr>
+        <w:pStyle w:val="28"/>
         <w:ind w:firstLine="480"/>
         <w:rPr>
           <w:rFonts w:ascii="宋体" w:hAnsi="宋体" w:cs="宋体"/>
@@ -2288,98 +2206,32 @@
         </w:rPr>
       </w:pPr>
       <w:r>
-        <w:t>截至</w:t>
-      </w:r>
-      <w:r>
-        <w:t>2025</w:t>
-      </w:r>
-      <w:r>
-        <w:t>年</w:t>
+        <w:t>截至2025年</w:t>
       </w:r>
       <w:r>
         <w:rPr>
           <w:rFonts w:hint="eastAsia"/>
         </w:rPr>
-        <w:t>12</w:t>
-      </w:r>
-      <w:r>
-        <w:rPr>
-          <w:rFonts w:hint="eastAsia"/>
-        </w:rPr>
-        <w:t>月</w:t>
-      </w:r>
-      <w:r>
-        <w:t>，公司已成功构建了一套制度完善、流程规范、数据精准、响应高效的现代备品备件管理体系。核心绩效指标</w:t>
-      </w:r>
-      <w:r>
-        <w:t>——</w:t>
-      </w:r>
-      <w:r>
-        <w:t>库存数据准确率稳定于</w:t>
-      </w:r>
-      <w:r>
-        <w:t>99%</w:t>
-      </w:r>
-      <w:r>
-        <w:t>，备件可用率强势提升至</w:t>
-      </w:r>
-      <w:r>
-        <w:t>100%——</w:t>
-      </w:r>
-      <w:r>
-        <w:t>不仅全面达成并超越了既定管理目标，更从实质上转化为对客户运维服务，尤其是对</w:t>
-      </w:r>
-      <w:r>
-        <w:t>“</w:t>
-      </w:r>
-      <w:r>
-        <w:t>智慧银医</w:t>
-      </w:r>
-      <w:r>
-        <w:t>”</w:t>
-      </w:r>
-      <w:r>
-        <w:t>等关键项目的强大支持能力。这标志着公司的运维服务保障已从</w:t>
-      </w:r>
-      <w:r>
-        <w:t>“</w:t>
-      </w:r>
-      <w:r>
-        <w:t>人力依赖</w:t>
-      </w:r>
-      <w:r>
-        <w:t>”</w:t>
-      </w:r>
-      <w:r>
-        <w:t>迈入</w:t>
-      </w:r>
-      <w:r>
-        <w:t>“</w:t>
-      </w:r>
-      <w:r>
-        <w:t>体系保障</w:t>
-      </w:r>
-      <w:r>
-        <w:t>”</w:t>
-      </w:r>
-      <w:r>
-        <w:t>的新阶段，为业务的可持续增长与客户满意度的持续提升奠定了坚实的物资基础。</w:t>
+        <w:t>12月</w:t>
+      </w:r>
+      <w:r>
+        <w:t>，公司已成功构建了一套制度完善、流程规范、数据精准、响应高效的现代备品备件管理体系。核心绩效指标——库存数据准确率稳定于99%，备件可用率强势提升至100%——不仅全面达成并超越了既定管理目标，更从实质上转化为对客户运维服务，尤其是对“智慧银医”等关键项目的强大支持能力。这标志着公司的运维服务保障已从“人力依赖”迈入“体系保障”的新阶段，为业务的可持续增长与客户满意度的持续提升奠定了坚实的物资基础。</w:t>
       </w:r>
     </w:p>
     <w:sectPr>
-      <w:headerReference w:type="default" r:id="rId10"/>
-      <w:footerReference w:type="default" r:id="rId11"/>
+      <w:headerReference r:id="rId7" w:type="default"/>
+      <w:footerReference r:id="rId8" w:type="default"/>
       <w:pgSz w:w="11906" w:h="16839"/>
       <w:pgMar w:top="1246" w:right="1050" w:bottom="1375" w:left="1050" w:header="1231" w:footer="983" w:gutter="0"/>
-      <w:cols w:space="720"/>
+      <w:cols w:space="720" w:num="1"/>
     </w:sectPr>
   </w:body>
 </w:document>
 </file>
 
 <file path=word/endnotes.xml><?xml version="1.0" encoding="utf-8"?>
-<w:endnotes xmlns:ve="http://schemas.openxmlformats.org/markup-compatibility/2006" xmlns:o="urn:schemas-microsoft-com:office:office" xmlns:r="http://schemas.openxmlformats.org/officeDocument/2006/relationships" xmlns:m="http://schemas.openxmlformats.org/officeDocument/2006/math" xmlns:v="urn:schemas-microsoft-com:vml" xmlns:wp="http://schemas.openxmlformats.org/drawingml/2006/wordprocessingDrawing" xmlns:w10="urn:schemas-microsoft-com:office:word" xmlns:w="http://schemas.openxmlformats.org/wordprocessingml/2006/main" xmlns:wne="http://schemas.microsoft.com/office/word/2006/wordml">
-  <w:endnote w:type="separator" w:id="-1">
+<w:endnotes xmlns:wpc="http://schemas.microsoft.com/office/word/2010/wordprocessingCanvas" xmlns:mc="http://schemas.openxmlformats.org/markup-compatibility/2006" xmlns:o="urn:schemas-microsoft-com:office:office" xmlns:r="http://schemas.openxmlformats.org/officeDocument/2006/relationships" xmlns:m="http://schemas.openxmlformats.org/officeDocument/2006/math" xmlns:v="urn:schemas-microsoft-com:vml" xmlns:wp14="http://schemas.microsoft.com/office/word/2010/wordprocessingDrawing" xmlns:wp="http://schemas.openxmlformats.org/drawingml/2006/wordprocessingDrawing" xmlns:w="http://schemas.openxmlformats.org/wordprocessingml/2006/main" xmlns:w14="http://schemas.microsoft.com/office/word/2010/wordml" xmlns:w15="http://schemas.microsoft.com/office/word/2012/wordml" xmlns:w10="urn:schemas-microsoft-com:office:word" xmlns:wpg="http://schemas.microsoft.com/office/word/2010/wordprocessingGroup" xmlns:wpi="http://schemas.microsoft.com/office/word/2010/wordprocessingInk" xmlns:wne="http://schemas.microsoft.com/office/word/2006/wordml" xmlns:wps="http://schemas.microsoft.com/office/word/2010/wordprocessingShape" xmlns:wpsCustomData="http://www.wps.cn/officeDocument/2013/wpsCustomData" mc:Ignorable="w14 w15 wp14">
+  <w:endnote w:type="separator" w:id="0">
     <w:p>
       <w:pPr>
         <w:spacing w:line="240" w:lineRule="auto"/>
@@ -2389,7 +2241,7 @@
       </w:r>
     </w:p>
   </w:endnote>
-  <w:endnote w:type="continuationSeparator" w:id="0">
+  <w:endnote w:type="continuationSeparator" w:id="1">
     <w:p>
       <w:pPr>
         <w:spacing w:line="240" w:lineRule="auto"/>
@@ -2403,7 +2255,7 @@
 </file>
 
 <file path=word/footer1.xml><?xml version="1.0" encoding="utf-8"?>
-<w:ftr xmlns:ve="http://schemas.openxmlformats.org/markup-compatibility/2006" xmlns:o="urn:schemas-microsoft-com:office:office" xmlns:r="http://schemas.openxmlformats.org/officeDocument/2006/relationships" xmlns:m="http://schemas.openxmlformats.org/officeDocument/2006/math" xmlns:v="urn:schemas-microsoft-com:vml" xmlns:wp="http://schemas.openxmlformats.org/drawingml/2006/wordprocessingDrawing" xmlns:w10="urn:schemas-microsoft-com:office:word" xmlns:w="http://schemas.openxmlformats.org/wordprocessingml/2006/main" xmlns:wne="http://schemas.microsoft.com/office/word/2006/wordml">
+<w:ftr xmlns:wpc="http://schemas.microsoft.com/office/word/2010/wordprocessingCanvas" xmlns:mc="http://schemas.openxmlformats.org/markup-compatibility/2006" xmlns:o="urn:schemas-microsoft-com:office:office" xmlns:r="http://schemas.openxmlformats.org/officeDocument/2006/relationships" xmlns:m="http://schemas.openxmlformats.org/officeDocument/2006/math" xmlns:v="urn:schemas-microsoft-com:vml" xmlns:wp14="http://schemas.microsoft.com/office/word/2010/wordprocessingDrawing" xmlns:wp="http://schemas.openxmlformats.org/drawingml/2006/wordprocessingDrawing" xmlns:w10="urn:schemas-microsoft-com:office:word" xmlns:w="http://schemas.openxmlformats.org/wordprocessingml/2006/main" xmlns:w14="http://schemas.microsoft.com/office/word/2010/wordml" xmlns:w15="http://schemas.microsoft.com/office/word/2012/wordml" xmlns:wpg="http://schemas.microsoft.com/office/word/2010/wordprocessingGroup" xmlns:wpi="http://schemas.microsoft.com/office/word/2010/wordprocessingInk" xmlns:wne="http://schemas.microsoft.com/office/word/2006/wordml" xmlns:wps="http://schemas.microsoft.com/office/word/2010/wordprocessingShape" xmlns:wpsCustomData="http://www.wps.cn/officeDocument/2013/wpsCustomData" mc:Ignorable="w14 w15 wp14">
   <w:p>
     <w:pPr>
       <w:spacing w:before="177" w:line="209" w:lineRule="auto"/>
@@ -2419,7 +2271,7 @@
 </file>
 
 <file path=word/footer2.xml><?xml version="1.0" encoding="utf-8"?>
-<w:ftr xmlns:ve="http://schemas.openxmlformats.org/markup-compatibility/2006" xmlns:o="urn:schemas-microsoft-com:office:office" xmlns:r="http://schemas.openxmlformats.org/officeDocument/2006/relationships" xmlns:m="http://schemas.openxmlformats.org/officeDocument/2006/math" xmlns:v="urn:schemas-microsoft-com:vml" xmlns:wp="http://schemas.openxmlformats.org/drawingml/2006/wordprocessingDrawing" xmlns:w10="urn:schemas-microsoft-com:office:word" xmlns:w="http://schemas.openxmlformats.org/wordprocessingml/2006/main" xmlns:wne="http://schemas.microsoft.com/office/word/2006/wordml">
+<w:ftr xmlns:wpc="http://schemas.microsoft.com/office/word/2010/wordprocessingCanvas" xmlns:mc="http://schemas.openxmlformats.org/markup-compatibility/2006" xmlns:o="urn:schemas-microsoft-com:office:office" xmlns:r="http://schemas.openxmlformats.org/officeDocument/2006/relationships" xmlns:m="http://schemas.openxmlformats.org/officeDocument/2006/math" xmlns:v="urn:schemas-microsoft-com:vml" xmlns:wp14="http://schemas.microsoft.com/office/word/2010/wordprocessingDrawing" xmlns:wp="http://schemas.openxmlformats.org/drawingml/2006/wordprocessingDrawing" xmlns:w10="urn:schemas-microsoft-com:office:word" xmlns:w="http://schemas.openxmlformats.org/wordprocessingml/2006/main" xmlns:w14="http://schemas.microsoft.com/office/word/2010/wordml" xmlns:w15="http://schemas.microsoft.com/office/word/2012/wordml" xmlns:wpg="http://schemas.microsoft.com/office/word/2010/wordprocessingGroup" xmlns:wpi="http://schemas.microsoft.com/office/word/2010/wordprocessingInk" xmlns:wne="http://schemas.microsoft.com/office/word/2006/wordml" xmlns:wps="http://schemas.microsoft.com/office/word/2010/wordprocessingShape" xmlns:wpsCustomData="http://www.wps.cn/officeDocument/2013/wpsCustomData" mc:Ignorable="w14 w15 wp14">
   <w:p>
     <w:pPr>
       <w:tabs>
@@ -2439,21 +2291,21 @@
 </file>
 
 <file path=word/footnotes.xml><?xml version="1.0" encoding="utf-8"?>
-<w:footnotes xmlns:ve="http://schemas.openxmlformats.org/markup-compatibility/2006" xmlns:o="urn:schemas-microsoft-com:office:office" xmlns:r="http://schemas.openxmlformats.org/officeDocument/2006/relationships" xmlns:m="http://schemas.openxmlformats.org/officeDocument/2006/math" xmlns:v="urn:schemas-microsoft-com:vml" xmlns:wp="http://schemas.openxmlformats.org/drawingml/2006/wordprocessingDrawing" xmlns:w10="urn:schemas-microsoft-com:office:word" xmlns:w="http://schemas.openxmlformats.org/wordprocessingml/2006/main" xmlns:wne="http://schemas.microsoft.com/office/word/2006/wordml">
-  <w:footnote w:type="separator" w:id="-1">
-    <w:p>
-      <w:pPr>
-        <w:spacing w:line="240" w:lineRule="auto"/>
+<w:footnotes xmlns:wpc="http://schemas.microsoft.com/office/word/2010/wordprocessingCanvas" xmlns:mc="http://schemas.openxmlformats.org/markup-compatibility/2006" xmlns:o="urn:schemas-microsoft-com:office:office" xmlns:r="http://schemas.openxmlformats.org/officeDocument/2006/relationships" xmlns:m="http://schemas.openxmlformats.org/officeDocument/2006/math" xmlns:v="urn:schemas-microsoft-com:vml" xmlns:wp14="http://schemas.microsoft.com/office/word/2010/wordprocessingDrawing" xmlns:wp="http://schemas.openxmlformats.org/drawingml/2006/wordprocessingDrawing" xmlns:w="http://schemas.openxmlformats.org/wordprocessingml/2006/main" xmlns:w14="http://schemas.microsoft.com/office/word/2010/wordml" xmlns:w15="http://schemas.microsoft.com/office/word/2012/wordml" xmlns:w10="urn:schemas-microsoft-com:office:word" xmlns:wpg="http://schemas.microsoft.com/office/word/2010/wordprocessingGroup" xmlns:wpi="http://schemas.microsoft.com/office/word/2010/wordprocessingInk" xmlns:wne="http://schemas.microsoft.com/office/word/2006/wordml" xmlns:wps="http://schemas.microsoft.com/office/word/2010/wordprocessingShape" xmlns:wpsCustomData="http://www.wps.cn/officeDocument/2013/wpsCustomData" mc:Ignorable="w14 w15 wp14">
+  <w:footnote w:type="separator" w:id="0">
+    <w:p>
+      <w:pPr>
+        <w:spacing w:line="360" w:lineRule="auto"/>
       </w:pPr>
       <w:r>
         <w:separator/>
       </w:r>
     </w:p>
   </w:footnote>
-  <w:footnote w:type="continuationSeparator" w:id="0">
-    <w:p>
-      <w:pPr>
-        <w:spacing w:line="240" w:lineRule="auto"/>
+  <w:footnote w:type="continuationSeparator" w:id="1">
+    <w:p>
+      <w:pPr>
+        <w:spacing w:line="360" w:lineRule="auto"/>
       </w:pPr>
       <w:r>
         <w:continuationSeparator/>
@@ -2464,10 +2316,10 @@
 </file>
 
 <file path=word/header1.xml><?xml version="1.0" encoding="utf-8"?>
-<w:hdr xmlns:ve="http://schemas.openxmlformats.org/markup-compatibility/2006" xmlns:o="urn:schemas-microsoft-com:office:office" xmlns:r="http://schemas.openxmlformats.org/officeDocument/2006/relationships" xmlns:m="http://schemas.openxmlformats.org/officeDocument/2006/math" xmlns:v="urn:schemas-microsoft-com:vml" xmlns:wp="http://schemas.openxmlformats.org/drawingml/2006/wordprocessingDrawing" xmlns:w10="urn:schemas-microsoft-com:office:word" xmlns:w="http://schemas.openxmlformats.org/wordprocessingml/2006/main" xmlns:wne="http://schemas.microsoft.com/office/word/2006/wordml">
+<w:hdr xmlns:wpc="http://schemas.microsoft.com/office/word/2010/wordprocessingCanvas" xmlns:mc="http://schemas.openxmlformats.org/markup-compatibility/2006" xmlns:o="urn:schemas-microsoft-com:office:office" xmlns:r="http://schemas.openxmlformats.org/officeDocument/2006/relationships" xmlns:m="http://schemas.openxmlformats.org/officeDocument/2006/math" xmlns:v="urn:schemas-microsoft-com:vml" xmlns:wp14="http://schemas.microsoft.com/office/word/2010/wordprocessingDrawing" xmlns:wp="http://schemas.openxmlformats.org/drawingml/2006/wordprocessingDrawing" xmlns:w10="urn:schemas-microsoft-com:office:word" xmlns:w="http://schemas.openxmlformats.org/wordprocessingml/2006/main" xmlns:w14="http://schemas.microsoft.com/office/word/2010/wordml" xmlns:w15="http://schemas.microsoft.com/office/word/2012/wordml" xmlns:wpg="http://schemas.microsoft.com/office/word/2010/wordprocessingGroup" xmlns:wpi="http://schemas.microsoft.com/office/word/2010/wordprocessingInk" xmlns:wne="http://schemas.microsoft.com/office/word/2006/wordml" xmlns:wps="http://schemas.microsoft.com/office/word/2010/wordprocessingShape" xmlns:wpsCustomData="http://www.wps.cn/officeDocument/2013/wpsCustomData" mc:Ignorable="w14 w15 wp14">
   <w:p>
     <w:pPr>
-      <w:pStyle w:val="a4"/>
+      <w:pStyle w:val="12"/>
       <w:spacing w:line="52" w:lineRule="auto"/>
       <w:rPr>
         <w:sz w:val="2"/>
@@ -2475,9 +2327,11 @@
     </w:pPr>
     <w:r>
       <w:pict>
-        <v:shape id="_x0000_s4097" style="position:absolute;margin-left:52.55pt;margin-top:61.9pt;width:490.2pt;height:0;z-index:251658240;mso-position-horizontal-relative:page;mso-position-vertical-relative:page;mso-width-relative:page;mso-height-relative:page" coordsize="9805,15" o:allowincell="f" path="m,l9805,e" filled="f">
+        <v:shape id="_x0000_s4097" o:spid="_x0000_s4097" style="position:absolute;left:0pt;margin-left:52.55pt;margin-top:61.9pt;height:0pt;width:490.2pt;mso-position-horizontal-relative:page;mso-position-vertical-relative:page;z-index:251659264;mso-width-relative:page;mso-height-relative:page;" filled="f" coordsize="9805,15" o:allowincell="f" path="m0,0l9805,0e">
+          <v:fill on="f" focussize="0,0"/>
           <v:stroke joinstyle="miter"/>
-          <w10:wrap anchorx="page" anchory="page"/>
+          <v:imagedata o:title=""/>
+          <o:lock v:ext="edit"/>
         </v:shape>
       </w:pict>
     </w:r>
@@ -2486,12 +2340,12 @@
 </file>
 
 <file path=word/header2.xml><?xml version="1.0" encoding="utf-8"?>
-<w:hdr xmlns:ve="http://schemas.openxmlformats.org/markup-compatibility/2006" xmlns:o="urn:schemas-microsoft-com:office:office" xmlns:r="http://schemas.openxmlformats.org/officeDocument/2006/relationships" xmlns:m="http://schemas.openxmlformats.org/officeDocument/2006/math" xmlns:v="urn:schemas-microsoft-com:vml" xmlns:wp="http://schemas.openxmlformats.org/drawingml/2006/wordprocessingDrawing" xmlns:w10="urn:schemas-microsoft-com:office:word" xmlns:w="http://schemas.openxmlformats.org/wordprocessingml/2006/main" xmlns:wne="http://schemas.microsoft.com/office/word/2006/wordml">
+<w:hdr xmlns:wpc="http://schemas.microsoft.com/office/word/2010/wordprocessingCanvas" xmlns:mc="http://schemas.openxmlformats.org/markup-compatibility/2006" xmlns:o="urn:schemas-microsoft-com:office:office" xmlns:r="http://schemas.openxmlformats.org/officeDocument/2006/relationships" xmlns:m="http://schemas.openxmlformats.org/officeDocument/2006/math" xmlns:v="urn:schemas-microsoft-com:vml" xmlns:wp14="http://schemas.microsoft.com/office/word/2010/wordprocessingDrawing" xmlns:wp="http://schemas.openxmlformats.org/drawingml/2006/wordprocessingDrawing" xmlns:w10="urn:schemas-microsoft-com:office:word" xmlns:w="http://schemas.openxmlformats.org/wordprocessingml/2006/main" xmlns:w14="http://schemas.microsoft.com/office/word/2010/wordml" xmlns:w15="http://schemas.microsoft.com/office/word/2012/wordml" xmlns:wpg="http://schemas.microsoft.com/office/word/2010/wordprocessingGroup" xmlns:wpi="http://schemas.microsoft.com/office/word/2010/wordprocessingInk" xmlns:wne="http://schemas.microsoft.com/office/word/2006/wordml" xmlns:wps="http://schemas.microsoft.com/office/word/2010/wordprocessingShape" xmlns:wpsCustomData="http://www.wps.cn/officeDocument/2013/wpsCustomData" mc:Ignorable="w14 w15 wp14">
   <w:p>
     <w:pPr>
-      <w:pStyle w:val="a4"/>
+      <w:pStyle w:val="12"/>
       <w:pBdr>
-        <w:bottom w:val="nil"/>
+        <w:bottom w:val="none" w:color="auto" w:sz="0" w:space="0"/>
       </w:pBdr>
       <w:spacing w:line="52" w:lineRule="auto"/>
       <w:rPr>
@@ -2503,15 +2357,15 @@
 </file>
 
 <file path=word/numbering.xml><?xml version="1.0" encoding="utf-8"?>
-<w:numbering xmlns:ve="http://schemas.openxmlformats.org/markup-compatibility/2006" xmlns:o="urn:schemas-microsoft-com:office:office" xmlns:r="http://schemas.openxmlformats.org/officeDocument/2006/relationships" xmlns:m="http://schemas.openxmlformats.org/officeDocument/2006/math" xmlns:v="urn:schemas-microsoft-com:vml" xmlns:wp="http://schemas.openxmlformats.org/drawingml/2006/wordprocessingDrawing" xmlns:w10="urn:schemas-microsoft-com:office:word" xmlns:w="http://schemas.openxmlformats.org/wordprocessingml/2006/main" xmlns:wne="http://schemas.microsoft.com/office/word/2006/wordml">
+<w:numbering xmlns:wpc="http://schemas.microsoft.com/office/word/2010/wordprocessingCanvas" xmlns:mc="http://schemas.openxmlformats.org/markup-compatibility/2006" xmlns:o="urn:schemas-microsoft-com:office:office" xmlns:r="http://schemas.openxmlformats.org/officeDocument/2006/relationships" xmlns:m="http://schemas.openxmlformats.org/officeDocument/2006/math" xmlns:v="urn:schemas-microsoft-com:vml" xmlns:wp14="http://schemas.microsoft.com/office/word/2010/wordprocessingDrawing" xmlns:wp="http://schemas.openxmlformats.org/drawingml/2006/wordprocessingDrawing" xmlns:w10="urn:schemas-microsoft-com:office:word" xmlns:w="http://schemas.openxmlformats.org/wordprocessingml/2006/main" xmlns:w14="http://schemas.microsoft.com/office/word/2010/wordml" xmlns:wpg="http://schemas.microsoft.com/office/word/2010/wordprocessingGroup" xmlns:wpi="http://schemas.microsoft.com/office/word/2010/wordprocessingInk" xmlns:wne="http://schemas.microsoft.com/office/word/2006/wordml" xmlns:wps="http://schemas.microsoft.com/office/word/2010/wordprocessingShape" xmlns:wpsCustomData="http://www.wps.cn/officeDocument/2013/wpsCustomData" mc:Ignorable="w14 wp14">
   <w:abstractNum w:abstractNumId="0">
     <w:nsid w:val="8E964DCE"/>
     <w:multiLevelType w:val="multilevel"/>
     <w:tmpl w:val="8E964DCE"/>
-    <w:lvl w:ilvl="0">
+    <w:lvl w:ilvl="0" w:tentative="0">
       <w:start w:val="1"/>
       <w:numFmt w:val="decimal"/>
-      <w:pStyle w:val="1"/>
+      <w:pStyle w:val="2"/>
       <w:lvlText w:val="%1."/>
       <w:lvlJc w:val="left"/>
       <w:pPr>
@@ -2521,10 +2375,10 @@
         <w:rFonts w:hint="default"/>
       </w:rPr>
     </w:lvl>
-    <w:lvl w:ilvl="1">
+    <w:lvl w:ilvl="1" w:tentative="0">
       <w:start w:val="1"/>
       <w:numFmt w:val="decimal"/>
-      <w:pStyle w:val="2"/>
+      <w:pStyle w:val="3"/>
       <w:lvlText w:val="%1.%2."/>
       <w:lvlJc w:val="left"/>
       <w:pPr>
@@ -2534,10 +2388,10 @@
         <w:rFonts w:hint="default"/>
       </w:rPr>
     </w:lvl>
-    <w:lvl w:ilvl="2">
+    <w:lvl w:ilvl="2" w:tentative="0">
       <w:start w:val="1"/>
       <w:numFmt w:val="decimal"/>
-      <w:pStyle w:val="3"/>
+      <w:pStyle w:val="4"/>
       <w:lvlText w:val="%1.%2.%3."/>
       <w:lvlJc w:val="left"/>
       <w:pPr>
@@ -2547,10 +2401,10 @@
         <w:rFonts w:hint="default"/>
       </w:rPr>
     </w:lvl>
-    <w:lvl w:ilvl="3">
+    <w:lvl w:ilvl="3" w:tentative="0">
       <w:start w:val="1"/>
       <w:numFmt w:val="decimal"/>
-      <w:pStyle w:val="4"/>
+      <w:pStyle w:val="5"/>
       <w:lvlText w:val="%1.%2.%3.%4."/>
       <w:lvlJc w:val="left"/>
       <w:pPr>
@@ -2560,10 +2414,10 @@
         <w:rFonts w:hint="default"/>
       </w:rPr>
     </w:lvl>
-    <w:lvl w:ilvl="4">
+    <w:lvl w:ilvl="4" w:tentative="0">
       <w:start w:val="1"/>
       <w:numFmt w:val="decimal"/>
-      <w:pStyle w:val="5"/>
+      <w:pStyle w:val="6"/>
       <w:lvlText w:val="%1.%2.%3.%4.%5."/>
       <w:lvlJc w:val="left"/>
       <w:pPr>
@@ -2573,10 +2427,10 @@
         <w:rFonts w:hint="default"/>
       </w:rPr>
     </w:lvl>
-    <w:lvl w:ilvl="5">
+    <w:lvl w:ilvl="5" w:tentative="0">
       <w:start w:val="1"/>
       <w:numFmt w:val="decimal"/>
-      <w:pStyle w:val="6"/>
+      <w:pStyle w:val="7"/>
       <w:lvlText w:val="%1.%2.%3.%4.%5.%6."/>
       <w:lvlJc w:val="left"/>
       <w:pPr>
@@ -2586,10 +2440,10 @@
         <w:rFonts w:hint="default"/>
       </w:rPr>
     </w:lvl>
-    <w:lvl w:ilvl="6">
+    <w:lvl w:ilvl="6" w:tentative="0">
       <w:start w:val="1"/>
       <w:numFmt w:val="decimal"/>
-      <w:pStyle w:val="7"/>
+      <w:pStyle w:val="8"/>
       <w:lvlText w:val="%1.%2.%3.%4.%5.%6.%7."/>
       <w:lvlJc w:val="left"/>
       <w:pPr>
@@ -2599,10 +2453,10 @@
         <w:rFonts w:hint="default"/>
       </w:rPr>
     </w:lvl>
-    <w:lvl w:ilvl="7">
+    <w:lvl w:ilvl="7" w:tentative="0">
       <w:start w:val="1"/>
       <w:numFmt w:val="decimal"/>
-      <w:pStyle w:val="8"/>
+      <w:pStyle w:val="9"/>
       <w:lvlText w:val="%1.%2.%3.%4.%5.%6.%7.%8."/>
       <w:lvlJc w:val="left"/>
       <w:pPr>
@@ -2612,10 +2466,10 @@
         <w:rFonts w:hint="default"/>
       </w:rPr>
     </w:lvl>
-    <w:lvl w:ilvl="8">
+    <w:lvl w:ilvl="8" w:tentative="0">
       <w:start w:val="1"/>
       <w:numFmt w:val="decimal"/>
-      <w:pStyle w:val="9"/>
+      <w:pStyle w:val="10"/>
       <w:lvlText w:val="%1.%2.%3.%4.%5.%6.%7.%8.%9."/>
       <w:lvlJc w:val="left"/>
       <w:pPr>
@@ -2633,166 +2487,269 @@
 </file>
 
 <file path=word/styles.xml><?xml version="1.0" encoding="utf-8"?>
-<w:styles xmlns:r="http://schemas.openxmlformats.org/officeDocument/2006/relationships" xmlns:w="http://schemas.openxmlformats.org/wordprocessingml/2006/main">
+<w:styles xmlns:mc="http://schemas.openxmlformats.org/markup-compatibility/2006" xmlns:o="urn:schemas-microsoft-com:office:office" xmlns:r="http://schemas.openxmlformats.org/officeDocument/2006/relationships" xmlns:m="http://schemas.openxmlformats.org/officeDocument/2006/math" xmlns:v="urn:schemas-microsoft-com:vml" xmlns:w="http://schemas.openxmlformats.org/wordprocessingml/2006/main" xmlns:w14="http://schemas.microsoft.com/office/word/2010/wordml" xmlns:w10="urn:schemas-microsoft-com:office:word" xmlns:sl="http://schemas.openxmlformats.org/schemaLibrary/2006/main" xmlns:wpsCustomData="http://www.wps.cn/officeDocument/2013/wpsCustomData" mc:Ignorable="w14">
   <w:docDefaults>
     <w:rPrDefault>
       <w:rPr>
-        <w:rFonts w:ascii="Times New Roman" w:eastAsia="宋体" w:hAnsi="Times New Roman" w:cs="Times New Roman"/>
-        <w:lang w:val="en-US" w:eastAsia="zh-CN" w:bidi="ar-SA"/>
+        <w:rFonts w:ascii="Times New Roman" w:hAnsi="Times New Roman" w:eastAsia="宋体" w:cs="Times New Roman"/>
       </w:rPr>
     </w:rPrDefault>
     <w:pPrDefault/>
   </w:docDefaults>
-  <w:latentStyles w:defLockedState="0" w:defUIPriority="0" w:defSemiHidden="0" w:defUnhideWhenUsed="0" w:defQFormat="0" w:count="267">
-    <w:lsdException w:name="Normal" w:qFormat="1"/>
-    <w:lsdException w:name="heading 1" w:qFormat="1"/>
-    <w:lsdException w:name="heading 2" w:unhideWhenUsed="1" w:qFormat="1"/>
-    <w:lsdException w:name="heading 3" w:semiHidden="1" w:unhideWhenUsed="1" w:qFormat="1"/>
-    <w:lsdException w:name="heading 4" w:unhideWhenUsed="1" w:qFormat="1"/>
-    <w:lsdException w:name="heading 5" w:semiHidden="1" w:unhideWhenUsed="1" w:qFormat="1"/>
-    <w:lsdException w:name="heading 6" w:semiHidden="1" w:unhideWhenUsed="1" w:qFormat="1"/>
-    <w:lsdException w:name="heading 7" w:semiHidden="1" w:unhideWhenUsed="1" w:qFormat="1"/>
-    <w:lsdException w:name="heading 8" w:semiHidden="1" w:unhideWhenUsed="1" w:qFormat="1"/>
-    <w:lsdException w:name="heading 9" w:semiHidden="1" w:unhideWhenUsed="1" w:qFormat="1"/>
-    <w:lsdException w:name="toc 1" w:qFormat="1"/>
-    <w:lsdException w:name="toc 2" w:qFormat="1"/>
-    <w:lsdException w:name="toc 3" w:qFormat="1"/>
-    <w:lsdException w:name="annotation text" w:qFormat="1"/>
-    <w:lsdException w:name="header" w:qFormat="1"/>
-    <w:lsdException w:name="footer" w:qFormat="1"/>
-    <w:lsdException w:name="caption" w:semiHidden="1" w:unhideWhenUsed="1" w:qFormat="1"/>
-    <w:lsdException w:name="Title" w:qFormat="1"/>
-    <w:lsdException w:name="Default Paragraph Font" w:semiHidden="1" w:qFormat="1"/>
-    <w:lsdException w:name="Body Text" w:semiHidden="1" w:qFormat="1"/>
-    <w:lsdException w:name="Subtitle" w:qFormat="1"/>
-    <w:lsdException w:name="Note Heading" w:semiHidden="1" w:uiPriority="99" w:unhideWhenUsed="1"/>
-    <w:lsdException w:name="Strong" w:qFormat="1"/>
-    <w:lsdException w:name="Emphasis" w:qFormat="1"/>
-    <w:lsdException w:name="HTML Top of Form" w:semiHidden="1" w:uiPriority="99" w:unhideWhenUsed="1"/>
-    <w:lsdException w:name="HTML Bottom of Form" w:semiHidden="1" w:uiPriority="99" w:unhideWhenUsed="1"/>
-    <w:lsdException w:name="Normal (Web)" w:qFormat="1"/>
-    <w:lsdException w:name="Normal Table" w:semiHidden="1" w:qFormat="1"/>
-    <w:lsdException w:name="No List" w:semiHidden="1" w:uiPriority="99" w:unhideWhenUsed="1"/>
-    <w:lsdException w:name="Outline List 1" w:semiHidden="1" w:uiPriority="99" w:unhideWhenUsed="1"/>
-    <w:lsdException w:name="Outline List 2" w:semiHidden="1" w:uiPriority="99" w:unhideWhenUsed="1"/>
-    <w:lsdException w:name="Outline List 3" w:semiHidden="1" w:uiPriority="99" w:unhideWhenUsed="1"/>
-    <w:lsdException w:name="Table Grid" w:qFormat="1"/>
-    <w:lsdException w:name="Placeholder Text" w:semiHidden="1" w:uiPriority="99" w:unhideWhenUsed="1"/>
-    <w:lsdException w:name="No Spacing" w:semiHidden="1" w:uiPriority="99" w:unhideWhenUsed="1"/>
-    <w:lsdException w:name="Light Shading" w:uiPriority="60"/>
-    <w:lsdException w:name="Light List" w:uiPriority="61"/>
-    <w:lsdException w:name="Light Grid" w:uiPriority="62"/>
-    <w:lsdException w:name="Medium Shading 1" w:uiPriority="63"/>
-    <w:lsdException w:name="Medium Shading 2" w:uiPriority="64"/>
-    <w:lsdException w:name="Medium List 1" w:uiPriority="65"/>
-    <w:lsdException w:name="Medium List 2" w:uiPriority="66"/>
-    <w:lsdException w:name="Medium Grid 1" w:uiPriority="67"/>
-    <w:lsdException w:name="Medium Grid 2" w:uiPriority="68"/>
-    <w:lsdException w:name="Medium Grid 3" w:uiPriority="69"/>
-    <w:lsdException w:name="Dark List" w:uiPriority="70"/>
-    <w:lsdException w:name="Colorful Shading" w:uiPriority="71"/>
-    <w:lsdException w:name="Colorful List" w:uiPriority="72"/>
-    <w:lsdException w:name="Colorful Grid" w:uiPriority="73"/>
-    <w:lsdException w:name="Light Shading Accent 1" w:uiPriority="60"/>
-    <w:lsdException w:name="Light List Accent 1" w:uiPriority="61"/>
-    <w:lsdException w:name="Light Grid Accent 1" w:uiPriority="62"/>
-    <w:lsdException w:name="Medium Shading 1 Accent 1" w:uiPriority="63"/>
-    <w:lsdException w:name="Medium Shading 2 Accent 1" w:uiPriority="64"/>
-    <w:lsdException w:name="Medium List 1 Accent 1" w:uiPriority="65"/>
-    <w:lsdException w:name="Revision" w:semiHidden="1" w:uiPriority="99" w:unhideWhenUsed="1"/>
-    <w:lsdException w:name="List Paragraph" w:semiHidden="1" w:uiPriority="99" w:unhideWhenUsed="1"/>
-    <w:lsdException w:name="Quote" w:semiHidden="1" w:uiPriority="99" w:unhideWhenUsed="1"/>
-    <w:lsdException w:name="Intense Quote" w:semiHidden="1" w:uiPriority="99" w:unhideWhenUsed="1"/>
-    <w:lsdException w:name="Medium List 2 Accent 1" w:uiPriority="66"/>
-    <w:lsdException w:name="Medium Grid 1 Accent 1" w:uiPriority="67"/>
-    <w:lsdException w:name="Medium Grid 2 Accent 1" w:uiPriority="68"/>
-    <w:lsdException w:name="Medium Grid 3 Accent 1" w:uiPriority="69"/>
-    <w:lsdException w:name="Dark List Accent 1" w:uiPriority="70"/>
-    <w:lsdException w:name="Colorful Shading Accent 1" w:uiPriority="71"/>
-    <w:lsdException w:name="Colorful List Accent 1" w:uiPriority="72"/>
-    <w:lsdException w:name="Colorful Grid Accent 1" w:uiPriority="73"/>
-    <w:lsdException w:name="Light Shading Accent 2" w:uiPriority="60"/>
-    <w:lsdException w:name="Light List Accent 2" w:uiPriority="61"/>
-    <w:lsdException w:name="Light Grid Accent 2" w:uiPriority="62"/>
-    <w:lsdException w:name="Medium Shading 1 Accent 2" w:uiPriority="63"/>
-    <w:lsdException w:name="Medium Shading 2 Accent 2" w:uiPriority="64"/>
-    <w:lsdException w:name="Medium List 1 Accent 2" w:uiPriority="65"/>
-    <w:lsdException w:name="Medium List 2 Accent 2" w:uiPriority="66"/>
-    <w:lsdException w:name="Medium Grid 1 Accent 2" w:uiPriority="67"/>
-    <w:lsdException w:name="Medium Grid 2 Accent 2" w:uiPriority="68"/>
-    <w:lsdException w:name="Medium Grid 3 Accent 2" w:uiPriority="69"/>
-    <w:lsdException w:name="Dark List Accent 2" w:uiPriority="70"/>
-    <w:lsdException w:name="Colorful Shading Accent 2" w:uiPriority="71"/>
-    <w:lsdException w:name="Colorful List Accent 2" w:uiPriority="72"/>
-    <w:lsdException w:name="Colorful Grid Accent 2" w:uiPriority="73"/>
-    <w:lsdException w:name="Light Shading Accent 3" w:uiPriority="60"/>
-    <w:lsdException w:name="Light List Accent 3" w:uiPriority="61"/>
-    <w:lsdException w:name="Light Grid Accent 3" w:uiPriority="62"/>
-    <w:lsdException w:name="Medium Shading 1 Accent 3" w:uiPriority="63"/>
-    <w:lsdException w:name="Medium Shading 2 Accent 3" w:uiPriority="64"/>
-    <w:lsdException w:name="Medium List 1 Accent 3" w:uiPriority="65"/>
-    <w:lsdException w:name="Medium List 2 Accent 3" w:uiPriority="66"/>
-    <w:lsdException w:name="Medium Grid 1 Accent 3" w:uiPriority="67"/>
-    <w:lsdException w:name="Medium Grid 2 Accent 3" w:uiPriority="68"/>
-    <w:lsdException w:name="Medium Grid 3 Accent 3" w:uiPriority="69"/>
-    <w:lsdException w:name="Dark List Accent 3" w:uiPriority="70"/>
-    <w:lsdException w:name="Colorful Shading Accent 3" w:uiPriority="71"/>
-    <w:lsdException w:name="Colorful List Accent 3" w:uiPriority="72"/>
-    <w:lsdException w:name="Colorful Grid Accent 3" w:uiPriority="73"/>
-    <w:lsdException w:name="Light Shading Accent 4" w:uiPriority="60"/>
-    <w:lsdException w:name="Light List Accent 4" w:uiPriority="61"/>
-    <w:lsdException w:name="Light Grid Accent 4" w:uiPriority="62"/>
-    <w:lsdException w:name="Medium Shading 1 Accent 4" w:uiPriority="63"/>
-    <w:lsdException w:name="Medium Shading 2 Accent 4" w:uiPriority="64"/>
-    <w:lsdException w:name="Medium List 1 Accent 4" w:uiPriority="65"/>
-    <w:lsdException w:name="Medium List 2 Accent 4" w:uiPriority="66"/>
-    <w:lsdException w:name="Medium Grid 1 Accent 4" w:uiPriority="67"/>
-    <w:lsdException w:name="Medium Grid 2 Accent 4" w:uiPriority="68"/>
-    <w:lsdException w:name="Medium Grid 3 Accent 4" w:uiPriority="69"/>
-    <w:lsdException w:name="Dark List Accent 4" w:uiPriority="70"/>
-    <w:lsdException w:name="Colorful Shading Accent 4" w:uiPriority="71"/>
-    <w:lsdException w:name="Colorful List Accent 4" w:uiPriority="72"/>
-    <w:lsdException w:name="Colorful Grid Accent 4" w:uiPriority="73"/>
-    <w:lsdException w:name="Light Shading Accent 5" w:uiPriority="60"/>
-    <w:lsdException w:name="Light List Accent 5" w:uiPriority="61"/>
-    <w:lsdException w:name="Light Grid Accent 5" w:uiPriority="62"/>
-    <w:lsdException w:name="Medium Shading 1 Accent 5" w:uiPriority="63"/>
-    <w:lsdException w:name="Medium Shading 2 Accent 5" w:uiPriority="64"/>
-    <w:lsdException w:name="Medium List 1 Accent 5" w:uiPriority="65"/>
-    <w:lsdException w:name="Medium List 2 Accent 5" w:uiPriority="66"/>
-    <w:lsdException w:name="Medium Grid 1 Accent 5" w:uiPriority="67"/>
-    <w:lsdException w:name="Medium Grid 2 Accent 5" w:uiPriority="68"/>
-    <w:lsdException w:name="Medium Grid 3 Accent 5" w:uiPriority="69"/>
-    <w:lsdException w:name="Dark List Accent 5" w:uiPriority="70"/>
-    <w:lsdException w:name="Colorful Shading Accent 5" w:uiPriority="71"/>
-    <w:lsdException w:name="Colorful List Accent 5" w:uiPriority="72"/>
-    <w:lsdException w:name="Colorful Grid Accent 5" w:uiPriority="73"/>
-    <w:lsdException w:name="Light Shading Accent 6" w:uiPriority="60"/>
-    <w:lsdException w:name="Light List Accent 6" w:uiPriority="61"/>
-    <w:lsdException w:name="Light Grid Accent 6" w:uiPriority="62"/>
-    <w:lsdException w:name="Medium Shading 1 Accent 6" w:uiPriority="63"/>
-    <w:lsdException w:name="Medium Shading 2 Accent 6" w:uiPriority="64"/>
-    <w:lsdException w:name="Medium List 1 Accent 6" w:uiPriority="65"/>
-    <w:lsdException w:name="Medium List 2 Accent 6" w:uiPriority="66"/>
-    <w:lsdException w:name="Medium Grid 1 Accent 6" w:uiPriority="67"/>
-    <w:lsdException w:name="Medium Grid 2 Accent 6" w:uiPriority="68"/>
-    <w:lsdException w:name="Medium Grid 3 Accent 6" w:uiPriority="69"/>
-    <w:lsdException w:name="Dark List Accent 6" w:uiPriority="70"/>
-    <w:lsdException w:name="Colorful Shading Accent 6" w:uiPriority="71"/>
-    <w:lsdException w:name="Colorful List Accent 6" w:uiPriority="72"/>
-    <w:lsdException w:name="Colorful Grid Accent 6" w:uiPriority="73"/>
-    <w:lsdException w:name="Subtle Emphasis" w:uiPriority="19" w:qFormat="1"/>
-    <w:lsdException w:name="Intense Emphasis" w:uiPriority="21" w:qFormat="1"/>
-    <w:lsdException w:name="Subtle Reference" w:uiPriority="31" w:qFormat="1"/>
-    <w:lsdException w:name="Intense Reference" w:uiPriority="32" w:qFormat="1"/>
-    <w:lsdException w:name="Book Title" w:uiPriority="33" w:qFormat="1"/>
-    <w:lsdException w:name="Bibliography" w:semiHidden="1" w:uiPriority="37" w:unhideWhenUsed="1"/>
-    <w:lsdException w:name="TOC Heading" w:semiHidden="1" w:uiPriority="39" w:unhideWhenUsed="1" w:qFormat="1"/>
+  <w:latentStyles w:count="260" w:defQFormat="0" w:defUnhideWhenUsed="1" w:defSemiHidden="1" w:defUIPriority="99" w:defLockedState="0">
+    <w:lsdException w:qFormat="1" w:unhideWhenUsed="0" w:uiPriority="0" w:semiHidden="0" w:name="Normal"/>
+    <w:lsdException w:qFormat="1" w:unhideWhenUsed="0" w:uiPriority="0" w:semiHidden="0" w:name="heading 1"/>
+    <w:lsdException w:qFormat="1" w:uiPriority="0" w:semiHidden="0" w:name="heading 2"/>
+    <w:lsdException w:qFormat="1" w:uiPriority="0" w:name="heading 3"/>
+    <w:lsdException w:qFormat="1" w:uiPriority="0" w:semiHidden="0" w:name="heading 4"/>
+    <w:lsdException w:qFormat="1" w:uiPriority="0" w:name="heading 5"/>
+    <w:lsdException w:qFormat="1" w:uiPriority="0" w:name="heading 6"/>
+    <w:lsdException w:qFormat="1" w:uiPriority="0" w:name="heading 7"/>
+    <w:lsdException w:qFormat="1" w:uiPriority="0" w:name="heading 8"/>
+    <w:lsdException w:qFormat="1" w:uiPriority="0" w:name="heading 9"/>
+    <w:lsdException w:unhideWhenUsed="0" w:uiPriority="0" w:semiHidden="0" w:name="index 1"/>
+    <w:lsdException w:unhideWhenUsed="0" w:uiPriority="0" w:semiHidden="0" w:name="index 2"/>
+    <w:lsdException w:unhideWhenUsed="0" w:uiPriority="0" w:semiHidden="0" w:name="index 3"/>
+    <w:lsdException w:unhideWhenUsed="0" w:uiPriority="0" w:semiHidden="0" w:name="index 4"/>
+    <w:lsdException w:unhideWhenUsed="0" w:uiPriority="0" w:semiHidden="0" w:name="index 5"/>
+    <w:lsdException w:unhideWhenUsed="0" w:uiPriority="0" w:semiHidden="0" w:name="index 6"/>
+    <w:lsdException w:unhideWhenUsed="0" w:uiPriority="0" w:semiHidden="0" w:name="index 7"/>
+    <w:lsdException w:unhideWhenUsed="0" w:uiPriority="0" w:semiHidden="0" w:name="index 8"/>
+    <w:lsdException w:unhideWhenUsed="0" w:uiPriority="0" w:semiHidden="0" w:name="index 9"/>
+    <w:lsdException w:qFormat="1" w:unhideWhenUsed="0" w:uiPriority="0" w:semiHidden="0" w:name="toc 1"/>
+    <w:lsdException w:qFormat="1" w:unhideWhenUsed="0" w:uiPriority="0" w:semiHidden="0" w:name="toc 2"/>
+    <w:lsdException w:qFormat="1" w:unhideWhenUsed="0" w:uiPriority="0" w:semiHidden="0" w:name="toc 3"/>
+    <w:lsdException w:unhideWhenUsed="0" w:uiPriority="0" w:semiHidden="0" w:name="toc 4"/>
+    <w:lsdException w:unhideWhenUsed="0" w:uiPriority="0" w:semiHidden="0" w:name="toc 5"/>
+    <w:lsdException w:unhideWhenUsed="0" w:uiPriority="0" w:semiHidden="0" w:name="toc 6"/>
+    <w:lsdException w:unhideWhenUsed="0" w:uiPriority="0" w:semiHidden="0" w:name="toc 7"/>
+    <w:lsdException w:unhideWhenUsed="0" w:uiPriority="0" w:semiHidden="0" w:name="toc 8"/>
+    <w:lsdException w:unhideWhenUsed="0" w:uiPriority="0" w:semiHidden="0" w:name="toc 9"/>
+    <w:lsdException w:unhideWhenUsed="0" w:uiPriority="0" w:semiHidden="0" w:name="Normal Indent"/>
+    <w:lsdException w:unhideWhenUsed="0" w:uiPriority="0" w:semiHidden="0" w:name="footnote text"/>
+    <w:lsdException w:qFormat="1" w:unhideWhenUsed="0" w:uiPriority="0" w:semiHidden="0" w:name="annotation text"/>
+    <w:lsdException w:qFormat="1" w:unhideWhenUsed="0" w:uiPriority="0" w:semiHidden="0" w:name="header"/>
+    <w:lsdException w:qFormat="1" w:unhideWhenUsed="0" w:uiPriority="0" w:semiHidden="0" w:name="footer"/>
+    <w:lsdException w:unhideWhenUsed="0" w:uiPriority="0" w:semiHidden="0" w:name="index heading"/>
+    <w:lsdException w:qFormat="1" w:uiPriority="0" w:name="caption"/>
+    <w:lsdException w:unhideWhenUsed="0" w:uiPriority="0" w:semiHidden="0" w:name="table of figures"/>
+    <w:lsdException w:unhideWhenUsed="0" w:uiPriority="0" w:semiHidden="0" w:name="envelope address"/>
+    <w:lsdException w:unhideWhenUsed="0" w:uiPriority="0" w:semiHidden="0" w:name="envelope return"/>
+    <w:lsdException w:unhideWhenUsed="0" w:uiPriority="0" w:semiHidden="0" w:name="footnote reference"/>
+    <w:lsdException w:unhideWhenUsed="0" w:uiPriority="0" w:semiHidden="0" w:name="annotation reference"/>
+    <w:lsdException w:unhideWhenUsed="0" w:uiPriority="0" w:semiHidden="0" w:name="line number"/>
+    <w:lsdException w:unhideWhenUsed="0" w:uiPriority="0" w:semiHidden="0" w:name="page number"/>
+    <w:lsdException w:unhideWhenUsed="0" w:uiPriority="0" w:semiHidden="0" w:name="endnote reference"/>
+    <w:lsdException w:unhideWhenUsed="0" w:uiPriority="0" w:semiHidden="0" w:name="endnote text"/>
+    <w:lsdException w:unhideWhenUsed="0" w:uiPriority="0" w:semiHidden="0" w:name="table of authorities"/>
+    <w:lsdException w:unhideWhenUsed="0" w:uiPriority="0" w:semiHidden="0" w:name="macro"/>
+    <w:lsdException w:unhideWhenUsed="0" w:uiPriority="0" w:semiHidden="0" w:name="toa heading"/>
+    <w:lsdException w:unhideWhenUsed="0" w:uiPriority="0" w:semiHidden="0" w:name="List"/>
+    <w:lsdException w:unhideWhenUsed="0" w:uiPriority="0" w:semiHidden="0" w:name="List Bullet"/>
+    <w:lsdException w:unhideWhenUsed="0" w:uiPriority="0" w:semiHidden="0" w:name="List Number"/>
+    <w:lsdException w:unhideWhenUsed="0" w:uiPriority="0" w:semiHidden="0" w:name="List 2"/>
+    <w:lsdException w:unhideWhenUsed="0" w:uiPriority="0" w:semiHidden="0" w:name="List 3"/>
+    <w:lsdException w:unhideWhenUsed="0" w:uiPriority="0" w:semiHidden="0" w:name="List 4"/>
+    <w:lsdException w:unhideWhenUsed="0" w:uiPriority="0" w:semiHidden="0" w:name="List 5"/>
+    <w:lsdException w:unhideWhenUsed="0" w:uiPriority="0" w:semiHidden="0" w:name="List Bullet 2"/>
+    <w:lsdException w:unhideWhenUsed="0" w:uiPriority="0" w:semiHidden="0" w:name="List Bullet 3"/>
+    <w:lsdException w:unhideWhenUsed="0" w:uiPriority="0" w:semiHidden="0" w:name="List Bullet 4"/>
+    <w:lsdException w:unhideWhenUsed="0" w:uiPriority="0" w:semiHidden="0" w:name="List Bullet 5"/>
+    <w:lsdException w:unhideWhenUsed="0" w:uiPriority="0" w:semiHidden="0" w:name="List Number 2"/>
+    <w:lsdException w:unhideWhenUsed="0" w:uiPriority="0" w:semiHidden="0" w:name="List Number 3"/>
+    <w:lsdException w:unhideWhenUsed="0" w:uiPriority="0" w:semiHidden="0" w:name="List Number 4"/>
+    <w:lsdException w:unhideWhenUsed="0" w:uiPriority="0" w:semiHidden="0" w:name="List Number 5"/>
+    <w:lsdException w:qFormat="1" w:unhideWhenUsed="0" w:uiPriority="0" w:semiHidden="0" w:name="Title"/>
+    <w:lsdException w:unhideWhenUsed="0" w:uiPriority="0" w:semiHidden="0" w:name="Closing"/>
+    <w:lsdException w:unhideWhenUsed="0" w:uiPriority="0" w:semiHidden="0" w:name="Signature"/>
+    <w:lsdException w:uiPriority="1" w:name="Default Paragraph Font"/>
+    <w:lsdException w:qFormat="1" w:unhideWhenUsed="0" w:uiPriority="0" w:name="Body Text"/>
+    <w:lsdException w:unhideWhenUsed="0" w:uiPriority="0" w:semiHidden="0" w:name="Body Text Indent"/>
+    <w:lsdException w:unhideWhenUsed="0" w:uiPriority="0" w:semiHidden="0" w:name="List Continue"/>
+    <w:lsdException w:unhideWhenUsed="0" w:uiPriority="0" w:semiHidden="0" w:name="List Continue 2"/>
+    <w:lsdException w:unhideWhenUsed="0" w:uiPriority="0" w:semiHidden="0" w:name="List Continue 3"/>
+    <w:lsdException w:unhideWhenUsed="0" w:uiPriority="0" w:semiHidden="0" w:name="List Continue 4"/>
+    <w:lsdException w:unhideWhenUsed="0" w:uiPriority="0" w:semiHidden="0" w:name="List Continue 5"/>
+    <w:lsdException w:unhideWhenUsed="0" w:uiPriority="0" w:semiHidden="0" w:name="Message Header"/>
+    <w:lsdException w:qFormat="1" w:unhideWhenUsed="0" w:uiPriority="0" w:semiHidden="0" w:name="Subtitle"/>
+    <w:lsdException w:unhideWhenUsed="0" w:uiPriority="0" w:semiHidden="0" w:name="Salutation"/>
+    <w:lsdException w:unhideWhenUsed="0" w:uiPriority="0" w:semiHidden="0" w:name="Date"/>
+    <w:lsdException w:unhideWhenUsed="0" w:uiPriority="0" w:semiHidden="0" w:name="Body Text First Indent"/>
+    <w:lsdException w:unhideWhenUsed="0" w:uiPriority="0" w:semiHidden="0" w:name="Body Text First Indent 2"/>
+    <w:lsdException w:uiPriority="99" w:name="Note Heading"/>
+    <w:lsdException w:unhideWhenUsed="0" w:uiPriority="0" w:semiHidden="0" w:name="Body Text 2"/>
+    <w:lsdException w:unhideWhenUsed="0" w:uiPriority="0" w:semiHidden="0" w:name="Body Text 3"/>
+    <w:lsdException w:unhideWhenUsed="0" w:uiPriority="0" w:semiHidden="0" w:name="Body Text Indent 2"/>
+    <w:lsdException w:unhideWhenUsed="0" w:uiPriority="0" w:semiHidden="0" w:name="Body Text Indent 3"/>
+    <w:lsdException w:unhideWhenUsed="0" w:uiPriority="0" w:semiHidden="0" w:name="Block Text"/>
+    <w:lsdException w:unhideWhenUsed="0" w:uiPriority="0" w:semiHidden="0" w:name="Hyperlink"/>
+    <w:lsdException w:unhideWhenUsed="0" w:uiPriority="0" w:semiHidden="0" w:name="FollowedHyperlink"/>
+    <w:lsdException w:qFormat="1" w:unhideWhenUsed="0" w:uiPriority="0" w:semiHidden="0" w:name="Strong"/>
+    <w:lsdException w:qFormat="1" w:unhideWhenUsed="0" w:uiPriority="0" w:semiHidden="0" w:name="Emphasis"/>
+    <w:lsdException w:unhideWhenUsed="0" w:uiPriority="0" w:semiHidden="0" w:name="Document Map"/>
+    <w:lsdException w:unhideWhenUsed="0" w:uiPriority="0" w:semiHidden="0" w:name="Plain Text"/>
+    <w:lsdException w:unhideWhenUsed="0" w:uiPriority="0" w:semiHidden="0" w:name="E-mail Signature"/>
+    <w:lsdException w:qFormat="1" w:unhideWhenUsed="0" w:uiPriority="0" w:semiHidden="0" w:name="Normal (Web)"/>
+    <w:lsdException w:unhideWhenUsed="0" w:uiPriority="0" w:semiHidden="0" w:name="HTML Acronym"/>
+    <w:lsdException w:unhideWhenUsed="0" w:uiPriority="0" w:semiHidden="0" w:name="HTML Address"/>
+    <w:lsdException w:unhideWhenUsed="0" w:uiPriority="0" w:semiHidden="0" w:name="HTML Cite"/>
+    <w:lsdException w:unhideWhenUsed="0" w:uiPriority="0" w:semiHidden="0" w:name="HTML Code"/>
+    <w:lsdException w:unhideWhenUsed="0" w:uiPriority="0" w:semiHidden="0" w:name="HTML Definition"/>
+    <w:lsdException w:unhideWhenUsed="0" w:uiPriority="0" w:semiHidden="0" w:name="HTML Keyboard"/>
+    <w:lsdException w:unhideWhenUsed="0" w:uiPriority="0" w:semiHidden="0" w:name="HTML Preformatted"/>
+    <w:lsdException w:unhideWhenUsed="0" w:uiPriority="0" w:semiHidden="0" w:name="HTML Sample"/>
+    <w:lsdException w:unhideWhenUsed="0" w:uiPriority="0" w:semiHidden="0" w:name="HTML Typewriter"/>
+    <w:lsdException w:unhideWhenUsed="0" w:uiPriority="0" w:semiHidden="0" w:name="HTML Variable"/>
+    <w:lsdException w:qFormat="1" w:uiPriority="99" w:name="Normal Table"/>
+    <w:lsdException w:unhideWhenUsed="0" w:uiPriority="0" w:semiHidden="0" w:name="annotation subject"/>
+    <w:lsdException w:unhideWhenUsed="0" w:uiPriority="0" w:semiHidden="0" w:name="Table Simple 1"/>
+    <w:lsdException w:unhideWhenUsed="0" w:uiPriority="0" w:semiHidden="0" w:name="Table Simple 2"/>
+    <w:lsdException w:unhideWhenUsed="0" w:uiPriority="0" w:semiHidden="0" w:name="Table Simple 3"/>
+    <w:lsdException w:unhideWhenUsed="0" w:uiPriority="0" w:semiHidden="0" w:name="Table Classic 1"/>
+    <w:lsdException w:unhideWhenUsed="0" w:uiPriority="0" w:semiHidden="0" w:name="Table Classic 2"/>
+    <w:lsdException w:unhideWhenUsed="0" w:uiPriority="0" w:semiHidden="0" w:name="Table Classic 3"/>
+    <w:lsdException w:unhideWhenUsed="0" w:uiPriority="0" w:semiHidden="0" w:name="Table Classic 4"/>
+    <w:lsdException w:unhideWhenUsed="0" w:uiPriority="0" w:semiHidden="0" w:name="Table Colorful 1"/>
+    <w:lsdException w:unhideWhenUsed="0" w:uiPriority="0" w:semiHidden="0" w:name="Table Colorful 2"/>
+    <w:lsdException w:unhideWhenUsed="0" w:uiPriority="0" w:semiHidden="0" w:name="Table Colorful 3"/>
+    <w:lsdException w:unhideWhenUsed="0" w:uiPriority="0" w:semiHidden="0" w:name="Table Columns 1"/>
+    <w:lsdException w:unhideWhenUsed="0" w:uiPriority="0" w:semiHidden="0" w:name="Table Columns 2"/>
+    <w:lsdException w:unhideWhenUsed="0" w:uiPriority="0" w:semiHidden="0" w:name="Table Columns 3"/>
+    <w:lsdException w:unhideWhenUsed="0" w:uiPriority="0" w:semiHidden="0" w:name="Table Columns 4"/>
+    <w:lsdException w:unhideWhenUsed="0" w:uiPriority="0" w:semiHidden="0" w:name="Table Columns 5"/>
+    <w:lsdException w:unhideWhenUsed="0" w:uiPriority="0" w:semiHidden="0" w:name="Table Grid 1"/>
+    <w:lsdException w:unhideWhenUsed="0" w:uiPriority="0" w:semiHidden="0" w:name="Table Grid 2"/>
+    <w:lsdException w:unhideWhenUsed="0" w:uiPriority="0" w:semiHidden="0" w:name="Table Grid 3"/>
+    <w:lsdException w:unhideWhenUsed="0" w:uiPriority="0" w:semiHidden="0" w:name="Table Grid 4"/>
+    <w:lsdException w:unhideWhenUsed="0" w:uiPriority="0" w:semiHidden="0" w:name="Table Grid 5"/>
+    <w:lsdException w:unhideWhenUsed="0" w:uiPriority="0" w:semiHidden="0" w:name="Table Grid 6"/>
+    <w:lsdException w:unhideWhenUsed="0" w:uiPriority="0" w:semiHidden="0" w:name="Table Grid 7"/>
+    <w:lsdException w:unhideWhenUsed="0" w:uiPriority="0" w:semiHidden="0" w:name="Table Grid 8"/>
+    <w:lsdException w:unhideWhenUsed="0" w:uiPriority="0" w:semiHidden="0" w:name="Table List 1"/>
+    <w:lsdException w:unhideWhenUsed="0" w:uiPriority="0" w:semiHidden="0" w:name="Table List 2"/>
+    <w:lsdException w:unhideWhenUsed="0" w:uiPriority="0" w:semiHidden="0" w:name="Table List 3"/>
+    <w:lsdException w:unhideWhenUsed="0" w:uiPriority="0" w:semiHidden="0" w:name="Table List 4"/>
+    <w:lsdException w:unhideWhenUsed="0" w:uiPriority="0" w:semiHidden="0" w:name="Table List 5"/>
+    <w:lsdException w:unhideWhenUsed="0" w:uiPriority="0" w:semiHidden="0" w:name="Table List 6"/>
+    <w:lsdException w:unhideWhenUsed="0" w:uiPriority="0" w:semiHidden="0" w:name="Table List 7"/>
+    <w:lsdException w:unhideWhenUsed="0" w:uiPriority="0" w:semiHidden="0" w:name="Table List 8"/>
+    <w:lsdException w:unhideWhenUsed="0" w:uiPriority="0" w:semiHidden="0" w:name="Table 3D effects 1"/>
+    <w:lsdException w:unhideWhenUsed="0" w:uiPriority="0" w:semiHidden="0" w:name="Table 3D effects 2"/>
+    <w:lsdException w:unhideWhenUsed="0" w:uiPriority="0" w:semiHidden="0" w:name="Table 3D effects 3"/>
+    <w:lsdException w:unhideWhenUsed="0" w:uiPriority="0" w:semiHidden="0" w:name="Table Contemporary"/>
+    <w:lsdException w:unhideWhenUsed="0" w:uiPriority="0" w:semiHidden="0" w:name="Table Elegant"/>
+    <w:lsdException w:unhideWhenUsed="0" w:uiPriority="0" w:semiHidden="0" w:name="Table Professional"/>
+    <w:lsdException w:unhideWhenUsed="0" w:uiPriority="0" w:semiHidden="0" w:name="Table Subtle 1"/>
+    <w:lsdException w:unhideWhenUsed="0" w:uiPriority="0" w:semiHidden="0" w:name="Table Subtle 2"/>
+    <w:lsdException w:unhideWhenUsed="0" w:uiPriority="0" w:semiHidden="0" w:name="Table Web 1"/>
+    <w:lsdException w:unhideWhenUsed="0" w:uiPriority="0" w:semiHidden="0" w:name="Table Web 2"/>
+    <w:lsdException w:unhideWhenUsed="0" w:uiPriority="0" w:semiHidden="0" w:name="Table Web 3"/>
+    <w:lsdException w:unhideWhenUsed="0" w:uiPriority="0" w:semiHidden="0" w:name="Balloon Text"/>
+    <w:lsdException w:qFormat="1" w:unhideWhenUsed="0" w:uiPriority="0" w:semiHidden="0" w:name="Table Grid"/>
+    <w:lsdException w:unhideWhenUsed="0" w:uiPriority="0" w:semiHidden="0" w:name="Table Theme"/>
+    <w:lsdException w:unhideWhenUsed="0" w:uiPriority="60" w:semiHidden="0" w:name="Light Shading"/>
+    <w:lsdException w:unhideWhenUsed="0" w:uiPriority="61" w:semiHidden="0" w:name="Light List"/>
+    <w:lsdException w:unhideWhenUsed="0" w:uiPriority="62" w:semiHidden="0" w:name="Light Grid"/>
+    <w:lsdException w:unhideWhenUsed="0" w:uiPriority="63" w:semiHidden="0" w:name="Medium Shading 1"/>
+    <w:lsdException w:unhideWhenUsed="0" w:uiPriority="64" w:semiHidden="0" w:name="Medium Shading 2"/>
+    <w:lsdException w:unhideWhenUsed="0" w:uiPriority="65" w:semiHidden="0" w:name="Medium List 1"/>
+    <w:lsdException w:unhideWhenUsed="0" w:uiPriority="66" w:semiHidden="0" w:name="Medium List 2"/>
+    <w:lsdException w:unhideWhenUsed="0" w:uiPriority="67" w:semiHidden="0" w:name="Medium Grid 1"/>
+    <w:lsdException w:unhideWhenUsed="0" w:uiPriority="68" w:semiHidden="0" w:name="Medium Grid 2"/>
+    <w:lsdException w:unhideWhenUsed="0" w:uiPriority="69" w:semiHidden="0" w:name="Medium Grid 3"/>
+    <w:lsdException w:unhideWhenUsed="0" w:uiPriority="70" w:semiHidden="0" w:name="Dark List"/>
+    <w:lsdException w:unhideWhenUsed="0" w:uiPriority="71" w:semiHidden="0" w:name="Colorful Shading"/>
+    <w:lsdException w:unhideWhenUsed="0" w:uiPriority="72" w:semiHidden="0" w:name="Colorful List"/>
+    <w:lsdException w:unhideWhenUsed="0" w:uiPriority="73" w:semiHidden="0" w:name="Colorful Grid"/>
+    <w:lsdException w:unhideWhenUsed="0" w:uiPriority="60" w:semiHidden="0" w:name="Light Shading Accent 1"/>
+    <w:lsdException w:unhideWhenUsed="0" w:uiPriority="61" w:semiHidden="0" w:name="Light List Accent 1"/>
+    <w:lsdException w:unhideWhenUsed="0" w:uiPriority="62" w:semiHidden="0" w:name="Light Grid Accent 1"/>
+    <w:lsdException w:unhideWhenUsed="0" w:uiPriority="63" w:semiHidden="0" w:name="Medium Shading 1 Accent 1"/>
+    <w:lsdException w:unhideWhenUsed="0" w:uiPriority="64" w:semiHidden="0" w:name="Medium Shading 2 Accent 1"/>
+    <w:lsdException w:unhideWhenUsed="0" w:uiPriority="65" w:semiHidden="0" w:name="Medium List 1 Accent 1"/>
+    <w:lsdException w:unhideWhenUsed="0" w:uiPriority="66" w:semiHidden="0" w:name="Medium List 2 Accent 1"/>
+    <w:lsdException w:unhideWhenUsed="0" w:uiPriority="67" w:semiHidden="0" w:name="Medium Grid 1 Accent 1"/>
+    <w:lsdException w:unhideWhenUsed="0" w:uiPriority="68" w:semiHidden="0" w:name="Medium Grid 2 Accent 1"/>
+    <w:lsdException w:unhideWhenUsed="0" w:uiPriority="69" w:semiHidden="0" w:name="Medium Grid 3 Accent 1"/>
+    <w:lsdException w:unhideWhenUsed="0" w:uiPriority="70" w:semiHidden="0" w:name="Dark List Accent 1"/>
+    <w:lsdException w:unhideWhenUsed="0" w:uiPriority="71" w:semiHidden="0" w:name="Colorful Shading Accent 1"/>
+    <w:lsdException w:unhideWhenUsed="0" w:uiPriority="72" w:semiHidden="0" w:name="Colorful List Accent 1"/>
+    <w:lsdException w:unhideWhenUsed="0" w:uiPriority="73" w:semiHidden="0" w:name="Colorful Grid Accent 1"/>
+    <w:lsdException w:unhideWhenUsed="0" w:uiPriority="60" w:semiHidden="0" w:name="Light Shading Accent 2"/>
+    <w:lsdException w:unhideWhenUsed="0" w:uiPriority="61" w:semiHidden="0" w:name="Light List Accent 2"/>
+    <w:lsdException w:unhideWhenUsed="0" w:uiPriority="62" w:semiHidden="0" w:name="Light Grid Accent 2"/>
+    <w:lsdException w:unhideWhenUsed="0" w:uiPriority="63" w:semiHidden="0" w:name="Medium Shading 1 Accent 2"/>
+    <w:lsdException w:unhideWhenUsed="0" w:uiPriority="64" w:semiHidden="0" w:name="Medium Shading 2 Accent 2"/>
+    <w:lsdException w:unhideWhenUsed="0" w:uiPriority="65" w:semiHidden="0" w:name="Medium List 1 Accent 2"/>
+    <w:lsdException w:unhideWhenUsed="0" w:uiPriority="66" w:semiHidden="0" w:name="Medium List 2 Accent 2"/>
+    <w:lsdException w:unhideWhenUsed="0" w:uiPriority="67" w:semiHidden="0" w:name="Medium Grid 1 Accent 2"/>
+    <w:lsdException w:unhideWhenUsed="0" w:uiPriority="68" w:semiHidden="0" w:name="Medium Grid 2 Accent 2"/>
+    <w:lsdException w:unhideWhenUsed="0" w:uiPriority="69" w:semiHidden="0" w:name="Medium Grid 3 Accent 2"/>
+    <w:lsdException w:unhideWhenUsed="0" w:uiPriority="70" w:semiHidden="0" w:name="Dark List Accent 2"/>
+    <w:lsdException w:unhideWhenUsed="0" w:uiPriority="71" w:semiHidden="0" w:name="Colorful Shading Accent 2"/>
+    <w:lsdException w:unhideWhenUsed="0" w:uiPriority="72" w:semiHidden="0" w:name="Colorful List Accent 2"/>
+    <w:lsdException w:unhideWhenUsed="0" w:uiPriority="73" w:semiHidden="0" w:name="Colorful Grid Accent 2"/>
+    <w:lsdException w:unhideWhenUsed="0" w:uiPriority="60" w:semiHidden="0" w:name="Light Shading Accent 3"/>
+    <w:lsdException w:unhideWhenUsed="0" w:uiPriority="61" w:semiHidden="0" w:name="Light List Accent 3"/>
+    <w:lsdException w:unhideWhenUsed="0" w:uiPriority="62" w:semiHidden="0" w:name="Light Grid Accent 3"/>
+    <w:lsdException w:unhideWhenUsed="0" w:uiPriority="63" w:semiHidden="0" w:name="Medium Shading 1 Accent 3"/>
+    <w:lsdException w:unhideWhenUsed="0" w:uiPriority="64" w:semiHidden="0" w:name="Medium Shading 2 Accent 3"/>
+    <w:lsdException w:unhideWhenUsed="0" w:uiPriority="65" w:semiHidden="0" w:name="Medium List 1 Accent 3"/>
+    <w:lsdException w:unhideWhenUsed="0" w:uiPriority="66" w:semiHidden="0" w:name="Medium List 2 Accent 3"/>
+    <w:lsdException w:unhideWhenUsed="0" w:uiPriority="67" w:semiHidden="0" w:name="Medium Grid 1 Accent 3"/>
+    <w:lsdException w:unhideWhenUsed="0" w:uiPriority="68" w:semiHidden="0" w:name="Medium Grid 2 Accent 3"/>
+    <w:lsdException w:unhideWhenUsed="0" w:uiPriority="69" w:semiHidden="0" w:name="Medium Grid 3 Accent 3"/>
+    <w:lsdException w:unhideWhenUsed="0" w:uiPriority="70" w:semiHidden="0" w:name="Dark List Accent 3"/>
+    <w:lsdException w:unhideWhenUsed="0" w:uiPriority="71" w:semiHidden="0" w:name="Colorful Shading Accent 3"/>
+    <w:lsdException w:unhideWhenUsed="0" w:uiPriority="72" w:semiHidden="0" w:name="Colorful List Accent 3"/>
+    <w:lsdException w:unhideWhenUsed="0" w:uiPriority="73" w:semiHidden="0" w:name="Colorful Grid Accent 3"/>
+    <w:lsdException w:unhideWhenUsed="0" w:uiPriority="60" w:semiHidden="0" w:name="Light Shading Accent 4"/>
+    <w:lsdException w:unhideWhenUsed="0" w:uiPriority="61" w:semiHidden="0" w:name="Light List Accent 4"/>
+    <w:lsdException w:unhideWhenUsed="0" w:uiPriority="62" w:semiHidden="0" w:name="Light Grid Accent 4"/>
+    <w:lsdException w:unhideWhenUsed="0" w:uiPriority="63" w:semiHidden="0" w:name="Medium Shading 1 Accent 4"/>
+    <w:lsdException w:unhideWhenUsed="0" w:uiPriority="64" w:semiHidden="0" w:name="Medium Shading 2 Accent 4"/>
+    <w:lsdException w:unhideWhenUsed="0" w:uiPriority="65" w:semiHidden="0" w:name="Medium List 1 Accent 4"/>
+    <w:lsdException w:unhideWhenUsed="0" w:uiPriority="66" w:semiHidden="0" w:name="Medium List 2 Accent 4"/>
+    <w:lsdException w:unhideWhenUsed="0" w:uiPriority="67" w:semiHidden="0" w:name="Medium Grid 1 Accent 4"/>
+    <w:lsdException w:unhideWhenUsed="0" w:uiPriority="68" w:semiHidden="0" w:name="Medium Grid 2 Accent 4"/>
+    <w:lsdException w:unhideWhenUsed="0" w:uiPriority="69" w:semiHidden="0" w:name="Medium Grid 3 Accent 4"/>
+    <w:lsdException w:unhideWhenUsed="0" w:uiPriority="70" w:semiHidden="0" w:name="Dark List Accent 4"/>
+    <w:lsdException w:unhideWhenUsed="0" w:uiPriority="71" w:semiHidden="0" w:name="Colorful Shading Accent 4"/>
+    <w:lsdException w:unhideWhenUsed="0" w:uiPriority="72" w:semiHidden="0" w:name="Colorful List Accent 4"/>
+    <w:lsdException w:unhideWhenUsed="0" w:uiPriority="73" w:semiHidden="0" w:name="Colorful Grid Accent 4"/>
+    <w:lsdException w:unhideWhenUsed="0" w:uiPriority="60" w:semiHidden="0" w:name="Light Shading Accent 5"/>
+    <w:lsdException w:unhideWhenUsed="0" w:uiPriority="61" w:semiHidden="0" w:name="Light List Accent 5"/>
+    <w:lsdException w:unhideWhenUsed="0" w:uiPriority="62" w:semiHidden="0" w:name="Light Grid Accent 5"/>
+    <w:lsdException w:unhideWhenUsed="0" w:uiPriority="63" w:semiHidden="0" w:name="Medium Shading 1 Accent 5"/>
+    <w:lsdException w:unhideWhenUsed="0" w:uiPriority="64" w:semiHidden="0" w:name="Medium Shading 2 Accent 5"/>
+    <w:lsdException w:unhideWhenUsed="0" w:uiPriority="65" w:semiHidden="0" w:name="Medium List 1 Accent 5"/>
+    <w:lsdException w:unhideWhenUsed="0" w:uiPriority="66" w:semiHidden="0" w:name="Medium List 2 Accent 5"/>
+    <w:lsdException w:unhideWhenUsed="0" w:uiPriority="67" w:semiHidden="0" w:name="Medium Grid 1 Accent 5"/>
+    <w:lsdException w:unhideWhenUsed="0" w:uiPriority="68" w:semiHidden="0" w:name="Medium Grid 2 Accent 5"/>
+    <w:lsdException w:unhideWhenUsed="0" w:uiPriority="69" w:semiHidden="0" w:name="Medium Grid 3 Accent 5"/>
+    <w:lsdException w:unhideWhenUsed="0" w:uiPriority="70" w:semiHidden="0" w:name="Dark List Accent 5"/>
+    <w:lsdException w:unhideWhenUsed="0" w:uiPriority="71" w:semiHidden="0" w:name="Colorful Shading Accent 5"/>
+    <w:lsdException w:unhideWhenUsed="0" w:uiPriority="72" w:semiHidden="0" w:name="Colorful List Accent 5"/>
+    <w:lsdException w:unhideWhenUsed="0" w:uiPriority="73" w:semiHidden="0" w:name="Colorful Grid Accent 5"/>
+    <w:lsdException w:unhideWhenUsed="0" w:uiPriority="60" w:semiHidden="0" w:name="Light Shading Accent 6"/>
+    <w:lsdException w:unhideWhenUsed="0" w:uiPriority="61" w:semiHidden="0" w:name="Light List Accent 6"/>
+    <w:lsdException w:unhideWhenUsed="0" w:uiPriority="62" w:semiHidden="0" w:name="Light Grid Accent 6"/>
+    <w:lsdException w:unhideWhenUsed="0" w:uiPriority="63" w:semiHidden="0" w:name="Medium Shading 1 Accent 6"/>
+    <w:lsdException w:unhideWhenUsed="0" w:uiPriority="64" w:semiHidden="0" w:name="Medium Shading 2 Accent 6"/>
+    <w:lsdException w:unhideWhenUsed="0" w:uiPriority="65" w:semiHidden="0" w:name="Medium List 1 Accent 6"/>
+    <w:lsdException w:unhideWhenUsed="0" w:uiPriority="66" w:semiHidden="0" w:name="Medium List 2 Accent 6"/>
+    <w:lsdException w:unhideWhenUsed="0" w:uiPriority="67" w:semiHidden="0" w:name="Medium Grid 1 Accent 6"/>
+    <w:lsdException w:unhideWhenUsed="0" w:uiPriority="68" w:semiHidden="0" w:name="Medium Grid 2 Accent 6"/>
+    <w:lsdException w:unhideWhenUsed="0" w:uiPriority="69" w:semiHidden="0" w:name="Medium Grid 3 Accent 6"/>
+    <w:lsdException w:unhideWhenUsed="0" w:uiPriority="70" w:semiHidden="0" w:name="Dark List Accent 6"/>
+    <w:lsdException w:unhideWhenUsed="0" w:uiPriority="71" w:semiHidden="0" w:name="Colorful Shading Accent 6"/>
+    <w:lsdException w:unhideWhenUsed="0" w:uiPriority="72" w:semiHidden="0" w:name="Colorful List Accent 6"/>
+    <w:lsdException w:unhideWhenUsed="0" w:uiPriority="73" w:semiHidden="0" w:name="Colorful Grid Accent 6"/>
   </w:latentStyles>
-  <w:style w:type="paragraph" w:default="1" w:styleId="a">
+  <w:style w:type="paragraph" w:default="1" w:styleId="1">
     <w:name w:val="Normal"/>
     <w:qFormat/>
-    <w:rsid w:val="005E7BB5"/>
+    <w:uiPriority w:val="0"/>
     <w:pPr>
       <w:kinsoku w:val="0"/>
       <w:autoSpaceDE w:val="0"/>
@@ -2803,24 +2760,25 @@
       <w:textAlignment w:val="baseline"/>
     </w:pPr>
     <w:rPr>
-      <w:rFonts w:ascii="Arial" w:hAnsi="Arial" w:cs="Arial"/>
+      <w:rFonts w:ascii="Arial" w:hAnsi="Arial" w:eastAsia="宋体" w:cs="Arial"/>
       <w:snapToGrid w:val="0"/>
       <w:color w:val="000000"/>
       <w:sz w:val="21"/>
       <w:szCs w:val="21"/>
-      <w:lang w:eastAsia="en-US"/>
+      <w:lang w:val="en-US" w:eastAsia="en-US" w:bidi="ar-SA"/>
     </w:rPr>
   </w:style>
-  <w:style w:type="paragraph" w:styleId="1">
+  <w:style w:type="paragraph" w:styleId="2">
     <w:name w:val="heading 1"/>
-    <w:basedOn w:val="a"/>
-    <w:next w:val="a"/>
-    <w:qFormat/>
-    <w:rsid w:val="005E7BB5"/>
+    <w:basedOn w:val="1"/>
+    <w:next w:val="1"/>
+    <w:qFormat/>
+    <w:uiPriority w:val="0"/>
     <w:pPr>
       <w:keepNext/>
       <w:keepLines/>
       <w:numPr>
+        <w:ilvl w:val="0"/>
         <w:numId w:val="1"/>
       </w:numPr>
       <w:spacing w:line="576" w:lineRule="auto"/>
@@ -2832,13 +2790,13 @@
       <w:sz w:val="44"/>
     </w:rPr>
   </w:style>
-  <w:style w:type="paragraph" w:styleId="2">
+  <w:style w:type="paragraph" w:styleId="3">
     <w:name w:val="heading 2"/>
-    <w:basedOn w:val="a"/>
-    <w:next w:val="a"/>
+    <w:basedOn w:val="1"/>
+    <w:next w:val="1"/>
     <w:unhideWhenUsed/>
     <w:qFormat/>
-    <w:rsid w:val="005E7BB5"/>
+    <w:uiPriority w:val="0"/>
     <w:pPr>
       <w:keepNext/>
       <w:keepLines/>
@@ -2855,14 +2813,14 @@
       <w:sz w:val="32"/>
     </w:rPr>
   </w:style>
-  <w:style w:type="paragraph" w:styleId="3">
+  <w:style w:type="paragraph" w:styleId="4">
     <w:name w:val="heading 3"/>
-    <w:basedOn w:val="a"/>
-    <w:next w:val="a"/>
+    <w:basedOn w:val="1"/>
+    <w:next w:val="1"/>
     <w:semiHidden/>
     <w:unhideWhenUsed/>
     <w:qFormat/>
-    <w:rsid w:val="005E7BB5"/>
+    <w:uiPriority w:val="0"/>
     <w:pPr>
       <w:keepNext/>
       <w:keepLines/>
@@ -2878,13 +2836,13 @@
       <w:sz w:val="32"/>
     </w:rPr>
   </w:style>
-  <w:style w:type="paragraph" w:styleId="4">
+  <w:style w:type="paragraph" w:styleId="5">
     <w:name w:val="heading 4"/>
-    <w:basedOn w:val="a"/>
-    <w:next w:val="a"/>
+    <w:basedOn w:val="1"/>
+    <w:next w:val="1"/>
     <w:unhideWhenUsed/>
     <w:qFormat/>
-    <w:rsid w:val="005E7BB5"/>
+    <w:uiPriority w:val="0"/>
     <w:pPr>
       <w:keepNext/>
       <w:keepLines/>
@@ -2901,14 +2859,14 @@
       <w:sz w:val="28"/>
     </w:rPr>
   </w:style>
-  <w:style w:type="paragraph" w:styleId="5">
+  <w:style w:type="paragraph" w:styleId="6">
     <w:name w:val="heading 5"/>
-    <w:basedOn w:val="a"/>
-    <w:next w:val="a"/>
+    <w:basedOn w:val="1"/>
+    <w:next w:val="1"/>
     <w:semiHidden/>
     <w:unhideWhenUsed/>
     <w:qFormat/>
-    <w:rsid w:val="005E7BB5"/>
+    <w:uiPriority w:val="0"/>
     <w:pPr>
       <w:keepNext/>
       <w:keepLines/>
@@ -2924,14 +2882,14 @@
       <w:sz w:val="28"/>
     </w:rPr>
   </w:style>
-  <w:style w:type="paragraph" w:styleId="6">
+  <w:style w:type="paragraph" w:styleId="7">
     <w:name w:val="heading 6"/>
-    <w:basedOn w:val="a"/>
-    <w:next w:val="a"/>
+    <w:basedOn w:val="1"/>
+    <w:next w:val="1"/>
     <w:semiHidden/>
     <w:unhideWhenUsed/>
     <w:qFormat/>
-    <w:rsid w:val="005E7BB5"/>
+    <w:uiPriority w:val="0"/>
     <w:pPr>
       <w:keepNext/>
       <w:keepLines/>
@@ -2948,14 +2906,14 @@
       <w:sz w:val="24"/>
     </w:rPr>
   </w:style>
-  <w:style w:type="paragraph" w:styleId="7">
+  <w:style w:type="paragraph" w:styleId="8">
     <w:name w:val="heading 7"/>
-    <w:basedOn w:val="a"/>
-    <w:next w:val="a"/>
+    <w:basedOn w:val="1"/>
+    <w:next w:val="1"/>
     <w:semiHidden/>
     <w:unhideWhenUsed/>
     <w:qFormat/>
-    <w:rsid w:val="005E7BB5"/>
+    <w:uiPriority w:val="0"/>
     <w:pPr>
       <w:keepNext/>
       <w:keepLines/>
@@ -2971,14 +2929,14 @@
       <w:sz w:val="24"/>
     </w:rPr>
   </w:style>
-  <w:style w:type="paragraph" w:styleId="8">
+  <w:style w:type="paragraph" w:styleId="9">
     <w:name w:val="heading 8"/>
-    <w:basedOn w:val="a"/>
-    <w:next w:val="a"/>
+    <w:basedOn w:val="1"/>
+    <w:next w:val="1"/>
     <w:semiHidden/>
     <w:unhideWhenUsed/>
     <w:qFormat/>
-    <w:rsid w:val="005E7BB5"/>
+    <w:uiPriority w:val="0"/>
     <w:pPr>
       <w:keepNext/>
       <w:keepLines/>
@@ -2994,14 +2952,14 @@
       <w:sz w:val="24"/>
     </w:rPr>
   </w:style>
-  <w:style w:type="paragraph" w:styleId="9">
+  <w:style w:type="paragraph" w:styleId="10">
     <w:name w:val="heading 9"/>
-    <w:basedOn w:val="a"/>
-    <w:next w:val="a"/>
+    <w:basedOn w:val="1"/>
+    <w:next w:val="1"/>
     <w:semiHidden/>
     <w:unhideWhenUsed/>
     <w:qFormat/>
-    <w:rsid w:val="005E7BB5"/>
+    <w:uiPriority w:val="0"/>
     <w:pPr>
       <w:keepNext/>
       <w:keepLines/>
@@ -3016,20 +2974,19 @@
       <w:rFonts w:eastAsia="黑体"/>
     </w:rPr>
   </w:style>
-  <w:style w:type="character" w:default="1" w:styleId="a0">
+  <w:style w:type="character" w:default="1" w:styleId="23">
     <w:name w:val="Default Paragraph Font"/>
-    <w:uiPriority w:val="1"/>
     <w:semiHidden/>
     <w:unhideWhenUsed/>
-  </w:style>
-  <w:style w:type="table" w:default="1" w:styleId="a1">
+    <w:uiPriority w:val="1"/>
+  </w:style>
+  <w:style w:type="table" w:default="1" w:styleId="21">
     <w:name w:val="Normal Table"/>
-    <w:uiPriority w:val="99"/>
     <w:semiHidden/>
     <w:unhideWhenUsed/>
     <w:qFormat/>
+    <w:uiPriority w:val="99"/>
     <w:tblPr>
-      <w:tblInd w:w="0" w:type="dxa"/>
       <w:tblCellMar>
         <w:top w:w="0" w:type="dxa"/>
         <w:left w:w="108" w:type="dxa"/>
@@ -3038,43 +2995,50 @@
       </w:tblCellMar>
     </w:tblPr>
   </w:style>
-  <w:style w:type="numbering" w:default="1" w:styleId="a2">
-    <w:name w:val="No List"/>
-    <w:uiPriority w:val="99"/>
+  <w:style w:type="paragraph" w:styleId="11">
+    <w:name w:val="annotation text"/>
+    <w:basedOn w:val="1"/>
+    <w:qFormat/>
+    <w:uiPriority w:val="0"/>
+  </w:style>
+  <w:style w:type="paragraph" w:styleId="12">
+    <w:name w:val="Body Text"/>
+    <w:basedOn w:val="1"/>
     <w:semiHidden/>
-    <w:unhideWhenUsed/>
-  </w:style>
-  <w:style w:type="paragraph" w:styleId="a3">
-    <w:name w:val="annotation text"/>
-    <w:basedOn w:val="a"/>
-    <w:qFormat/>
-    <w:rsid w:val="005E7BB5"/>
-  </w:style>
-  <w:style w:type="paragraph" w:styleId="a4">
-    <w:name w:val="Body Text"/>
-    <w:basedOn w:val="a"/>
-    <w:semiHidden/>
-    <w:qFormat/>
-    <w:rsid w:val="005E7BB5"/>
+    <w:qFormat/>
+    <w:uiPriority w:val="0"/>
     <w:rPr>
       <w:rFonts w:eastAsia="Arial"/>
     </w:rPr>
   </w:style>
-  <w:style w:type="paragraph" w:styleId="30">
+  <w:style w:type="paragraph" w:styleId="13">
     <w:name w:val="toc 3"/>
-    <w:basedOn w:val="a"/>
-    <w:next w:val="a"/>
-    <w:qFormat/>
-    <w:rsid w:val="005E7BB5"/>
+    <w:basedOn w:val="1"/>
+    <w:next w:val="1"/>
+    <w:qFormat/>
+    <w:uiPriority w:val="0"/>
     <w:pPr>
-      <w:ind w:leftChars="400" w:left="840"/>
+      <w:ind w:left="840" w:leftChars="400"/>
     </w:pPr>
   </w:style>
-  <w:style w:type="paragraph" w:styleId="a5">
+  <w:style w:type="paragraph" w:styleId="14">
+    <w:name w:val="Balloon Text"/>
+    <w:basedOn w:val="1"/>
+    <w:link w:val="44"/>
+    <w:uiPriority w:val="0"/>
+    <w:pPr>
+      <w:spacing w:line="240" w:lineRule="auto"/>
+    </w:pPr>
+    <w:rPr>
+      <w:sz w:val="18"/>
+      <w:szCs w:val="18"/>
+    </w:rPr>
+  </w:style>
+  <w:style w:type="paragraph" w:styleId="15">
     <w:name w:val="footer"/>
-    <w:basedOn w:val="a"/>
-    <w:qFormat/>
-    <w:rsid w:val="005E7BB5"/>
+    <w:basedOn w:val="1"/>
+    <w:qFormat/>
+    <w:uiPriority w:val="0"/>
     <w:pPr>
       <w:tabs>
         <w:tab w:val="center" w:pos="4153"/>
@@ -3085,17 +3049,17 @@
       <w:sz w:val="18"/>
     </w:rPr>
   </w:style>
-  <w:style w:type="paragraph" w:styleId="a6">
+  <w:style w:type="paragraph" w:styleId="16">
     <w:name w:val="header"/>
-    <w:basedOn w:val="a"/>
-    <w:qFormat/>
-    <w:rsid w:val="005E7BB5"/>
+    <w:basedOn w:val="1"/>
+    <w:qFormat/>
+    <w:uiPriority w:val="0"/>
     <w:pPr>
       <w:pBdr>
-        <w:top w:val="nil"/>
-        <w:left w:val="nil"/>
-        <w:bottom w:val="nil"/>
-        <w:right w:val="nil"/>
+        <w:top w:val="none" w:color="auto" w:sz="0" w:space="0"/>
+        <w:left w:val="none" w:color="auto" w:sz="0" w:space="0"/>
+        <w:bottom w:val="none" w:color="auto" w:sz="0" w:space="0"/>
+        <w:right w:val="none" w:color="auto" w:sz="0" w:space="0"/>
       </w:pBdr>
       <w:tabs>
         <w:tab w:val="center" w:pos="4153"/>
@@ -3108,41 +3072,41 @@
       <w:sz w:val="18"/>
     </w:rPr>
   </w:style>
-  <w:style w:type="paragraph" w:styleId="10">
+  <w:style w:type="paragraph" w:styleId="17">
     <w:name w:val="toc 1"/>
-    <w:basedOn w:val="a"/>
-    <w:next w:val="a"/>
-    <w:qFormat/>
-    <w:rsid w:val="005E7BB5"/>
+    <w:basedOn w:val="1"/>
+    <w:next w:val="1"/>
+    <w:qFormat/>
+    <w:uiPriority w:val="0"/>
     <w:rPr>
       <w:rFonts w:eastAsia="Microsoft JhengHei"/>
       <w:sz w:val="24"/>
     </w:rPr>
   </w:style>
-  <w:style w:type="paragraph" w:styleId="20">
+  <w:style w:type="paragraph" w:styleId="18">
     <w:name w:val="toc 2"/>
-    <w:basedOn w:val="a"/>
-    <w:next w:val="a"/>
-    <w:qFormat/>
-    <w:rsid w:val="005E7BB5"/>
+    <w:basedOn w:val="1"/>
+    <w:next w:val="1"/>
+    <w:qFormat/>
+    <w:uiPriority w:val="0"/>
     <w:pPr>
-      <w:ind w:leftChars="200" w:left="420"/>
+      <w:ind w:left="420" w:leftChars="200"/>
     </w:pPr>
   </w:style>
-  <w:style w:type="paragraph" w:styleId="a7">
+  <w:style w:type="paragraph" w:styleId="19">
     <w:name w:val="Normal (Web)"/>
-    <w:basedOn w:val="a"/>
-    <w:qFormat/>
-    <w:rsid w:val="005E7BB5"/>
+    <w:basedOn w:val="1"/>
+    <w:qFormat/>
+    <w:uiPriority w:val="0"/>
     <w:rPr>
       <w:sz w:val="24"/>
     </w:rPr>
   </w:style>
-  <w:style w:type="paragraph" w:styleId="a8">
+  <w:style w:type="paragraph" w:styleId="20">
     <w:name w:val="Title"/>
-    <w:basedOn w:val="a"/>
-    <w:qFormat/>
-    <w:rsid w:val="005E7BB5"/>
+    <w:basedOn w:val="1"/>
+    <w:qFormat/>
+    <w:uiPriority w:val="0"/>
     <w:pPr>
       <w:jc w:val="center"/>
       <w:outlineLvl w:val="0"/>
@@ -3152,24 +3116,23 @@
       <w:sz w:val="32"/>
     </w:rPr>
   </w:style>
-  <w:style w:type="table" w:styleId="a9">
+  <w:style w:type="table" w:styleId="22">
     <w:name w:val="Table Grid"/>
-    <w:basedOn w:val="a1"/>
-    <w:qFormat/>
-    <w:rsid w:val="005E7BB5"/>
+    <w:basedOn w:val="21"/>
+    <w:qFormat/>
+    <w:uiPriority w:val="0"/>
     <w:pPr>
       <w:widowControl w:val="0"/>
       <w:jc w:val="both"/>
     </w:pPr>
     <w:tblPr>
-      <w:tblInd w:w="0" w:type="dxa"/>
       <w:tblBorders>
-        <w:top w:val="single" w:sz="4" w:space="0" w:color="auto"/>
-        <w:left w:val="single" w:sz="4" w:space="0" w:color="auto"/>
-        <w:bottom w:val="single" w:sz="4" w:space="0" w:color="auto"/>
-        <w:right w:val="single" w:sz="4" w:space="0" w:color="auto"/>
-        <w:insideH w:val="single" w:sz="4" w:space="0" w:color="auto"/>
-        <w:insideV w:val="single" w:sz="4" w:space="0" w:color="auto"/>
+        <w:top w:val="single" w:color="auto" w:sz="4" w:space="0"/>
+        <w:left w:val="single" w:color="auto" w:sz="4" w:space="0"/>
+        <w:bottom w:val="single" w:color="auto" w:sz="4" w:space="0"/>
+        <w:right w:val="single" w:color="auto" w:sz="4" w:space="0"/>
+        <w:insideH w:val="single" w:color="auto" w:sz="4" w:space="0"/>
+        <w:insideV w:val="single" w:color="auto" w:sz="4" w:space="0"/>
       </w:tblBorders>
       <w:tblCellMar>
         <w:top w:w="0" w:type="dxa"/>
@@ -3179,21 +3142,21 @@
       </w:tblCellMar>
     </w:tblPr>
   </w:style>
-  <w:style w:type="character" w:styleId="aa">
+  <w:style w:type="character" w:styleId="24">
     <w:name w:val="Strong"/>
-    <w:basedOn w:val="a0"/>
-    <w:qFormat/>
-    <w:rsid w:val="005E7BB5"/>
+    <w:basedOn w:val="23"/>
+    <w:qFormat/>
+    <w:uiPriority w:val="0"/>
     <w:rPr>
       <w:b/>
     </w:rPr>
   </w:style>
-  <w:style w:type="table" w:customStyle="1" w:styleId="TableNormal0">
+  <w:style w:type="table" w:customStyle="1" w:styleId="25">
     <w:name w:val="Table Normal_0"/>
     <w:semiHidden/>
     <w:unhideWhenUsed/>
     <w:qFormat/>
-    <w:rsid w:val="005E7BB5"/>
+    <w:uiPriority w:val="0"/>
     <w:tblPr>
       <w:tblCellMar>
         <w:top w:w="0" w:type="dxa"/>
@@ -3203,23 +3166,23 @@
       </w:tblCellMar>
     </w:tblPr>
   </w:style>
-  <w:style w:type="paragraph" w:customStyle="1" w:styleId="TableText">
+  <w:style w:type="paragraph" w:customStyle="1" w:styleId="26">
     <w:name w:val="Table Text"/>
-    <w:basedOn w:val="a"/>
+    <w:basedOn w:val="1"/>
     <w:semiHidden/>
     <w:qFormat/>
-    <w:rsid w:val="005E7BB5"/>
+    <w:uiPriority w:val="0"/>
     <w:rPr>
       <w:rFonts w:ascii="宋体" w:hAnsi="宋体" w:cs="宋体"/>
     </w:rPr>
   </w:style>
-  <w:style w:type="paragraph" w:customStyle="1" w:styleId="11">
+  <w:style w:type="paragraph" w:customStyle="1" w:styleId="27">
     <w:name w:val="柴_标题1"/>
-    <w:basedOn w:val="1"/>
-    <w:next w:val="ab"/>
-    <w:link w:val="1Char"/>
-    <w:qFormat/>
-    <w:rsid w:val="005E7BB5"/>
+    <w:basedOn w:val="2"/>
+    <w:next w:val="28"/>
+    <w:link w:val="39"/>
+    <w:qFormat/>
+    <w:uiPriority w:val="0"/>
     <w:pPr>
       <w:spacing w:before="100" w:after="90" w:line="360" w:lineRule="auto"/>
     </w:pPr>
@@ -3227,14 +3190,14 @@
       <w:sz w:val="32"/>
     </w:rPr>
   </w:style>
-  <w:style w:type="paragraph" w:customStyle="1" w:styleId="ab">
+  <w:style w:type="paragraph" w:customStyle="1" w:styleId="28">
     <w:name w:val="柴_正文"/>
-    <w:basedOn w:val="a4"/>
-    <w:link w:val="Char"/>
-    <w:qFormat/>
-    <w:rsid w:val="005E7BB5"/>
+    <w:basedOn w:val="12"/>
+    <w:link w:val="43"/>
+    <w:qFormat/>
+    <w:uiPriority w:val="0"/>
     <w:pPr>
-      <w:ind w:firstLineChars="200" w:firstLine="470"/>
+      <w:ind w:firstLine="470" w:firstLineChars="200"/>
     </w:pPr>
     <w:rPr>
       <w:rFonts w:eastAsia="宋体"/>
@@ -3242,12 +3205,12 @@
       <w:lang w:eastAsia="zh-CN"/>
     </w:rPr>
   </w:style>
-  <w:style w:type="paragraph" w:customStyle="1" w:styleId="21">
+  <w:style w:type="paragraph" w:customStyle="1" w:styleId="29">
     <w:name w:val="柴_标题2"/>
-    <w:basedOn w:val="2"/>
-    <w:next w:val="ab"/>
-    <w:qFormat/>
-    <w:rsid w:val="005E7BB5"/>
+    <w:basedOn w:val="3"/>
+    <w:next w:val="28"/>
+    <w:qFormat/>
+    <w:uiPriority w:val="0"/>
     <w:pPr>
       <w:spacing w:line="360" w:lineRule="auto"/>
     </w:pPr>
@@ -3256,15 +3219,15 @@
       <w:sz w:val="28"/>
     </w:rPr>
   </w:style>
-  <w:style w:type="paragraph" w:customStyle="1" w:styleId="31">
+  <w:style w:type="paragraph" w:customStyle="1" w:styleId="30">
     <w:name w:val="柴_标题3"/>
-    <w:basedOn w:val="3"/>
-    <w:next w:val="ab"/>
-    <w:qFormat/>
-    <w:rsid w:val="005E7BB5"/>
+    <w:basedOn w:val="4"/>
+    <w:next w:val="28"/>
+    <w:qFormat/>
+    <w:uiPriority w:val="0"/>
     <w:pPr>
       <w:spacing w:line="360" w:lineRule="auto"/>
-      <w:ind w:left="0" w:firstLineChars="200" w:firstLine="472"/>
+      <w:ind w:left="0" w:firstLine="472" w:firstLineChars="200"/>
     </w:pPr>
     <w:rPr>
       <w:rFonts w:ascii="宋体" w:hAnsi="宋体" w:cs="宋体"/>
@@ -3273,12 +3236,12 @@
       <w:szCs w:val="24"/>
     </w:rPr>
   </w:style>
-  <w:style w:type="paragraph" w:customStyle="1" w:styleId="ac">
+  <w:style w:type="paragraph" w:customStyle="1" w:styleId="31">
     <w:name w:val="柴_目录"/>
-    <w:basedOn w:val="a"/>
-    <w:next w:val="a4"/>
-    <w:qFormat/>
-    <w:rsid w:val="005E7BB5"/>
+    <w:basedOn w:val="1"/>
+    <w:next w:val="12"/>
+    <w:qFormat/>
+    <w:uiPriority w:val="0"/>
     <w:pPr>
       <w:tabs>
         <w:tab w:val="right" w:leader="dot" w:pos="8442"/>
@@ -3289,74 +3252,86 @@
       <w:sz w:val="24"/>
     </w:rPr>
   </w:style>
-  <w:style w:type="paragraph" w:customStyle="1" w:styleId="ad">
+  <w:style w:type="paragraph" w:customStyle="1" w:styleId="32">
     <w:name w:val="柴_公司名"/>
-    <w:basedOn w:val="a8"/>
-    <w:qFormat/>
-    <w:rsid w:val="005E7BB5"/>
+    <w:basedOn w:val="20"/>
+    <w:qFormat/>
+    <w:uiPriority w:val="0"/>
     <w:pPr>
       <w:spacing w:afterLines="600"/>
     </w:pPr>
     <w:rPr>
-      <w:rFonts w:ascii="宋体" w:hAnsi="宋体" w:cs="宋体" w:hint="eastAsia"/>
+      <w:rFonts w:hint="eastAsia" w:ascii="宋体" w:hAnsi="宋体" w:cs="宋体"/>
       <w:bCs/>
       <w:spacing w:val="-6"/>
       <w:sz w:val="52"/>
       <w:szCs w:val="52"/>
     </w:rPr>
   </w:style>
-  <w:style w:type="paragraph" w:customStyle="1" w:styleId="ae">
+  <w:style w:type="paragraph" w:customStyle="1" w:styleId="33">
     <w:name w:val="柴_文档名"/>
-    <w:basedOn w:val="a8"/>
-    <w:qFormat/>
-    <w:rsid w:val="005E7BB5"/>
+    <w:basedOn w:val="20"/>
+    <w:qFormat/>
+    <w:uiPriority w:val="0"/>
     <w:pPr>
       <w:spacing w:afterLines="900"/>
     </w:pPr>
     <w:rPr>
-      <w:rFonts w:ascii="黑体" w:eastAsia="黑体" w:hAnsi="黑体" w:cs="黑体"/>
+      <w:rFonts w:ascii="黑体" w:hAnsi="黑体" w:eastAsia="黑体" w:cs="黑体"/>
       <w:bCs/>
       <w:spacing w:val="-7"/>
       <w:sz w:val="52"/>
       <w:szCs w:val="52"/>
     </w:rPr>
   </w:style>
-  <w:style w:type="paragraph" w:customStyle="1" w:styleId="WPSOffice1">
+  <w:style w:type="paragraph" w:customStyle="1" w:styleId="34">
     <w:name w:val="WPSOffice手动目录 1"/>
     <w:qFormat/>
-    <w:rsid w:val="005E7BB5"/>
-  </w:style>
-  <w:style w:type="paragraph" w:customStyle="1" w:styleId="WPSOffice2">
+    <w:uiPriority w:val="0"/>
+    <w:rPr>
+      <w:rFonts w:ascii="Times New Roman" w:hAnsi="Times New Roman" w:eastAsia="宋体" w:cs="Times New Roman"/>
+      <w:lang w:val="en-US" w:eastAsia="zh-CN" w:bidi="ar-SA"/>
+    </w:rPr>
+  </w:style>
+  <w:style w:type="paragraph" w:customStyle="1" w:styleId="35">
     <w:name w:val="WPSOffice手动目录 2"/>
     <w:qFormat/>
-    <w:rsid w:val="005E7BB5"/>
+    <w:uiPriority w:val="0"/>
     <w:pPr>
-      <w:ind w:leftChars="200" w:left="200"/>
+      <w:ind w:left="200" w:leftChars="200"/>
     </w:pPr>
-  </w:style>
-  <w:style w:type="paragraph" w:customStyle="1" w:styleId="WPSOffice3">
+    <w:rPr>
+      <w:rFonts w:ascii="Times New Roman" w:hAnsi="Times New Roman" w:eastAsia="宋体" w:cs="Times New Roman"/>
+      <w:lang w:val="en-US" w:eastAsia="zh-CN" w:bidi="ar-SA"/>
+    </w:rPr>
+  </w:style>
+  <w:style w:type="paragraph" w:customStyle="1" w:styleId="36">
     <w:name w:val="WPSOffice手动目录 3"/>
     <w:qFormat/>
-    <w:rsid w:val="005E7BB5"/>
+    <w:uiPriority w:val="0"/>
     <w:pPr>
-      <w:ind w:leftChars="400" w:left="400"/>
+      <w:ind w:left="400" w:leftChars="400"/>
     </w:pPr>
-  </w:style>
-  <w:style w:type="paragraph" w:customStyle="1" w:styleId="Compact">
+    <w:rPr>
+      <w:rFonts w:ascii="Times New Roman" w:hAnsi="Times New Roman" w:eastAsia="宋体" w:cs="Times New Roman"/>
+      <w:lang w:val="en-US" w:eastAsia="zh-CN" w:bidi="ar-SA"/>
+    </w:rPr>
+  </w:style>
+  <w:style w:type="paragraph" w:customStyle="1" w:styleId="37">
     <w:name w:val="Compact"/>
-    <w:basedOn w:val="a4"/>
-    <w:qFormat/>
-    <w:rsid w:val="005E7BB5"/>
+    <w:basedOn w:val="12"/>
+    <w:qFormat/>
+    <w:uiPriority w:val="0"/>
     <w:pPr>
       <w:spacing w:before="36" w:after="36"/>
     </w:pPr>
   </w:style>
-  <w:style w:type="table" w:customStyle="1" w:styleId="Table">
+  <w:style w:type="table" w:customStyle="1" w:styleId="38">
     <w:name w:val="Table"/>
     <w:semiHidden/>
     <w:unhideWhenUsed/>
     <w:qFormat/>
-    <w:rsid w:val="005E7BB5"/>
+    <w:uiPriority w:val="0"/>
     <w:tblPr>
       <w:tblCellMar>
         <w:top w:w="0" w:type="dxa"/>
@@ -3366,31 +3341,30 @@
       </w:tblCellMar>
     </w:tblPr>
     <w:tblStylePr w:type="firstRow">
-      <w:tblPr/>
       <w:tcPr>
         <w:tcBorders>
-          <w:bottom w:val="single" w:sz="0" w:space="0" w:color="auto"/>
+          <w:bottom w:val="single" w:color="auto" w:sz="0" w:space="0"/>
         </w:tcBorders>
         <w:vAlign w:val="bottom"/>
       </w:tcPr>
     </w:tblStylePr>
   </w:style>
-  <w:style w:type="character" w:customStyle="1" w:styleId="1Char">
+  <w:style w:type="character" w:customStyle="1" w:styleId="39">
     <w:name w:val="柴_标题1 Char"/>
-    <w:link w:val="11"/>
-    <w:qFormat/>
-    <w:rsid w:val="005E7BB5"/>
+    <w:link w:val="27"/>
+    <w:qFormat/>
+    <w:uiPriority w:val="0"/>
     <w:rPr>
-      <w:rFonts w:ascii="Arial" w:eastAsia="宋体" w:hAnsi="Arial"/>
+      <w:rFonts w:ascii="Arial" w:hAnsi="Arial" w:eastAsia="宋体"/>
       <w:sz w:val="32"/>
     </w:rPr>
   </w:style>
-  <w:style w:type="table" w:customStyle="1" w:styleId="TableNormal1">
+  <w:style w:type="table" w:customStyle="1" w:styleId="40">
     <w:name w:val="Table Normal_1"/>
     <w:semiHidden/>
     <w:unhideWhenUsed/>
     <w:qFormat/>
-    <w:rsid w:val="005E7BB5"/>
+    <w:uiPriority w:val="0"/>
     <w:tblPr>
       <w:tblCellMar>
         <w:top w:w="0" w:type="dxa"/>
@@ -3400,63 +3374,50 @@
       </w:tblCellMar>
     </w:tblPr>
   </w:style>
-  <w:style w:type="paragraph" w:customStyle="1" w:styleId="af">
+  <w:style w:type="paragraph" w:customStyle="1" w:styleId="41">
     <w:name w:val="柴_正文_无缩进"/>
-    <w:basedOn w:val="a"/>
-    <w:qFormat/>
-    <w:rsid w:val="005E7BB5"/>
+    <w:basedOn w:val="1"/>
+    <w:qFormat/>
+    <w:uiPriority w:val="0"/>
     <w:rPr>
       <w:sz w:val="24"/>
       <w:lang w:eastAsia="zh-CN"/>
     </w:rPr>
   </w:style>
-  <w:style w:type="paragraph" w:customStyle="1" w:styleId="40">
+  <w:style w:type="paragraph" w:customStyle="1" w:styleId="42">
     <w:name w:val="柴_标题4"/>
-    <w:basedOn w:val="4"/>
-    <w:next w:val="a"/>
-    <w:qFormat/>
-    <w:rsid w:val="005E7BB5"/>
+    <w:basedOn w:val="5"/>
+    <w:next w:val="1"/>
+    <w:qFormat/>
+    <w:uiPriority w:val="0"/>
     <w:pPr>
       <w:widowControl w:val="0"/>
       <w:spacing w:before="160" w:line="360" w:lineRule="auto"/>
-      <w:ind w:leftChars="300" w:left="981" w:hanging="862"/>
+      <w:ind w:left="981" w:leftChars="300" w:hanging="862"/>
     </w:pPr>
     <w:rPr>
-      <w:rFonts w:ascii="Calibri" w:eastAsia="宋体" w:hAnsi="Calibri" w:cs="宋体" w:hint="eastAsia"/>
+      <w:rFonts w:hint="eastAsia" w:ascii="Calibri" w:hAnsi="Calibri" w:eastAsia="宋体" w:cs="宋体"/>
       <w:sz w:val="24"/>
       <w:szCs w:val="24"/>
       <w:lang w:eastAsia="zh-CN" w:bidi="zh-CN"/>
     </w:rPr>
   </w:style>
-  <w:style w:type="character" w:customStyle="1" w:styleId="Char">
+  <w:style w:type="character" w:customStyle="1" w:styleId="43">
     <w:name w:val="柴_正文 Char"/>
-    <w:link w:val="ab"/>
-    <w:qFormat/>
-    <w:rsid w:val="005E7BB5"/>
+    <w:link w:val="28"/>
+    <w:qFormat/>
+    <w:uiPriority w:val="0"/>
     <w:rPr>
-      <w:rFonts w:ascii="Arial" w:eastAsia="宋体" w:hAnsi="Arial"/>
+      <w:rFonts w:ascii="Arial" w:hAnsi="Arial" w:eastAsia="宋体"/>
       <w:sz w:val="24"/>
       <w:lang w:eastAsia="zh-CN"/>
     </w:rPr>
   </w:style>
-  <w:style w:type="paragraph" w:styleId="af0">
-    <w:name w:val="Balloon Text"/>
-    <w:basedOn w:val="a"/>
-    <w:link w:val="Char0"/>
-    <w:rsid w:val="00B56D09"/>
-    <w:pPr>
-      <w:spacing w:line="240" w:lineRule="auto"/>
-    </w:pPr>
-    <w:rPr>
-      <w:sz w:val="18"/>
-      <w:szCs w:val="18"/>
-    </w:rPr>
-  </w:style>
-  <w:style w:type="character" w:customStyle="1" w:styleId="Char0">
+  <w:style w:type="character" w:customStyle="1" w:styleId="44">
     <w:name w:val="批注框文本 Char"/>
-    <w:basedOn w:val="a0"/>
-    <w:link w:val="af0"/>
-    <w:rsid w:val="00B56D09"/>
+    <w:basedOn w:val="23"/>
+    <w:link w:val="14"/>
+    <w:uiPriority w:val="0"/>
     <w:rPr>
       <w:rFonts w:ascii="Arial" w:hAnsi="Arial" w:cs="Arial"/>
       <w:snapToGrid w:val="0"/>
@@ -3750,7 +3711,6 @@
     </a:fmtScheme>
   </a:themeElements>
   <a:objectDefaults/>
-  <a:extraClrSchemeLst/>
 </a:theme>
 </file>
 

--- a/8.资源管理/2.运行记录类文件/080203-备品备件应用提升情况说明(截止2025年12月).docx
+++ b/8.资源管理/2.运行记录类文件/080203-备品备件应用提升情况说明(截止2025年12月).docx
@@ -10,7 +10,6 @@
           <w:rFonts w:hint="default"/>
         </w:rPr>
       </w:pPr>
-      <w:bookmarkStart w:id="0" w:name="_Toc14086"/>
     </w:p>
     <w:p>
       <w:pPr>
@@ -20,6 +19,7 @@
           <w:rFonts w:hint="default"/>
         </w:rPr>
       </w:pPr>
+      <w:bookmarkStart w:id="0" w:name="_Toc30170"/>
       <w:r>
         <w:t>备品备件应用提升情况总结说明</w:t>
       </w:r>
@@ -36,7 +36,7 @@
         <w:pStyle w:val="33"/>
         <w:spacing w:after="2160"/>
       </w:pPr>
-      <w:bookmarkStart w:id="1" w:name="_Toc16084"/>
+      <w:bookmarkStart w:id="1" w:name="_Toc20478"/>
       <w:r>
         <w:t>江苏云储智能科技有限公司</w:t>
       </w:r>
@@ -107,7 +107,7 @@
           <w:szCs w:val="28"/>
         </w:rPr>
       </w:pPr>
-      <w:bookmarkStart w:id="2" w:name="_Toc30135"/>
+      <w:bookmarkStart w:id="2" w:name="_Toc9593"/>
       <w:r>
         <w:rPr>
           <w:rFonts w:ascii="宋体" w:hAnsi="宋体" w:cs="宋体"/>
@@ -730,6 +730,8 @@
               <w:tab w:val="right" w:leader="dot" w:pos="9806"/>
             </w:tabs>
           </w:pPr>
+          <w:bookmarkStart w:id="12" w:name="_GoBack"/>
+          <w:bookmarkEnd w:id="12"/>
           <w:r>
             <w:fldChar w:fldCharType="begin"/>
           </w:r>
@@ -743,7 +745,7 @@
             <w:fldChar w:fldCharType="begin"/>
           </w:r>
           <w:r>
-            <w:instrText xml:space="preserve"> HYPERLINK \l "_Toc14086" </w:instrText>
+            <w:instrText xml:space="preserve"> HYPERLINK \l _Toc30170 </w:instrText>
           </w:r>
           <w:r>
             <w:fldChar w:fldCharType="separate"/>
@@ -758,7 +760,7 @@
             <w:fldChar w:fldCharType="begin"/>
           </w:r>
           <w:r>
-            <w:instrText xml:space="preserve"> PAGEREF _Toc14086 \h </w:instrText>
+            <w:instrText xml:space="preserve"> PAGEREF _Toc30170 \h </w:instrText>
           </w:r>
           <w:r>
             <w:fldChar w:fldCharType="separate"/>
@@ -784,7 +786,7 @@
             <w:fldChar w:fldCharType="begin"/>
           </w:r>
           <w:r>
-            <w:instrText xml:space="preserve"> HYPERLINK \l "_Toc16084" </w:instrText>
+            <w:instrText xml:space="preserve"> HYPERLINK \l _Toc20478 </w:instrText>
           </w:r>
           <w:r>
             <w:fldChar w:fldCharType="separate"/>
@@ -799,7 +801,7 @@
             <w:fldChar w:fldCharType="begin"/>
           </w:r>
           <w:r>
-            <w:instrText xml:space="preserve"> PAGEREF _Toc16084 \h </w:instrText>
+            <w:instrText xml:space="preserve"> PAGEREF _Toc20478 \h </w:instrText>
           </w:r>
           <w:r>
             <w:fldChar w:fldCharType="separate"/>
@@ -825,14 +827,14 @@
             <w:fldChar w:fldCharType="begin"/>
           </w:r>
           <w:r>
-            <w:instrText xml:space="preserve"> HYPERLINK \l "_Toc30135" </w:instrText>
+            <w:instrText xml:space="preserve"> HYPERLINK \l _Toc9593 </w:instrText>
           </w:r>
           <w:r>
             <w:fldChar w:fldCharType="separate"/>
           </w:r>
           <w:r>
             <w:rPr>
-              <w:rFonts w:ascii="宋体" w:hAnsi="宋体" w:eastAsia="宋体" w:cs="宋体"/>
+              <w:rFonts w:ascii="宋体" w:hAnsi="宋体" w:cs="宋体"/>
               <w:spacing w:val="-3"/>
               <w:szCs w:val="28"/>
             </w:rPr>
@@ -845,7 +847,7 @@
             <w:fldChar w:fldCharType="begin"/>
           </w:r>
           <w:r>
-            <w:instrText xml:space="preserve"> PAGEREF _Toc30135 \h </w:instrText>
+            <w:instrText xml:space="preserve"> PAGEREF _Toc9593 \h </w:instrText>
           </w:r>
           <w:r>
             <w:fldChar w:fldCharType="separate"/>
@@ -871,13 +873,19 @@
             <w:fldChar w:fldCharType="begin"/>
           </w:r>
           <w:r>
-            <w:instrText xml:space="preserve"> HYPERLINK \l "_Toc21721" </w:instrText>
+            <w:instrText xml:space="preserve"> HYPERLINK \l _Toc30532 </w:instrText>
           </w:r>
           <w:r>
             <w:fldChar w:fldCharType="separate"/>
           </w:r>
           <w:r>
-            <w:t>1. 备品备件应用不断提升</w:t>
+            <w:rPr>
+              <w:rFonts w:hint="default"/>
+            </w:rPr>
+            <w:t xml:space="preserve">1. </w:t>
+          </w:r>
+          <w:r>
+            <w:t>管理体系建设与优化历程</w:t>
           </w:r>
           <w:r>
             <w:tab/>
@@ -886,7 +894,7 @@
             <w:fldChar w:fldCharType="begin"/>
           </w:r>
           <w:r>
-            <w:instrText xml:space="preserve"> PAGEREF _Toc21721 \h </w:instrText>
+            <w:instrText xml:space="preserve"> PAGEREF _Toc30532 \h </w:instrText>
           </w:r>
           <w:r>
             <w:fldChar w:fldCharType="separate"/>
@@ -912,13 +920,19 @@
             <w:fldChar w:fldCharType="begin"/>
           </w:r>
           <w:r>
-            <w:instrText xml:space="preserve"> HYPERLINK \l "_Toc8192" </w:instrText>
+            <w:instrText xml:space="preserve"> HYPERLINK \l _Toc20831 </w:instrText>
           </w:r>
           <w:r>
             <w:fldChar w:fldCharType="separate"/>
           </w:r>
           <w:r>
-            <w:t>2. 库存备件数据准确率不断提升</w:t>
+            <w:rPr>
+              <w:rFonts w:hint="default"/>
+            </w:rPr>
+            <w:t xml:space="preserve">2. </w:t>
+          </w:r>
+          <w:r>
+            <w:t>关键管理措施与实施成效</w:t>
           </w:r>
           <w:r>
             <w:tab/>
@@ -927,7 +941,148 @@
             <w:fldChar w:fldCharType="begin"/>
           </w:r>
           <w:r>
-            <w:instrText xml:space="preserve"> PAGEREF _Toc8192 \h </w:instrText>
+            <w:instrText xml:space="preserve"> PAGEREF _Toc20831 \h </w:instrText>
+          </w:r>
+          <w:r>
+            <w:fldChar w:fldCharType="separate"/>
+          </w:r>
+          <w:r>
+            <w:t>4</w:t>
+          </w:r>
+          <w:r>
+            <w:fldChar w:fldCharType="end"/>
+          </w:r>
+          <w:r>
+            <w:fldChar w:fldCharType="end"/>
+          </w:r>
+        </w:p>
+        <w:p>
+          <w:pPr>
+            <w:pStyle w:val="18"/>
+            <w:tabs>
+              <w:tab w:val="right" w:leader="dot" w:pos="9806"/>
+            </w:tabs>
+          </w:pPr>
+          <w:r>
+            <w:fldChar w:fldCharType="begin"/>
+          </w:r>
+          <w:r>
+            <w:instrText xml:space="preserve"> HYPERLINK \l _Toc16904 </w:instrText>
+          </w:r>
+          <w:r>
+            <w:fldChar w:fldCharType="separate"/>
+          </w:r>
+          <w:r>
+            <w:rPr>
+              <w:rFonts w:hint="default"/>
+            </w:rPr>
+            <w:t xml:space="preserve">2.1. </w:t>
+          </w:r>
+          <w:r>
+            <w:t>库存管理的规范化与可视化</w:t>
+          </w:r>
+          <w:r>
+            <w:tab/>
+          </w:r>
+          <w:r>
+            <w:fldChar w:fldCharType="begin"/>
+          </w:r>
+          <w:r>
+            <w:instrText xml:space="preserve"> PAGEREF _Toc16904 \h </w:instrText>
+          </w:r>
+          <w:r>
+            <w:fldChar w:fldCharType="separate"/>
+          </w:r>
+          <w:r>
+            <w:t>4</w:t>
+          </w:r>
+          <w:r>
+            <w:fldChar w:fldCharType="end"/>
+          </w:r>
+          <w:r>
+            <w:fldChar w:fldCharType="end"/>
+          </w:r>
+        </w:p>
+        <w:p>
+          <w:pPr>
+            <w:pStyle w:val="18"/>
+            <w:tabs>
+              <w:tab w:val="right" w:leader="dot" w:pos="9806"/>
+            </w:tabs>
+          </w:pPr>
+          <w:r>
+            <w:fldChar w:fldCharType="begin"/>
+          </w:r>
+          <w:r>
+            <w:instrText xml:space="preserve"> HYPERLINK \l _Toc27344 </w:instrText>
+          </w:r>
+          <w:r>
+            <w:fldChar w:fldCharType="separate"/>
+          </w:r>
+          <w:r>
+            <w:rPr>
+              <w:rFonts w:hint="default"/>
+            </w:rPr>
+            <w:t xml:space="preserve">2.2. </w:t>
+          </w:r>
+          <w:r>
+            <w:t>供应商管理的战略化与协同化</w:t>
+          </w:r>
+          <w:r>
+            <w:tab/>
+          </w:r>
+          <w:r>
+            <w:fldChar w:fldCharType="begin"/>
+          </w:r>
+          <w:r>
+            <w:instrText xml:space="preserve"> PAGEREF _Toc27344 \h </w:instrText>
+          </w:r>
+          <w:r>
+            <w:fldChar w:fldCharType="separate"/>
+          </w:r>
+          <w:r>
+            <w:t>4</w:t>
+          </w:r>
+          <w:r>
+            <w:fldChar w:fldCharType="end"/>
+          </w:r>
+          <w:r>
+            <w:fldChar w:fldCharType="end"/>
+          </w:r>
+        </w:p>
+        <w:p>
+          <w:pPr>
+            <w:pStyle w:val="18"/>
+            <w:tabs>
+              <w:tab w:val="right" w:leader="dot" w:pos="9806"/>
+            </w:tabs>
+          </w:pPr>
+          <w:r>
+            <w:fldChar w:fldCharType="begin"/>
+          </w:r>
+          <w:r>
+            <w:instrText xml:space="preserve"> HYPERLINK \l _Toc22819 </w:instrText>
+          </w:r>
+          <w:r>
+            <w:fldChar w:fldCharType="separate"/>
+          </w:r>
+          <w:r>
+            <w:rPr>
+              <w:rFonts w:hint="default"/>
+            </w:rPr>
+            <w:t xml:space="preserve">2.3. </w:t>
+          </w:r>
+          <w:r>
+            <w:t>备件可用性保障的全流程控制</w:t>
+          </w:r>
+          <w:r>
+            <w:tab/>
+          </w:r>
+          <w:r>
+            <w:fldChar w:fldCharType="begin"/>
+          </w:r>
+          <w:r>
+            <w:instrText xml:space="preserve"> PAGEREF _Toc22819 \h </w:instrText>
           </w:r>
           <w:r>
             <w:fldChar w:fldCharType="separate"/>
@@ -953,13 +1108,19 @@
             <w:fldChar w:fldCharType="begin"/>
           </w:r>
           <w:r>
-            <w:instrText xml:space="preserve"> HYPERLINK \l "_Toc26903" </w:instrText>
+            <w:instrText xml:space="preserve"> HYPERLINK \l _Toc2392 </w:instrText>
           </w:r>
           <w:r>
             <w:fldChar w:fldCharType="separate"/>
           </w:r>
           <w:r>
-            <w:t>3. 备件可用率不断提升</w:t>
+            <w:rPr>
+              <w:rFonts w:hint="default"/>
+            </w:rPr>
+            <w:t xml:space="preserve">3. </w:t>
+          </w:r>
+          <w:r>
+            <w:t>核心绩效指标达成情况深度分析</w:t>
           </w:r>
           <w:r>
             <w:tab/>
@@ -968,13 +1129,154 @@
             <w:fldChar w:fldCharType="begin"/>
           </w:r>
           <w:r>
-            <w:instrText xml:space="preserve"> PAGEREF _Toc26903 \h </w:instrText>
+            <w:instrText xml:space="preserve"> PAGEREF _Toc2392 \h </w:instrText>
           </w:r>
           <w:r>
             <w:fldChar w:fldCharType="separate"/>
           </w:r>
           <w:r>
-            <w:t>4</w:t>
+            <w:t>5</w:t>
+          </w:r>
+          <w:r>
+            <w:fldChar w:fldCharType="end"/>
+          </w:r>
+          <w:r>
+            <w:fldChar w:fldCharType="end"/>
+          </w:r>
+        </w:p>
+        <w:p>
+          <w:pPr>
+            <w:pStyle w:val="17"/>
+            <w:tabs>
+              <w:tab w:val="right" w:leader="dot" w:pos="9806"/>
+            </w:tabs>
+          </w:pPr>
+          <w:r>
+            <w:fldChar w:fldCharType="begin"/>
+          </w:r>
+          <w:r>
+            <w:instrText xml:space="preserve"> HYPERLINK \l _Toc10145 </w:instrText>
+          </w:r>
+          <w:r>
+            <w:fldChar w:fldCharType="separate"/>
+          </w:r>
+          <w:r>
+            <w:rPr>
+              <w:rFonts w:hint="default"/>
+            </w:rPr>
+            <w:t xml:space="preserve">4. </w:t>
+          </w:r>
+          <w:r>
+            <w:t>对核心运维项目的支撑成效</w:t>
+          </w:r>
+          <w:r>
+            <w:tab/>
+          </w:r>
+          <w:r>
+            <w:fldChar w:fldCharType="begin"/>
+          </w:r>
+          <w:r>
+            <w:instrText xml:space="preserve"> PAGEREF _Toc10145 \h </w:instrText>
+          </w:r>
+          <w:r>
+            <w:fldChar w:fldCharType="separate"/>
+          </w:r>
+          <w:r>
+            <w:t>5</w:t>
+          </w:r>
+          <w:r>
+            <w:fldChar w:fldCharType="end"/>
+          </w:r>
+          <w:r>
+            <w:fldChar w:fldCharType="end"/>
+          </w:r>
+        </w:p>
+        <w:p>
+          <w:pPr>
+            <w:pStyle w:val="17"/>
+            <w:tabs>
+              <w:tab w:val="right" w:leader="dot" w:pos="9806"/>
+            </w:tabs>
+          </w:pPr>
+          <w:r>
+            <w:fldChar w:fldCharType="begin"/>
+          </w:r>
+          <w:r>
+            <w:instrText xml:space="preserve"> HYPERLINK \l _Toc7869 </w:instrText>
+          </w:r>
+          <w:r>
+            <w:fldChar w:fldCharType="separate"/>
+          </w:r>
+          <w:r>
+            <w:rPr>
+              <w:rFonts w:hint="default"/>
+            </w:rPr>
+            <w:t xml:space="preserve">5. </w:t>
+          </w:r>
+          <w:r>
+            <w:t>持续改进与未来规划</w:t>
+          </w:r>
+          <w:r>
+            <w:tab/>
+          </w:r>
+          <w:r>
+            <w:fldChar w:fldCharType="begin"/>
+          </w:r>
+          <w:r>
+            <w:instrText xml:space="preserve"> PAGEREF _Toc7869 \h </w:instrText>
+          </w:r>
+          <w:r>
+            <w:fldChar w:fldCharType="separate"/>
+          </w:r>
+          <w:r>
+            <w:t>6</w:t>
+          </w:r>
+          <w:r>
+            <w:fldChar w:fldCharType="end"/>
+          </w:r>
+          <w:r>
+            <w:fldChar w:fldCharType="end"/>
+          </w:r>
+        </w:p>
+        <w:p>
+          <w:pPr>
+            <w:pStyle w:val="17"/>
+            <w:tabs>
+              <w:tab w:val="right" w:leader="dot" w:pos="9806"/>
+            </w:tabs>
+          </w:pPr>
+          <w:r>
+            <w:fldChar w:fldCharType="begin"/>
+          </w:r>
+          <w:r>
+            <w:instrText xml:space="preserve"> HYPERLINK \l _Toc26479 </w:instrText>
+          </w:r>
+          <w:r>
+            <w:fldChar w:fldCharType="separate"/>
+          </w:r>
+          <w:r>
+            <w:rPr>
+              <w:rFonts w:hint="default"/>
+            </w:rPr>
+            <w:t xml:space="preserve">6. </w:t>
+          </w:r>
+          <w:r>
+            <w:t>结论</w:t>
+          </w:r>
+          <w:r>
+            <w:tab/>
+          </w:r>
+          <w:r>
+            <w:fldChar w:fldCharType="begin"/>
+          </w:r>
+          <w:r>
+            <w:instrText xml:space="preserve"> PAGEREF _Toc26479 \h </w:instrText>
+          </w:r>
+          <w:r>
+            <w:fldChar w:fldCharType="separate"/>
+          </w:r>
+          <w:r>
+            <w:t>6</w:t>
           </w:r>
           <w:r>
             <w:fldChar w:fldCharType="end"/>
@@ -1013,9 +1315,11 @@
       <w:pPr>
         <w:pStyle w:val="27"/>
       </w:pPr>
+      <w:bookmarkStart w:id="3" w:name="_Toc30532"/>
       <w:r>
         <w:t>管理体系建设与优化历程</w:t>
       </w:r>
+      <w:bookmarkEnd w:id="3"/>
     </w:p>
     <w:p>
       <w:pPr>
@@ -1044,15 +1348,7 @@
         <w:rPr>
           <w:rFonts w:ascii="Arial" w:hAnsi="Arial" w:eastAsia="宋体" w:cs="Arial"/>
         </w:rPr>
-        <w:t>本年度，管理体系的优化重点聚焦于流程精细化、数据可视化、响应敏捷化三个维度，旨在实现从“被动应对”到“主动预防”、从“经验驱动”到“数据驱动”的根本性转变，为各类运维项目，特别是如“淮安生态新城信息系统运维服务项目</w:t>
-      </w:r>
-      <w:bookmarkStart w:id="3" w:name="_GoBack"/>
-      <w:bookmarkEnd w:id="3"/>
-      <w:r>
-        <w:rPr>
-          <w:rFonts w:ascii="Arial" w:hAnsi="Arial" w:eastAsia="宋体" w:cs="Arial"/>
-        </w:rPr>
-        <w:t>”这类对服务连</w:t>
+        <w:t>本年度，管理体系的优化重点聚焦于流程精细化、数据可视化、响应敏捷化三个维度，旨在实现从“被动应对”到“主动预防”、从“经验驱动”到“数据驱动”的根本性转变，为各类运维项目，特别是如“淮安生态新城信息系统运维服务项目”这类对服务连</w:t>
       </w:r>
       <w:r>
         <w:t>续性要求极高的关键项目，提供坚实的物资保障。</w:t>
@@ -1062,17 +1358,21 @@
       <w:pPr>
         <w:pStyle w:val="27"/>
       </w:pPr>
+      <w:bookmarkStart w:id="4" w:name="_Toc20831"/>
       <w:r>
         <w:t>关键管理措施与实施成效</w:t>
       </w:r>
+      <w:bookmarkEnd w:id="4"/>
     </w:p>
     <w:p>
       <w:pPr>
         <w:pStyle w:val="29"/>
       </w:pPr>
+      <w:bookmarkStart w:id="5" w:name="_Toc16904"/>
       <w:r>
         <w:t>库存管理的规范化与可视化</w:t>
       </w:r>
+      <w:bookmarkEnd w:id="5"/>
     </w:p>
     <w:p>
       <w:pPr>
@@ -1105,9 +1405,11 @@
       <w:pPr>
         <w:pStyle w:val="29"/>
       </w:pPr>
+      <w:bookmarkStart w:id="6" w:name="_Toc27344"/>
       <w:r>
         <w:t>供应商管理的战略化与协同化</w:t>
       </w:r>
+      <w:bookmarkEnd w:id="6"/>
     </w:p>
     <w:p>
       <w:pPr>
@@ -1140,9 +1442,11 @@
       <w:pPr>
         <w:pStyle w:val="29"/>
       </w:pPr>
+      <w:bookmarkStart w:id="7" w:name="_Toc22819"/>
       <w:r>
         <w:t>备件可用性保障的全流程控制</w:t>
       </w:r>
+      <w:bookmarkEnd w:id="7"/>
     </w:p>
     <w:p>
       <w:pPr>
@@ -1175,22 +1479,24 @@
       <w:pPr>
         <w:pStyle w:val="27"/>
       </w:pPr>
+      <w:bookmarkStart w:id="8" w:name="_Toc2392"/>
       <w:r>
         <w:t>核心绩效指标达成情况深度分析</w:t>
       </w:r>
+      <w:bookmarkEnd w:id="8"/>
     </w:p>
     <w:tbl>
       <w:tblPr>
         <w:tblStyle w:val="21"/>
-        <w:tblW w:w="0" w:type="auto"/>
-        <w:tblInd w:w="0" w:type="dxa"/>
+        <w:tblW w:w="10022" w:type="dxa"/>
+        <w:jc w:val="center"/>
         <w:tblBorders>
-          <w:top w:val="single" w:color="auto" w:sz="4" w:space="0"/>
-          <w:left w:val="single" w:color="auto" w:sz="4" w:space="0"/>
-          <w:bottom w:val="single" w:color="auto" w:sz="4" w:space="0"/>
-          <w:right w:val="single" w:color="auto" w:sz="4" w:space="0"/>
-          <w:insideH w:val="single" w:color="auto" w:sz="4" w:space="0"/>
-          <w:insideV w:val="single" w:color="auto" w:sz="4" w:space="0"/>
+          <w:top w:val="none" w:color="auto" w:sz="4" w:space="0"/>
+          <w:left w:val="none" w:color="auto" w:sz="4" w:space="0"/>
+          <w:bottom w:val="none" w:color="auto" w:sz="4" w:space="0"/>
+          <w:right w:val="none" w:color="auto" w:sz="4" w:space="0"/>
+          <w:insideH w:val="none" w:color="auto" w:sz="4" w:space="0"/>
+          <w:insideV w:val="none" w:color="auto" w:sz="4" w:space="0"/>
         </w:tblBorders>
         <w:tblLayout w:type="autofit"/>
         <w:tblCellMar>
@@ -1201,23 +1507,24 @@
         </w:tblCellMar>
       </w:tblPr>
       <w:tblGrid>
-        <w:gridCol w:w="563"/>
-        <w:gridCol w:w="937"/>
-        <w:gridCol w:w="913"/>
-        <w:gridCol w:w="804"/>
-        <w:gridCol w:w="804"/>
-        <w:gridCol w:w="876"/>
-        <w:gridCol w:w="5101"/>
+        <w:gridCol w:w="535"/>
+        <w:gridCol w:w="1561"/>
+        <w:gridCol w:w="1067"/>
+        <w:gridCol w:w="803"/>
+        <w:gridCol w:w="803"/>
+        <w:gridCol w:w="823"/>
+        <w:gridCol w:w="785"/>
+        <w:gridCol w:w="3645"/>
       </w:tblGrid>
       <w:tr>
         <w:tblPrEx>
           <w:tblBorders>
-            <w:top w:val="single" w:color="auto" w:sz="4" w:space="0"/>
-            <w:left w:val="single" w:color="auto" w:sz="4" w:space="0"/>
-            <w:bottom w:val="single" w:color="auto" w:sz="4" w:space="0"/>
-            <w:right w:val="single" w:color="auto" w:sz="4" w:space="0"/>
-            <w:insideH w:val="single" w:color="auto" w:sz="4" w:space="0"/>
-            <w:insideV w:val="single" w:color="auto" w:sz="4" w:space="0"/>
+            <w:top w:val="none" w:color="auto" w:sz="4" w:space="0"/>
+            <w:left w:val="none" w:color="auto" w:sz="4" w:space="0"/>
+            <w:bottom w:val="none" w:color="auto" w:sz="4" w:space="0"/>
+            <w:right w:val="none" w:color="auto" w:sz="4" w:space="0"/>
+            <w:insideH w:val="none" w:color="auto" w:sz="4" w:space="0"/>
+            <w:insideV w:val="none" w:color="auto" w:sz="4" w:space="0"/>
           </w:tblBorders>
           <w:tblCellMar>
             <w:top w:w="15" w:type="dxa"/>
@@ -1227,15 +1534,24 @@
           </w:tblCellMar>
         </w:tblPrEx>
         <w:trPr>
+          <w:trHeight w:val="0" w:hRule="atLeast"/>
           <w:tblHeader/>
+          <w:jc w:val="center"/>
         </w:trPr>
         <w:tc>
           <w:tcPr>
             <w:tcW w:w="0" w:type="auto"/>
+            <w:tcBorders>
+              <w:top w:val="single" w:color="auto" w:sz="12" w:space="0"/>
+              <w:left w:val="single" w:color="auto" w:sz="12" w:space="0"/>
+              <w:bottom w:val="nil"/>
+              <w:right w:val="nil"/>
+            </w:tcBorders>
             <w:shd w:val="clear" w:color="auto" w:fill="auto"/>
+            <w:noWrap w:val="0"/>
             <w:tcMar>
               <w:top w:w="120" w:type="dxa"/>
-              <w:left w:w="0" w:type="dxa"/>
+              <w:left w:w="-1" w:type="dxa"/>
               <w:bottom w:w="120" w:type="dxa"/>
               <w:right w:w="192" w:type="dxa"/>
             </w:tcMar>
@@ -1243,10 +1559,13 @@
           </w:tcPr>
           <w:p>
             <w:pPr>
-              <w:spacing w:line="300" w:lineRule="atLeast"/>
-              <w:jc w:val="both"/>
-              <w:rPr>
-                <w:rFonts w:ascii="Segoe UI" w:hAnsi="Segoe UI" w:eastAsia="Segoe UI" w:cs="Segoe UI"/>
+              <w:snapToGrid w:val="0"/>
+              <w:spacing w:line="240" w:lineRule="auto"/>
+              <w:ind w:left="0" w:leftChars="0" w:right="0" w:rightChars="0" w:firstLine="0" w:firstLineChars="0"/>
+              <w:jc w:val="center"/>
+              <w:rPr>
+                <w:rFonts w:ascii="Segoe UI" w:hAnsi="Segoe UI" w:eastAsia="Segoe UI" w:cs="Segoe UI"/>
+                <w:b/>
                 <w:color w:val="0F1115"/>
                 <w:sz w:val="18"/>
                 <w:szCs w:val="18"/>
@@ -1255,6 +1574,7 @@
             <w:r>
               <w:rPr>
                 <w:rFonts w:ascii="Segoe UI" w:hAnsi="Segoe UI" w:eastAsia="Segoe UI" w:cs="Segoe UI"/>
+                <w:b/>
                 <w:sz w:val="18"/>
                 <w:szCs w:val="18"/>
                 <w:lang w:eastAsia="zh-CN"/>
@@ -1265,8 +1585,15 @@
         </w:tc>
         <w:tc>
           <w:tcPr>
-            <w:tcW w:w="0" w:type="auto"/>
+            <w:tcW w:w="1572" w:type="dxa"/>
+            <w:tcBorders>
+              <w:top w:val="single" w:color="auto" w:sz="12" w:space="0"/>
+              <w:left w:val="single" w:color="auto" w:sz="4" w:space="0"/>
+              <w:bottom w:val="nil"/>
+              <w:right w:val="nil"/>
+            </w:tcBorders>
             <w:shd w:val="clear" w:color="auto" w:fill="auto"/>
+            <w:noWrap w:val="0"/>
             <w:tcMar>
               <w:top w:w="120" w:type="dxa"/>
               <w:left w:w="192" w:type="dxa"/>
@@ -1277,10 +1604,13 @@
           </w:tcPr>
           <w:p>
             <w:pPr>
-              <w:spacing w:line="300" w:lineRule="atLeast"/>
-              <w:jc w:val="both"/>
-              <w:rPr>
-                <w:rFonts w:ascii="Segoe UI" w:hAnsi="Segoe UI" w:eastAsia="Segoe UI" w:cs="Segoe UI"/>
+              <w:snapToGrid w:val="0"/>
+              <w:spacing w:line="240" w:lineRule="auto"/>
+              <w:ind w:left="0" w:leftChars="0" w:right="0" w:rightChars="0" w:firstLine="0" w:firstLineChars="0"/>
+              <w:jc w:val="center"/>
+              <w:rPr>
+                <w:rFonts w:ascii="Segoe UI" w:hAnsi="Segoe UI" w:eastAsia="Segoe UI" w:cs="Segoe UI"/>
+                <w:b/>
                 <w:color w:val="0F1115"/>
                 <w:sz w:val="18"/>
                 <w:szCs w:val="18"/>
@@ -1289,6 +1619,7 @@
             <w:r>
               <w:rPr>
                 <w:rFonts w:ascii="Segoe UI" w:hAnsi="Segoe UI" w:eastAsia="Segoe UI" w:cs="Segoe UI"/>
+                <w:b/>
                 <w:sz w:val="18"/>
                 <w:szCs w:val="18"/>
                 <w:lang w:eastAsia="zh-CN"/>
@@ -1299,8 +1630,15 @@
         </w:tc>
         <w:tc>
           <w:tcPr>
-            <w:tcW w:w="0" w:type="auto"/>
+            <w:tcW w:w="1070" w:type="dxa"/>
+            <w:tcBorders>
+              <w:top w:val="single" w:color="auto" w:sz="12" w:space="0"/>
+              <w:left w:val="single" w:color="auto" w:sz="4" w:space="0"/>
+              <w:bottom w:val="nil"/>
+              <w:right w:val="nil"/>
+            </w:tcBorders>
             <w:shd w:val="clear" w:color="auto" w:fill="auto"/>
+            <w:noWrap w:val="0"/>
             <w:tcMar>
               <w:top w:w="120" w:type="dxa"/>
               <w:left w:w="192" w:type="dxa"/>
@@ -1311,10 +1649,13 @@
           </w:tcPr>
           <w:p>
             <w:pPr>
-              <w:spacing w:line="300" w:lineRule="atLeast"/>
-              <w:jc w:val="both"/>
-              <w:rPr>
-                <w:rFonts w:ascii="Segoe UI" w:hAnsi="Segoe UI" w:eastAsia="Segoe UI" w:cs="Segoe UI"/>
+              <w:snapToGrid w:val="0"/>
+              <w:spacing w:line="240" w:lineRule="auto"/>
+              <w:ind w:left="0" w:leftChars="0" w:right="0" w:rightChars="0" w:firstLine="0" w:firstLineChars="0"/>
+              <w:jc w:val="center"/>
+              <w:rPr>
+                <w:rFonts w:ascii="Segoe UI" w:hAnsi="Segoe UI" w:eastAsia="Segoe UI" w:cs="Segoe UI"/>
+                <w:b/>
                 <w:color w:val="0F1115"/>
                 <w:sz w:val="18"/>
                 <w:szCs w:val="18"/>
@@ -1323,6 +1664,7 @@
             <w:r>
               <w:rPr>
                 <w:rFonts w:ascii="Segoe UI" w:hAnsi="Segoe UI" w:eastAsia="Segoe UI" w:cs="Segoe UI"/>
+                <w:b/>
                 <w:sz w:val="18"/>
                 <w:szCs w:val="18"/>
                 <w:lang w:eastAsia="zh-CN"/>
@@ -1333,8 +1675,15 @@
         </w:tc>
         <w:tc>
           <w:tcPr>
-            <w:tcW w:w="0" w:type="auto"/>
+            <w:tcW w:w="804" w:type="dxa"/>
+            <w:tcBorders>
+              <w:top w:val="single" w:color="auto" w:sz="12" w:space="0"/>
+              <w:left w:val="single" w:color="auto" w:sz="4" w:space="0"/>
+              <w:bottom w:val="nil"/>
+              <w:right w:val="nil"/>
+            </w:tcBorders>
             <w:shd w:val="clear" w:color="auto" w:fill="auto"/>
+            <w:noWrap w:val="0"/>
             <w:tcMar>
               <w:top w:w="120" w:type="dxa"/>
               <w:left w:w="192" w:type="dxa"/>
@@ -1345,10 +1694,13 @@
           </w:tcPr>
           <w:p>
             <w:pPr>
-              <w:spacing w:line="300" w:lineRule="atLeast"/>
-              <w:jc w:val="both"/>
-              <w:rPr>
-                <w:rFonts w:ascii="Segoe UI" w:hAnsi="Segoe UI" w:eastAsia="Segoe UI" w:cs="Segoe UI"/>
+              <w:snapToGrid w:val="0"/>
+              <w:spacing w:line="240" w:lineRule="auto"/>
+              <w:ind w:left="0" w:leftChars="0" w:right="0" w:rightChars="0" w:firstLine="0" w:firstLineChars="0"/>
+              <w:jc w:val="center"/>
+              <w:rPr>
+                <w:rFonts w:ascii="Segoe UI" w:hAnsi="Segoe UI" w:eastAsia="Segoe UI" w:cs="Segoe UI"/>
+                <w:b/>
                 <w:color w:val="0F1115"/>
                 <w:sz w:val="18"/>
                 <w:szCs w:val="18"/>
@@ -1357,18 +1709,26 @@
             <w:r>
               <w:rPr>
                 <w:rFonts w:ascii="Segoe UI" w:hAnsi="Segoe UI" w:eastAsia="Segoe UI" w:cs="Segoe UI"/>
+                <w:b/>
                 <w:sz w:val="18"/>
                 <w:szCs w:val="18"/>
                 <w:lang w:eastAsia="zh-CN"/>
               </w:rPr>
-              <w:t>Q1 实际</w:t>
+              <w:t>Q1实际</w:t>
             </w:r>
           </w:p>
         </w:tc>
         <w:tc>
           <w:tcPr>
-            <w:tcW w:w="0" w:type="auto"/>
+            <w:tcW w:w="804" w:type="dxa"/>
+            <w:tcBorders>
+              <w:top w:val="single" w:color="auto" w:sz="12" w:space="0"/>
+              <w:left w:val="single" w:color="auto" w:sz="4" w:space="0"/>
+              <w:bottom w:val="nil"/>
+              <w:right w:val="nil"/>
+            </w:tcBorders>
             <w:shd w:val="clear" w:color="auto" w:fill="auto"/>
+            <w:noWrap w:val="0"/>
             <w:tcMar>
               <w:top w:w="120" w:type="dxa"/>
               <w:left w:w="192" w:type="dxa"/>
@@ -1379,10 +1739,13 @@
           </w:tcPr>
           <w:p>
             <w:pPr>
-              <w:spacing w:line="300" w:lineRule="atLeast"/>
-              <w:jc w:val="both"/>
-              <w:rPr>
-                <w:rFonts w:ascii="Segoe UI" w:hAnsi="Segoe UI" w:eastAsia="Segoe UI" w:cs="Segoe UI"/>
+              <w:snapToGrid w:val="0"/>
+              <w:spacing w:line="240" w:lineRule="auto"/>
+              <w:ind w:left="0" w:leftChars="0" w:right="0" w:rightChars="0" w:firstLine="0" w:firstLineChars="0"/>
+              <w:jc w:val="center"/>
+              <w:rPr>
+                <w:rFonts w:ascii="Segoe UI" w:hAnsi="Segoe UI" w:eastAsia="Segoe UI" w:cs="Segoe UI"/>
+                <w:b/>
                 <w:color w:val="0F1115"/>
                 <w:sz w:val="18"/>
                 <w:szCs w:val="18"/>
@@ -1391,18 +1754,26 @@
             <w:r>
               <w:rPr>
                 <w:rFonts w:ascii="Segoe UI" w:hAnsi="Segoe UI" w:eastAsia="Segoe UI" w:cs="Segoe UI"/>
+                <w:b/>
                 <w:sz w:val="18"/>
                 <w:szCs w:val="18"/>
                 <w:lang w:eastAsia="zh-CN"/>
               </w:rPr>
-              <w:t>Q2 实际</w:t>
+              <w:t>Q2实际</w:t>
             </w:r>
           </w:p>
         </w:tc>
         <w:tc>
           <w:tcPr>
-            <w:tcW w:w="0" w:type="auto"/>
+            <w:tcW w:w="777" w:type="dxa"/>
+            <w:tcBorders>
+              <w:top w:val="single" w:color="auto" w:sz="12" w:space="0"/>
+              <w:left w:val="single" w:color="auto" w:sz="4" w:space="0"/>
+              <w:bottom w:val="nil"/>
+              <w:right w:val="nil"/>
+            </w:tcBorders>
             <w:shd w:val="clear" w:color="auto" w:fill="auto"/>
+            <w:noWrap w:val="0"/>
             <w:tcMar>
               <w:top w:w="120" w:type="dxa"/>
               <w:left w:w="192" w:type="dxa"/>
@@ -1413,10 +1784,13 @@
           </w:tcPr>
           <w:p>
             <w:pPr>
-              <w:spacing w:line="300" w:lineRule="atLeast"/>
-              <w:jc w:val="both"/>
-              <w:rPr>
-                <w:rFonts w:ascii="Segoe UI" w:hAnsi="Segoe UI" w:eastAsia="Segoe UI" w:cs="Segoe UI"/>
+              <w:snapToGrid w:val="0"/>
+              <w:spacing w:line="240" w:lineRule="auto"/>
+              <w:ind w:left="0" w:leftChars="0" w:right="0" w:rightChars="0" w:firstLine="0" w:firstLineChars="0"/>
+              <w:jc w:val="center"/>
+              <w:rPr>
+                <w:rFonts w:ascii="Segoe UI" w:hAnsi="Segoe UI" w:eastAsia="Segoe UI" w:cs="Segoe UI"/>
+                <w:b/>
                 <w:color w:val="0F1115"/>
                 <w:sz w:val="18"/>
                 <w:szCs w:val="18"/>
@@ -1425,18 +1799,26 @@
             <w:r>
               <w:rPr>
                 <w:rFonts w:ascii="Segoe UI" w:hAnsi="Segoe UI" w:eastAsia="Segoe UI" w:cs="Segoe UI"/>
+                <w:b/>
                 <w:sz w:val="18"/>
                 <w:szCs w:val="18"/>
                 <w:lang w:eastAsia="zh-CN"/>
               </w:rPr>
-              <w:t>Q3 实际</w:t>
+              <w:t>Q3实际</w:t>
             </w:r>
           </w:p>
         </w:tc>
         <w:tc>
           <w:tcPr>
-            <w:tcW w:w="0" w:type="auto"/>
+            <w:tcW w:w="786" w:type="dxa"/>
+            <w:tcBorders>
+              <w:top w:val="single" w:color="auto" w:sz="12" w:space="0"/>
+              <w:left w:val="single" w:color="auto" w:sz="4" w:space="0"/>
+              <w:bottom w:val="nil"/>
+              <w:right w:val="nil"/>
+            </w:tcBorders>
             <w:shd w:val="clear" w:color="auto" w:fill="auto"/>
+            <w:noWrap w:val="0"/>
             <w:tcMar>
               <w:top w:w="120" w:type="dxa"/>
               <w:left w:w="192" w:type="dxa"/>
@@ -1447,10 +1829,78 @@
           </w:tcPr>
           <w:p>
             <w:pPr>
-              <w:spacing w:line="300" w:lineRule="atLeast"/>
-              <w:jc w:val="both"/>
-              <w:rPr>
-                <w:rFonts w:ascii="Segoe UI" w:hAnsi="Segoe UI" w:eastAsia="Segoe UI" w:cs="Segoe UI"/>
+              <w:snapToGrid w:val="0"/>
+              <w:spacing w:line="240" w:lineRule="auto"/>
+              <w:ind w:left="0" w:leftChars="0" w:right="0" w:rightChars="0" w:firstLine="0" w:firstLineChars="0"/>
+              <w:jc w:val="center"/>
+              <w:rPr>
+                <w:rFonts w:ascii="Segoe UI" w:hAnsi="Segoe UI" w:eastAsia="Segoe UI" w:cs="Segoe UI"/>
+                <w:b/>
+                <w:sz w:val="18"/>
+                <w:szCs w:val="18"/>
+                <w:lang w:eastAsia="zh-CN"/>
+              </w:rPr>
+            </w:pPr>
+            <w:r>
+              <w:rPr>
+                <w:rFonts w:ascii="Segoe UI" w:hAnsi="Segoe UI" w:eastAsia="Segoe UI" w:cs="Segoe UI"/>
+                <w:b/>
+                <w:sz w:val="18"/>
+                <w:szCs w:val="18"/>
+                <w:lang w:eastAsia="zh-CN"/>
+              </w:rPr>
+              <w:t>Q</w:t>
+            </w:r>
+            <w:r>
+              <w:rPr>
+                <w:rFonts w:hint="eastAsia" w:ascii="Segoe UI" w:hAnsi="Segoe UI" w:eastAsia="Segoe UI" w:cs="Segoe UI"/>
+                <w:b/>
+                <w:sz w:val="18"/>
+                <w:szCs w:val="18"/>
+                <w:lang w:val="en-US" w:eastAsia="zh-CN"/>
+              </w:rPr>
+              <w:t>4</w:t>
+            </w:r>
+            <w:r>
+              <w:rPr>
+                <w:rFonts w:ascii="Segoe UI" w:hAnsi="Segoe UI" w:eastAsia="Segoe UI" w:cs="Segoe UI"/>
+                <w:b/>
+                <w:sz w:val="18"/>
+                <w:szCs w:val="18"/>
+                <w:lang w:eastAsia="zh-CN"/>
+              </w:rPr>
+              <w:t>实际</w:t>
+            </w:r>
+          </w:p>
+        </w:tc>
+        <w:tc>
+          <w:tcPr>
+            <w:tcW w:w="3674" w:type="dxa"/>
+            <w:tcBorders>
+              <w:top w:val="single" w:color="auto" w:sz="12" w:space="0"/>
+              <w:left w:val="single" w:color="auto" w:sz="4" w:space="0"/>
+              <w:bottom w:val="nil"/>
+              <w:right w:val="single" w:color="auto" w:sz="12" w:space="0"/>
+            </w:tcBorders>
+            <w:shd w:val="clear" w:color="auto" w:fill="auto"/>
+            <w:noWrap w:val="0"/>
+            <w:tcMar>
+              <w:top w:w="120" w:type="dxa"/>
+              <w:left w:w="192" w:type="dxa"/>
+              <w:bottom w:w="120" w:type="dxa"/>
+              <w:right w:w="192" w:type="dxa"/>
+            </w:tcMar>
+            <w:vAlign w:val="center"/>
+          </w:tcPr>
+          <w:p>
+            <w:pPr>
+              <w:snapToGrid w:val="0"/>
+              <w:spacing w:line="240" w:lineRule="auto"/>
+              <w:ind w:left="0" w:leftChars="0" w:right="0" w:rightChars="0" w:firstLine="0" w:firstLineChars="0"/>
+              <w:jc w:val="center"/>
+              <w:rPr>
+                <w:rFonts w:ascii="Segoe UI" w:hAnsi="Segoe UI" w:eastAsia="Segoe UI" w:cs="Segoe UI"/>
+                <w:b/>
                 <w:color w:val="0F1115"/>
                 <w:sz w:val="18"/>
                 <w:szCs w:val="18"/>
@@ -1459,6 +1909,7 @@
             <w:r>
               <w:rPr>
                 <w:rFonts w:ascii="Segoe UI" w:hAnsi="Segoe UI" w:eastAsia="Segoe UI" w:cs="Segoe UI"/>
+                <w:b/>
                 <w:sz w:val="18"/>
                 <w:szCs w:val="18"/>
                 <w:lang w:eastAsia="zh-CN"/>
@@ -1471,12 +1922,12 @@
       <w:tr>
         <w:tblPrEx>
           <w:tblBorders>
-            <w:top w:val="single" w:color="auto" w:sz="4" w:space="0"/>
-            <w:left w:val="single" w:color="auto" w:sz="4" w:space="0"/>
-            <w:bottom w:val="single" w:color="auto" w:sz="4" w:space="0"/>
-            <w:right w:val="single" w:color="auto" w:sz="4" w:space="0"/>
-            <w:insideH w:val="single" w:color="auto" w:sz="4" w:space="0"/>
-            <w:insideV w:val="single" w:color="auto" w:sz="4" w:space="0"/>
+            <w:top w:val="none" w:color="auto" w:sz="4" w:space="0"/>
+            <w:left w:val="none" w:color="auto" w:sz="4" w:space="0"/>
+            <w:bottom w:val="none" w:color="auto" w:sz="4" w:space="0"/>
+            <w:right w:val="none" w:color="auto" w:sz="4" w:space="0"/>
+            <w:insideH w:val="none" w:color="auto" w:sz="4" w:space="0"/>
+            <w:insideV w:val="none" w:color="auto" w:sz="4" w:space="0"/>
           </w:tblBorders>
           <w:tblCellMar>
             <w:top w:w="15" w:type="dxa"/>
@@ -1485,13 +1936,24 @@
             <w:right w:w="15" w:type="dxa"/>
           </w:tblCellMar>
         </w:tblPrEx>
+        <w:trPr>
+          <w:trHeight w:val="0" w:hRule="atLeast"/>
+          <w:jc w:val="center"/>
+        </w:trPr>
         <w:tc>
           <w:tcPr>
             <w:tcW w:w="0" w:type="auto"/>
+            <w:tcBorders>
+              <w:top w:val="single" w:color="auto" w:sz="4" w:space="0"/>
+              <w:left w:val="single" w:color="auto" w:sz="12" w:space="0"/>
+              <w:bottom w:val="nil"/>
+              <w:right w:val="nil"/>
+            </w:tcBorders>
             <w:shd w:val="clear" w:color="auto" w:fill="auto"/>
+            <w:noWrap w:val="0"/>
             <w:tcMar>
               <w:top w:w="120" w:type="dxa"/>
-              <w:left w:w="0" w:type="dxa"/>
+              <w:left w:w="-1" w:type="dxa"/>
               <w:bottom w:w="120" w:type="dxa"/>
               <w:right w:w="192" w:type="dxa"/>
             </w:tcMar>
@@ -1499,8 +1961,10 @@
           </w:tcPr>
           <w:p>
             <w:pPr>
-              <w:spacing w:line="300" w:lineRule="atLeast"/>
-              <w:jc w:val="both"/>
+              <w:snapToGrid w:val="0"/>
+              <w:spacing w:line="240" w:lineRule="auto"/>
+              <w:ind w:left="0" w:leftChars="0" w:right="0" w:rightChars="0" w:firstLine="0" w:firstLineChars="0"/>
+              <w:jc w:val="center"/>
               <w:rPr>
                 <w:rFonts w:ascii="Segoe UI" w:hAnsi="Segoe UI" w:eastAsia="Segoe UI" w:cs="Segoe UI"/>
                 <w:color w:val="0F1115"/>
@@ -1522,8 +1986,15 @@
         </w:tc>
         <w:tc>
           <w:tcPr>
-            <w:tcW w:w="0" w:type="auto"/>
+            <w:tcW w:w="1572" w:type="dxa"/>
+            <w:tcBorders>
+              <w:top w:val="single" w:color="auto" w:sz="4" w:space="0"/>
+              <w:left w:val="single" w:color="auto" w:sz="4" w:space="0"/>
+              <w:bottom w:val="nil"/>
+              <w:right w:val="nil"/>
+            </w:tcBorders>
             <w:shd w:val="clear" w:color="auto" w:fill="auto"/>
+            <w:noWrap w:val="0"/>
             <w:tcMar>
               <w:top w:w="120" w:type="dxa"/>
               <w:left w:w="192" w:type="dxa"/>
@@ -1534,8 +2005,10 @@
           </w:tcPr>
           <w:p>
             <w:pPr>
-              <w:spacing w:line="300" w:lineRule="atLeast"/>
-              <w:jc w:val="both"/>
+              <w:snapToGrid w:val="0"/>
+              <w:spacing w:line="240" w:lineRule="auto"/>
+              <w:ind w:left="0" w:leftChars="0" w:right="0" w:rightChars="0" w:firstLine="0" w:firstLineChars="0"/>
+              <w:jc w:val="center"/>
               <w:rPr>
                 <w:rFonts w:ascii="Segoe UI" w:hAnsi="Segoe UI" w:eastAsia="Segoe UI" w:cs="Segoe UI"/>
                 <w:color w:val="0F1115"/>
@@ -1557,8 +2030,15 @@
         </w:tc>
         <w:tc>
           <w:tcPr>
-            <w:tcW w:w="0" w:type="auto"/>
+            <w:tcW w:w="1070" w:type="dxa"/>
+            <w:tcBorders>
+              <w:top w:val="single" w:color="auto" w:sz="4" w:space="0"/>
+              <w:left w:val="single" w:color="auto" w:sz="4" w:space="0"/>
+              <w:bottom w:val="nil"/>
+              <w:right w:val="nil"/>
+            </w:tcBorders>
             <w:shd w:val="clear" w:color="auto" w:fill="auto"/>
+            <w:noWrap w:val="0"/>
             <w:tcMar>
               <w:top w:w="120" w:type="dxa"/>
               <w:left w:w="192" w:type="dxa"/>
@@ -1569,8 +2049,10 @@
           </w:tcPr>
           <w:p>
             <w:pPr>
-              <w:spacing w:line="300" w:lineRule="atLeast"/>
-              <w:jc w:val="both"/>
+              <w:snapToGrid w:val="0"/>
+              <w:spacing w:line="240" w:lineRule="auto"/>
+              <w:ind w:left="0" w:leftChars="0" w:right="0" w:rightChars="0" w:firstLine="0" w:firstLineChars="0"/>
+              <w:jc w:val="left"/>
               <w:rPr>
                 <w:rFonts w:ascii="Segoe UI" w:hAnsi="Segoe UI" w:eastAsia="Segoe UI" w:cs="Segoe UI"/>
                 <w:color w:val="0F1115"/>
@@ -1609,8 +2091,15 @@
         </w:tc>
         <w:tc>
           <w:tcPr>
-            <w:tcW w:w="0" w:type="auto"/>
+            <w:tcW w:w="804" w:type="dxa"/>
+            <w:tcBorders>
+              <w:top w:val="single" w:color="auto" w:sz="4" w:space="0"/>
+              <w:left w:val="single" w:color="auto" w:sz="4" w:space="0"/>
+              <w:bottom w:val="nil"/>
+              <w:right w:val="nil"/>
+            </w:tcBorders>
             <w:shd w:val="clear" w:color="auto" w:fill="auto"/>
+            <w:noWrap w:val="0"/>
             <w:tcMar>
               <w:top w:w="120" w:type="dxa"/>
               <w:left w:w="192" w:type="dxa"/>
@@ -1621,8 +2110,10 @@
           </w:tcPr>
           <w:p>
             <w:pPr>
-              <w:spacing w:line="300" w:lineRule="atLeast"/>
-              <w:jc w:val="both"/>
+              <w:snapToGrid w:val="0"/>
+              <w:spacing w:line="240" w:lineRule="auto"/>
+              <w:ind w:left="0" w:leftChars="0" w:right="0" w:rightChars="0" w:firstLine="0" w:firstLineChars="0"/>
+              <w:jc w:val="right"/>
               <w:rPr>
                 <w:rFonts w:ascii="Segoe UI" w:hAnsi="Segoe UI" w:eastAsia="Segoe UI" w:cs="Segoe UI"/>
                 <w:color w:val="0F1115"/>
@@ -1643,8 +2134,15 @@
         </w:tc>
         <w:tc>
           <w:tcPr>
-            <w:tcW w:w="0" w:type="auto"/>
+            <w:tcW w:w="804" w:type="dxa"/>
+            <w:tcBorders>
+              <w:top w:val="single" w:color="auto" w:sz="4" w:space="0"/>
+              <w:left w:val="single" w:color="auto" w:sz="4" w:space="0"/>
+              <w:bottom w:val="nil"/>
+              <w:right w:val="nil"/>
+            </w:tcBorders>
             <w:shd w:val="clear" w:color="auto" w:fill="auto"/>
+            <w:noWrap w:val="0"/>
             <w:tcMar>
               <w:top w:w="120" w:type="dxa"/>
               <w:left w:w="192" w:type="dxa"/>
@@ -1655,8 +2153,10 @@
           </w:tcPr>
           <w:p>
             <w:pPr>
-              <w:spacing w:line="300" w:lineRule="atLeast"/>
-              <w:jc w:val="both"/>
+              <w:snapToGrid w:val="0"/>
+              <w:spacing w:line="240" w:lineRule="auto"/>
+              <w:ind w:left="0" w:leftChars="0" w:right="0" w:rightChars="0" w:firstLine="0" w:firstLineChars="0"/>
+              <w:jc w:val="right"/>
               <w:rPr>
                 <w:rFonts w:ascii="Segoe UI" w:hAnsi="Segoe UI" w:eastAsia="Segoe UI" w:cs="Segoe UI"/>
                 <w:color w:val="0F1115"/>
@@ -1677,8 +2177,15 @@
         </w:tc>
         <w:tc>
           <w:tcPr>
-            <w:tcW w:w="0" w:type="auto"/>
+            <w:tcW w:w="777" w:type="dxa"/>
+            <w:tcBorders>
+              <w:top w:val="single" w:color="auto" w:sz="4" w:space="0"/>
+              <w:left w:val="single" w:color="auto" w:sz="4" w:space="0"/>
+              <w:bottom w:val="nil"/>
+              <w:right w:val="nil"/>
+            </w:tcBorders>
             <w:shd w:val="clear" w:color="auto" w:fill="auto"/>
+            <w:noWrap w:val="0"/>
             <w:tcMar>
               <w:top w:w="120" w:type="dxa"/>
               <w:left w:w="192" w:type="dxa"/>
@@ -1689,8 +2196,10 @@
           </w:tcPr>
           <w:p>
             <w:pPr>
-              <w:spacing w:line="300" w:lineRule="atLeast"/>
-              <w:jc w:val="both"/>
+              <w:snapToGrid w:val="0"/>
+              <w:spacing w:line="240" w:lineRule="auto"/>
+              <w:ind w:left="0" w:leftChars="0" w:right="0" w:rightChars="0" w:firstLine="0" w:firstLineChars="0"/>
+              <w:jc w:val="right"/>
               <w:rPr>
                 <w:rFonts w:ascii="Segoe UI" w:hAnsi="Segoe UI" w:eastAsia="Segoe UI" w:cs="Segoe UI"/>
                 <w:color w:val="0F1115"/>
@@ -1711,29 +2220,83 @@
         </w:tc>
         <w:tc>
           <w:tcPr>
-            <w:tcW w:w="0" w:type="auto"/>
+            <w:tcW w:w="786" w:type="dxa"/>
+            <w:tcBorders>
+              <w:top w:val="single" w:color="auto" w:sz="4" w:space="0"/>
+              <w:left w:val="single" w:color="auto" w:sz="4" w:space="0"/>
+              <w:bottom w:val="nil"/>
+              <w:right w:val="nil"/>
+            </w:tcBorders>
             <w:shd w:val="clear" w:color="auto" w:fill="auto"/>
+            <w:noWrap w:val="0"/>
             <w:tcMar>
               <w:top w:w="120" w:type="dxa"/>
               <w:left w:w="192" w:type="dxa"/>
               <w:bottom w:w="120" w:type="dxa"/>
-              <w:right w:w="0" w:type="dxa"/>
+              <w:right w:w="-1" w:type="dxa"/>
             </w:tcMar>
             <w:vAlign w:val="center"/>
           </w:tcPr>
           <w:p>
             <w:pPr>
-              <w:spacing w:line="300" w:lineRule="atLeast"/>
-              <w:jc w:val="both"/>
-              <w:rPr>
-                <w:rFonts w:ascii="Segoe UI" w:hAnsi="Segoe UI" w:eastAsia="Segoe UI" w:cs="Segoe UI"/>
+              <w:snapToGrid w:val="0"/>
+              <w:spacing w:line="240" w:lineRule="auto"/>
+              <w:ind w:left="0" w:leftChars="0" w:right="0" w:rightChars="0" w:firstLine="0" w:firstLineChars="0"/>
+              <w:jc w:val="right"/>
+              <w:rPr>
+                <w:rFonts w:ascii="Segoe UI" w:hAnsi="Segoe UI" w:eastAsia="Segoe UI" w:cs="Segoe UI"/>
+                <w:snapToGrid w:val="0"/>
                 <w:color w:val="0F1115"/>
                 <w:sz w:val="18"/>
                 <w:szCs w:val="18"/>
+                <w:lang w:val="en-US" w:eastAsia="zh-CN" w:bidi="ar-SA"/>
               </w:rPr>
             </w:pPr>
             <w:r>
               <w:rPr>
+                <w:rFonts w:ascii="Segoe UI" w:hAnsi="Segoe UI" w:eastAsia="Segoe UI" w:cs="Segoe UI"/>
+                <w:sz w:val="18"/>
+                <w:szCs w:val="18"/>
+                <w:lang w:eastAsia="zh-CN"/>
+              </w:rPr>
+              <w:t>99%</w:t>
+            </w:r>
+          </w:p>
+        </w:tc>
+        <w:tc>
+          <w:tcPr>
+            <w:tcW w:w="3674" w:type="dxa"/>
+            <w:tcBorders>
+              <w:top w:val="single" w:color="auto" w:sz="4" w:space="0"/>
+              <w:left w:val="single" w:color="auto" w:sz="4" w:space="0"/>
+              <w:bottom w:val="nil"/>
+              <w:right w:val="single" w:color="auto" w:sz="12" w:space="0"/>
+            </w:tcBorders>
+            <w:shd w:val="clear" w:color="auto" w:fill="auto"/>
+            <w:noWrap w:val="0"/>
+            <w:tcMar>
+              <w:top w:w="120" w:type="dxa"/>
+              <w:left w:w="192" w:type="dxa"/>
+              <w:bottom w:w="120" w:type="dxa"/>
+              <w:right w:w="-1" w:type="dxa"/>
+            </w:tcMar>
+            <w:vAlign w:val="center"/>
+          </w:tcPr>
+          <w:p>
+            <w:pPr>
+              <w:snapToGrid w:val="0"/>
+              <w:spacing w:line="240" w:lineRule="auto"/>
+              <w:ind w:left="0" w:leftChars="0" w:right="0" w:rightChars="0" w:firstLine="0" w:firstLineChars="0"/>
+              <w:jc w:val="right"/>
+              <w:rPr>
+                <w:rFonts w:ascii="Segoe UI" w:hAnsi="Segoe UI" w:eastAsia="Segoe UI" w:cs="Segoe UI"/>
+                <w:color w:val="0F1115"/>
+                <w:sz w:val="18"/>
+                <w:szCs w:val="18"/>
+              </w:rPr>
+            </w:pPr>
+            <w:r>
+              <w:rPr>
                 <w:rStyle w:val="24"/>
                 <w:rFonts w:ascii="Segoe UI" w:hAnsi="Segoe UI" w:eastAsia="Segoe UI" w:cs="Segoe UI"/>
                 <w:bCs/>
@@ -1754,7 +2317,7 @@
             </w:r>
             <w:r>
               <w:rPr>
-                <w:rFonts w:hint="eastAsia" w:ascii="Segoe UI" w:hAnsi="Segoe UI" w:cs="Segoe UI" w:eastAsiaTheme="minorEastAsia"/>
+                <w:rFonts w:hint="eastAsia" w:ascii="Segoe UI" w:hAnsi="Segoe UI" w:eastAsia="Segoe UI" w:cs="Segoe UI"/>
                 <w:sz w:val="18"/>
                 <w:szCs w:val="18"/>
                 <w:lang w:eastAsia="zh-CN"/>
@@ -1776,12 +2339,12 @@
       <w:tr>
         <w:tblPrEx>
           <w:tblBorders>
-            <w:top w:val="single" w:color="auto" w:sz="4" w:space="0"/>
-            <w:left w:val="single" w:color="auto" w:sz="4" w:space="0"/>
-            <w:bottom w:val="single" w:color="auto" w:sz="4" w:space="0"/>
-            <w:right w:val="single" w:color="auto" w:sz="4" w:space="0"/>
-            <w:insideH w:val="single" w:color="auto" w:sz="4" w:space="0"/>
-            <w:insideV w:val="single" w:color="auto" w:sz="4" w:space="0"/>
+            <w:top w:val="none" w:color="auto" w:sz="4" w:space="0"/>
+            <w:left w:val="none" w:color="auto" w:sz="4" w:space="0"/>
+            <w:bottom w:val="none" w:color="auto" w:sz="4" w:space="0"/>
+            <w:right w:val="none" w:color="auto" w:sz="4" w:space="0"/>
+            <w:insideH w:val="none" w:color="auto" w:sz="4" w:space="0"/>
+            <w:insideV w:val="none" w:color="auto" w:sz="4" w:space="0"/>
           </w:tblBorders>
           <w:tblCellMar>
             <w:top w:w="15" w:type="dxa"/>
@@ -1790,13 +2353,24 @@
             <w:right w:w="15" w:type="dxa"/>
           </w:tblCellMar>
         </w:tblPrEx>
-        <w:tc>
-          <w:tcPr>
-            <w:tcW w:w="0" w:type="auto"/>
+        <w:trPr>
+          <w:trHeight w:val="0" w:hRule="atLeast"/>
+          <w:jc w:val="center"/>
+        </w:trPr>
+        <w:tc>
+          <w:tcPr>
+            <w:tcW w:w="537" w:type="dxa"/>
+            <w:tcBorders>
+              <w:top w:val="single" w:color="auto" w:sz="4" w:space="0"/>
+              <w:left w:val="single" w:color="auto" w:sz="12" w:space="0"/>
+              <w:bottom w:val="single" w:color="auto" w:sz="12" w:space="0"/>
+              <w:right w:val="nil"/>
+            </w:tcBorders>
             <w:shd w:val="clear" w:color="auto" w:fill="auto"/>
+            <w:noWrap w:val="0"/>
             <w:tcMar>
               <w:top w:w="120" w:type="dxa"/>
-              <w:left w:w="0" w:type="dxa"/>
+              <w:left w:w="-1" w:type="dxa"/>
               <w:bottom w:w="120" w:type="dxa"/>
               <w:right w:w="192" w:type="dxa"/>
             </w:tcMar>
@@ -1804,8 +2378,10 @@
           </w:tcPr>
           <w:p>
             <w:pPr>
-              <w:spacing w:line="300" w:lineRule="atLeast"/>
-              <w:jc w:val="both"/>
+              <w:snapToGrid w:val="0"/>
+              <w:spacing w:line="240" w:lineRule="auto"/>
+              <w:ind w:left="0" w:leftChars="0" w:right="0" w:rightChars="0" w:firstLine="0" w:firstLineChars="0"/>
+              <w:jc w:val="center"/>
               <w:rPr>
                 <w:rFonts w:ascii="Segoe UI" w:hAnsi="Segoe UI" w:eastAsia="Segoe UI" w:cs="Segoe UI"/>
                 <w:color w:val="0F1115"/>
@@ -1827,8 +2403,15 @@
         </w:tc>
         <w:tc>
           <w:tcPr>
-            <w:tcW w:w="0" w:type="auto"/>
+            <w:tcW w:w="1572" w:type="dxa"/>
+            <w:tcBorders>
+              <w:top w:val="single" w:color="auto" w:sz="4" w:space="0"/>
+              <w:left w:val="single" w:color="auto" w:sz="4" w:space="0"/>
+              <w:bottom w:val="single" w:color="auto" w:sz="12" w:space="0"/>
+              <w:right w:val="nil"/>
+            </w:tcBorders>
             <w:shd w:val="clear" w:color="auto" w:fill="auto"/>
+            <w:noWrap w:val="0"/>
             <w:tcMar>
               <w:top w:w="120" w:type="dxa"/>
               <w:left w:w="192" w:type="dxa"/>
@@ -1839,8 +2422,10 @@
           </w:tcPr>
           <w:p>
             <w:pPr>
-              <w:spacing w:line="300" w:lineRule="atLeast"/>
-              <w:jc w:val="both"/>
+              <w:snapToGrid w:val="0"/>
+              <w:spacing w:line="240" w:lineRule="auto"/>
+              <w:ind w:left="0" w:leftChars="0" w:right="0" w:rightChars="0" w:firstLine="0" w:firstLineChars="0"/>
+              <w:jc w:val="center"/>
               <w:rPr>
                 <w:rFonts w:ascii="Segoe UI" w:hAnsi="Segoe UI" w:eastAsia="Segoe UI" w:cs="Segoe UI"/>
                 <w:color w:val="0F1115"/>
@@ -1862,8 +2447,15 @@
         </w:tc>
         <w:tc>
           <w:tcPr>
-            <w:tcW w:w="0" w:type="auto"/>
+            <w:tcW w:w="1070" w:type="dxa"/>
+            <w:tcBorders>
+              <w:top w:val="single" w:color="auto" w:sz="4" w:space="0"/>
+              <w:left w:val="single" w:color="auto" w:sz="4" w:space="0"/>
+              <w:bottom w:val="single" w:color="auto" w:sz="12" w:space="0"/>
+              <w:right w:val="nil"/>
+            </w:tcBorders>
             <w:shd w:val="clear" w:color="auto" w:fill="auto"/>
+            <w:noWrap w:val="0"/>
             <w:tcMar>
               <w:top w:w="120" w:type="dxa"/>
               <w:left w:w="192" w:type="dxa"/>
@@ -1874,8 +2466,10 @@
           </w:tcPr>
           <w:p>
             <w:pPr>
-              <w:spacing w:line="300" w:lineRule="atLeast"/>
-              <w:jc w:val="both"/>
+              <w:snapToGrid w:val="0"/>
+              <w:spacing w:line="240" w:lineRule="auto"/>
+              <w:ind w:left="0" w:leftChars="0" w:right="0" w:rightChars="0" w:firstLine="0" w:firstLineChars="0"/>
+              <w:jc w:val="left"/>
               <w:rPr>
                 <w:rFonts w:ascii="Segoe UI" w:hAnsi="Segoe UI" w:eastAsia="Segoe UI" w:cs="Segoe UI"/>
                 <w:color w:val="0F1115"/>
@@ -1896,8 +2490,15 @@
         </w:tc>
         <w:tc>
           <w:tcPr>
-            <w:tcW w:w="0" w:type="auto"/>
+            <w:tcW w:w="804" w:type="dxa"/>
+            <w:tcBorders>
+              <w:top w:val="single" w:color="auto" w:sz="4" w:space="0"/>
+              <w:left w:val="single" w:color="auto" w:sz="4" w:space="0"/>
+              <w:bottom w:val="single" w:color="auto" w:sz="12" w:space="0"/>
+              <w:right w:val="nil"/>
+            </w:tcBorders>
             <w:shd w:val="clear" w:color="auto" w:fill="auto"/>
+            <w:noWrap w:val="0"/>
             <w:tcMar>
               <w:top w:w="120" w:type="dxa"/>
               <w:left w:w="192" w:type="dxa"/>
@@ -1908,8 +2509,10 @@
           </w:tcPr>
           <w:p>
             <w:pPr>
-              <w:spacing w:line="300" w:lineRule="atLeast"/>
-              <w:jc w:val="both"/>
+              <w:snapToGrid w:val="0"/>
+              <w:spacing w:line="240" w:lineRule="auto"/>
+              <w:ind w:left="0" w:leftChars="0" w:right="0" w:rightChars="0" w:firstLine="0" w:firstLineChars="0"/>
+              <w:jc w:val="right"/>
               <w:rPr>
                 <w:rFonts w:ascii="Segoe UI" w:hAnsi="Segoe UI" w:eastAsia="Segoe UI" w:cs="Segoe UI"/>
                 <w:color w:val="0F1115"/>
@@ -1930,8 +2533,15 @@
         </w:tc>
         <w:tc>
           <w:tcPr>
-            <w:tcW w:w="0" w:type="auto"/>
+            <w:tcW w:w="804" w:type="dxa"/>
+            <w:tcBorders>
+              <w:top w:val="single" w:color="auto" w:sz="4" w:space="0"/>
+              <w:left w:val="single" w:color="auto" w:sz="4" w:space="0"/>
+              <w:bottom w:val="single" w:color="auto" w:sz="12" w:space="0"/>
+              <w:right w:val="nil"/>
+            </w:tcBorders>
             <w:shd w:val="clear" w:color="auto" w:fill="auto"/>
+            <w:noWrap w:val="0"/>
             <w:tcMar>
               <w:top w:w="120" w:type="dxa"/>
               <w:left w:w="192" w:type="dxa"/>
@@ -1942,8 +2552,10 @@
           </w:tcPr>
           <w:p>
             <w:pPr>
-              <w:spacing w:line="300" w:lineRule="atLeast"/>
-              <w:jc w:val="both"/>
+              <w:snapToGrid w:val="0"/>
+              <w:spacing w:line="240" w:lineRule="auto"/>
+              <w:ind w:left="0" w:leftChars="0" w:right="0" w:rightChars="0" w:firstLine="0" w:firstLineChars="0"/>
+              <w:jc w:val="right"/>
               <w:rPr>
                 <w:rFonts w:ascii="Segoe UI" w:hAnsi="Segoe UI" w:eastAsia="Segoe UI" w:cs="Segoe UI"/>
                 <w:color w:val="0F1115"/>
@@ -1964,8 +2576,15 @@
         </w:tc>
         <w:tc>
           <w:tcPr>
-            <w:tcW w:w="0" w:type="auto"/>
+            <w:tcW w:w="777" w:type="dxa"/>
+            <w:tcBorders>
+              <w:top w:val="single" w:color="auto" w:sz="4" w:space="0"/>
+              <w:left w:val="single" w:color="auto" w:sz="4" w:space="0"/>
+              <w:bottom w:val="single" w:color="auto" w:sz="12" w:space="0"/>
+              <w:right w:val="nil"/>
+            </w:tcBorders>
             <w:shd w:val="clear" w:color="auto" w:fill="auto"/>
+            <w:noWrap w:val="0"/>
             <w:tcMar>
               <w:top w:w="120" w:type="dxa"/>
               <w:left w:w="192" w:type="dxa"/>
@@ -1976,8 +2595,10 @@
           </w:tcPr>
           <w:p>
             <w:pPr>
-              <w:spacing w:line="300" w:lineRule="atLeast"/>
-              <w:jc w:val="both"/>
+              <w:snapToGrid w:val="0"/>
+              <w:spacing w:line="240" w:lineRule="auto"/>
+              <w:ind w:left="0" w:leftChars="0" w:right="0" w:rightChars="0" w:firstLine="0" w:firstLineChars="0"/>
+              <w:jc w:val="right"/>
               <w:rPr>
                 <w:rFonts w:ascii="Segoe UI" w:hAnsi="Segoe UI" w:eastAsia="Segoe UI" w:cs="Segoe UI"/>
                 <w:color w:val="0F1115"/>
@@ -1998,29 +2619,83 @@
         </w:tc>
         <w:tc>
           <w:tcPr>
-            <w:tcW w:w="0" w:type="auto"/>
+            <w:tcW w:w="786" w:type="dxa"/>
+            <w:tcBorders>
+              <w:top w:val="single" w:color="auto" w:sz="4" w:space="0"/>
+              <w:left w:val="single" w:color="auto" w:sz="4" w:space="0"/>
+              <w:bottom w:val="single" w:color="auto" w:sz="12" w:space="0"/>
+              <w:right w:val="nil"/>
+            </w:tcBorders>
             <w:shd w:val="clear" w:color="auto" w:fill="auto"/>
+            <w:noWrap w:val="0"/>
             <w:tcMar>
               <w:top w:w="120" w:type="dxa"/>
               <w:left w:w="192" w:type="dxa"/>
               <w:bottom w:w="120" w:type="dxa"/>
-              <w:right w:w="0" w:type="dxa"/>
+              <w:right w:w="-1" w:type="dxa"/>
             </w:tcMar>
             <w:vAlign w:val="center"/>
           </w:tcPr>
           <w:p>
             <w:pPr>
-              <w:spacing w:line="300" w:lineRule="atLeast"/>
-              <w:jc w:val="both"/>
-              <w:rPr>
-                <w:rFonts w:ascii="Segoe UI" w:hAnsi="Segoe UI" w:eastAsia="Segoe UI" w:cs="Segoe UI"/>
+              <w:snapToGrid w:val="0"/>
+              <w:spacing w:line="240" w:lineRule="auto"/>
+              <w:ind w:left="0" w:leftChars="0" w:right="0" w:rightChars="0" w:firstLine="0" w:firstLineChars="0"/>
+              <w:jc w:val="right"/>
+              <w:rPr>
+                <w:rFonts w:ascii="Segoe UI" w:hAnsi="Segoe UI" w:eastAsia="Segoe UI" w:cs="Segoe UI"/>
+                <w:snapToGrid w:val="0"/>
                 <w:color w:val="0F1115"/>
                 <w:sz w:val="18"/>
                 <w:szCs w:val="18"/>
+                <w:lang w:val="en-US" w:eastAsia="zh-CN" w:bidi="ar-SA"/>
               </w:rPr>
             </w:pPr>
             <w:r>
               <w:rPr>
+                <w:rFonts w:ascii="Segoe UI" w:hAnsi="Segoe UI" w:eastAsia="Segoe UI" w:cs="Segoe UI"/>
+                <w:sz w:val="18"/>
+                <w:szCs w:val="18"/>
+                <w:lang w:eastAsia="zh-CN"/>
+              </w:rPr>
+              <w:t>100%</w:t>
+            </w:r>
+          </w:p>
+        </w:tc>
+        <w:tc>
+          <w:tcPr>
+            <w:tcW w:w="3674" w:type="dxa"/>
+            <w:tcBorders>
+              <w:top w:val="single" w:color="auto" w:sz="4" w:space="0"/>
+              <w:left w:val="single" w:color="auto" w:sz="4" w:space="0"/>
+              <w:bottom w:val="single" w:color="auto" w:sz="12" w:space="0"/>
+              <w:right w:val="single" w:color="auto" w:sz="12" w:space="0"/>
+            </w:tcBorders>
+            <w:shd w:val="clear" w:color="auto" w:fill="auto"/>
+            <w:noWrap w:val="0"/>
+            <w:tcMar>
+              <w:top w:w="120" w:type="dxa"/>
+              <w:left w:w="192" w:type="dxa"/>
+              <w:bottom w:w="120" w:type="dxa"/>
+              <w:right w:w="-1" w:type="dxa"/>
+            </w:tcMar>
+            <w:vAlign w:val="center"/>
+          </w:tcPr>
+          <w:p>
+            <w:pPr>
+              <w:snapToGrid w:val="0"/>
+              <w:spacing w:line="240" w:lineRule="auto"/>
+              <w:ind w:left="0" w:leftChars="0" w:right="0" w:rightChars="0" w:firstLine="0" w:firstLineChars="0"/>
+              <w:jc w:val="right"/>
+              <w:rPr>
+                <w:rFonts w:ascii="Segoe UI" w:hAnsi="Segoe UI" w:eastAsia="Segoe UI" w:cs="Segoe UI"/>
+                <w:color w:val="0F1115"/>
+                <w:sz w:val="18"/>
+                <w:szCs w:val="18"/>
+              </w:rPr>
+            </w:pPr>
+            <w:r>
+              <w:rPr>
                 <w:rStyle w:val="24"/>
                 <w:rFonts w:ascii="Segoe UI" w:hAnsi="Segoe UI" w:eastAsia="Segoe UI" w:cs="Segoe UI"/>
                 <w:bCs/>
@@ -2041,7 +2716,7 @@
             </w:r>
             <w:r>
               <w:rPr>
-                <w:rFonts w:hint="eastAsia" w:ascii="Segoe UI" w:hAnsi="Segoe UI" w:cs="Segoe UI" w:eastAsiaTheme="minorEastAsia"/>
+                <w:rFonts w:hint="eastAsia" w:ascii="Segoe UI" w:hAnsi="Segoe UI" w:eastAsia="Segoe UI" w:cs="Segoe UI"/>
                 <w:sz w:val="18"/>
                 <w:szCs w:val="18"/>
                 <w:lang w:eastAsia="zh-CN"/>
@@ -2092,9 +2767,11 @@
       <w:pPr>
         <w:pStyle w:val="27"/>
       </w:pPr>
+      <w:bookmarkStart w:id="9" w:name="_Toc10145"/>
       <w:r>
         <w:t>对核心运维项目的支撑成效</w:t>
       </w:r>
+      <w:bookmarkEnd w:id="9"/>
     </w:p>
     <w:p>
       <w:pPr>
@@ -2148,9 +2825,11 @@
       <w:pPr>
         <w:pStyle w:val="27"/>
       </w:pPr>
+      <w:bookmarkStart w:id="10" w:name="_Toc7869"/>
       <w:r>
         <w:t>持续改进与未来规划</w:t>
       </w:r>
+      <w:bookmarkEnd w:id="10"/>
     </w:p>
     <w:p>
       <w:pPr>
@@ -2176,7 +2855,14 @@
         <w:ind w:firstLine="480"/>
       </w:pPr>
       <w:r>
-        <w:t>** predictive Maintenance（预测性维护）集成：** 探索将设备监控数据与备件库存系统联动，基于设备健康状态预测备件需求，实现更精准的备件预测性采购。</w:t>
+        <w:rPr>
+          <w:rFonts w:hint="eastAsia"/>
+          <w:lang w:val="en-US" w:eastAsia="zh-CN"/>
+        </w:rPr>
+        <w:t>预测性维护</w:t>
+      </w:r>
+      <w:r>
+        <w:t>集成：探索将设备监控数据与备件库存系统联动，基于设备健康状态预测备件需求，实现更精准的备件预测性采购。</w:t>
       </w:r>
     </w:p>
     <w:p>
@@ -2192,9 +2878,11 @@
       <w:pPr>
         <w:pStyle w:val="27"/>
       </w:pPr>
+      <w:bookmarkStart w:id="11" w:name="_Toc26479"/>
       <w:r>
         <w:t>结论</w:t>
       </w:r>
+      <w:bookmarkEnd w:id="11"/>
     </w:p>
     <w:p>
       <w:pPr>
@@ -2562,7 +3250,7 @@
     <w:lsdException w:qFormat="1" w:unhideWhenUsed="0" w:uiPriority="0" w:semiHidden="0" w:name="Title"/>
     <w:lsdException w:unhideWhenUsed="0" w:uiPriority="0" w:semiHidden="0" w:name="Closing"/>
     <w:lsdException w:unhideWhenUsed="0" w:uiPriority="0" w:semiHidden="0" w:name="Signature"/>
-    <w:lsdException w:uiPriority="1" w:name="Default Paragraph Font"/>
+    <w:lsdException w:qFormat="1" w:uiPriority="1" w:name="Default Paragraph Font"/>
     <w:lsdException w:qFormat="1" w:unhideWhenUsed="0" w:uiPriority="0" w:name="Body Text"/>
     <w:lsdException w:unhideWhenUsed="0" w:uiPriority="0" w:semiHidden="0" w:name="Body Text Indent"/>
     <w:lsdException w:unhideWhenUsed="0" w:uiPriority="0" w:semiHidden="0" w:name="List Continue"/>
@@ -2978,6 +3666,7 @@
     <w:name w:val="Default Paragraph Font"/>
     <w:semiHidden/>
     <w:unhideWhenUsed/>
+    <w:qFormat/>
     <w:uiPriority w:val="1"/>
   </w:style>
   <w:style w:type="table" w:default="1" w:styleId="21">
